--- a/Project Overview.docx
+++ b/Project Overview.docx
@@ -21,8 +21,9 @@
     </w:p>
     <w:p>
       <w:pPr>
-        <w:rPr>
-          <w:rFonts w:ascii="Times New Roman" w:hAnsi="Times New Roman" w:cs="Times New Roman"/>
+        <w:spacing w:line="276" w:lineRule="auto"/>
+        <w:rPr>
+          <w:rFonts w:ascii="Times New Roman" w:hAnsi="Times New Roman" w:cs="Times New Roman" w:hint="eastAsia"/>
         </w:rPr>
       </w:pPr>
       <w:r>
@@ -71,17 +72,7 @@
           <w:b/>
           <w:bCs/>
         </w:rPr>
-        <w:t xml:space="preserve">Team </w:t>
-      </w:r>
-      <w:proofErr w:type="spellStart"/>
-      <w:proofErr w:type="gramStart"/>
-      <w:r>
-        <w:rPr>
-          <w:rFonts w:ascii="Times New Roman" w:hAnsi="Times New Roman" w:cs="Times New Roman"/>
-          <w:b/>
-          <w:bCs/>
-        </w:rPr>
-        <w:t>members</w:t>
+        <w:t>Team members</w:t>
       </w:r>
       <w:r>
         <w:rPr>
@@ -93,21 +84,100 @@
       </w:r>
       <w:r>
         <w:rPr>
-          <w:rFonts w:ascii="Times New Roman" w:hAnsi="Times New Roman" w:cs="Times New Roman"/>
-        </w:rPr>
-        <w:t>Li</w:t>
-      </w:r>
-      <w:proofErr w:type="spellEnd"/>
-      <w:proofErr w:type="gramEnd"/>
-      <w:r>
-        <w:rPr>
-          <w:rFonts w:ascii="Times New Roman" w:hAnsi="Times New Roman" w:cs="Times New Roman"/>
-        </w:rPr>
-        <w:t xml:space="preserve"> jiayang</w:t>
-      </w:r>
-    </w:p>
-    <w:p>
-      <w:pPr>
+          <w:rFonts w:ascii="Times New Roman" w:hAnsi="Times New Roman" w:cs="Times New Roman" w:hint="eastAsia"/>
+          <w:b/>
+          <w:bCs/>
+        </w:rPr>
+        <w:t xml:space="preserve"> </w:t>
+      </w:r>
+      <w:r>
+        <w:rPr>
+          <w:rFonts w:ascii="Times New Roman" w:hAnsi="Times New Roman" w:cs="Times New Roman"/>
+        </w:rPr>
+        <w:t>Li jiayang</w:t>
+      </w:r>
+      <w:r>
+        <w:rPr>
+          <w:rFonts w:ascii="Times New Roman" w:hAnsi="Times New Roman" w:cs="Times New Roman" w:hint="eastAsia"/>
+        </w:rPr>
+        <w:t xml:space="preserve"> </w:t>
+      </w:r>
+      <w:r>
+        <w:rPr>
+          <w:rFonts w:ascii="Times New Roman" w:hAnsi="Times New Roman" w:cs="Times New Roman" w:hint="eastAsia"/>
+        </w:rPr>
+        <w:t>，</w:t>
+      </w:r>
+      <w:r>
+        <w:rPr>
+          <w:rFonts w:ascii="Times New Roman" w:hAnsi="Times New Roman" w:cs="Times New Roman"/>
+        </w:rPr>
+        <w:t>Dario Muñoz</w:t>
+      </w:r>
+      <w:r>
+        <w:rPr>
+          <w:rFonts w:ascii="Times New Roman" w:hAnsi="Times New Roman" w:cs="Times New Roman" w:hint="eastAsia"/>
+        </w:rPr>
+        <w:t xml:space="preserve"> </w:t>
+      </w:r>
+      <w:r>
+        <w:rPr>
+          <w:rFonts w:ascii="Times New Roman" w:hAnsi="Times New Roman" w:cs="Times New Roman" w:hint="eastAsia"/>
+        </w:rPr>
+        <w:t>，</w:t>
+      </w:r>
+      <w:r>
+        <w:rPr>
+          <w:rFonts w:ascii="Times New Roman" w:hAnsi="Times New Roman" w:cs="Times New Roman"/>
+        </w:rPr>
+        <w:t>Johnkerby</w:t>
+      </w:r>
+      <w:r>
+        <w:rPr>
+          <w:rFonts w:ascii="Times New Roman" w:hAnsi="Times New Roman" w:cs="Times New Roman" w:hint="eastAsia"/>
+        </w:rPr>
+        <w:t xml:space="preserve"> </w:t>
+      </w:r>
+      <w:r>
+        <w:rPr>
+          <w:rFonts w:ascii="Times New Roman" w:hAnsi="Times New Roman" w:cs="Times New Roman" w:hint="eastAsia"/>
+        </w:rPr>
+        <w:t>，</w:t>
+      </w:r>
+      <w:r>
+        <w:rPr>
+          <w:rFonts w:ascii="Times New Roman" w:hAnsi="Times New Roman" w:cs="Times New Roman"/>
+        </w:rPr>
+        <w:t>Khang</w:t>
+      </w:r>
+      <w:r>
+        <w:rPr>
+          <w:rFonts w:ascii="Times New Roman" w:hAnsi="Times New Roman" w:cs="Times New Roman" w:hint="eastAsia"/>
+        </w:rPr>
+        <w:t xml:space="preserve"> </w:t>
+      </w:r>
+      <w:r>
+        <w:rPr>
+          <w:rFonts w:ascii="Times New Roman" w:hAnsi="Times New Roman" w:cs="Times New Roman" w:hint="eastAsia"/>
+        </w:rPr>
+        <w:t>，</w:t>
+      </w:r>
+      <w:r>
+        <w:rPr>
+          <w:rFonts w:ascii="Times New Roman" w:hAnsi="Times New Roman" w:cs="Times New Roman" w:hint="eastAsia"/>
+        </w:rPr>
+        <w:t xml:space="preserve"> </w:t>
+      </w:r>
+      <w:r>
+        <w:rPr>
+          <w:rFonts w:ascii="Times New Roman" w:hAnsi="Times New Roman" w:cs="Times New Roman"/>
+        </w:rPr>
+        <w:t>Peter</w:t>
+      </w:r>
+    </w:p>
+    <w:p>
+      <w:pPr>
+        <w:spacing w:line="276" w:lineRule="auto"/>
         <w:rPr>
           <w:rFonts w:ascii="Times New Roman" w:hAnsi="Times New Roman" w:cs="Times New Roman"/>
           <w:b/>
@@ -125,6 +195,7 @@
     </w:p>
     <w:p>
       <w:pPr>
+        <w:spacing w:line="276" w:lineRule="auto"/>
         <w:rPr>
           <w:rFonts w:ascii="Times New Roman" w:hAnsi="Times New Roman" w:cs="Times New Roman"/>
         </w:rPr>
@@ -138,6 +209,7 @@
     </w:p>
     <w:p>
       <w:pPr>
+        <w:spacing w:line="276" w:lineRule="auto"/>
         <w:rPr>
           <w:rFonts w:ascii="Times New Roman" w:hAnsi="Times New Roman" w:cs="Times New Roman"/>
           <w:b/>
@@ -160,6 +232,7 @@
           <w:ilvl w:val="0"/>
           <w:numId w:val="5"/>
         </w:numPr>
+        <w:spacing w:line="276" w:lineRule="auto"/>
         <w:rPr>
           <w:rFonts w:ascii="Times New Roman" w:hAnsi="Times New Roman" w:cs="Times New Roman"/>
         </w:rPr>
@@ -178,6 +251,7 @@
           <w:ilvl w:val="0"/>
           <w:numId w:val="5"/>
         </w:numPr>
+        <w:spacing w:line="276" w:lineRule="auto"/>
         <w:rPr>
           <w:rFonts w:ascii="Times New Roman" w:hAnsi="Times New Roman" w:cs="Times New Roman"/>
         </w:rPr>
@@ -196,6 +270,7 @@
           <w:ilvl w:val="0"/>
           <w:numId w:val="5"/>
         </w:numPr>
+        <w:spacing w:line="276" w:lineRule="auto"/>
         <w:rPr>
           <w:rFonts w:ascii="Times New Roman" w:hAnsi="Times New Roman" w:cs="Times New Roman"/>
         </w:rPr>
@@ -209,6 +284,7 @@
     </w:p>
     <w:p>
       <w:pPr>
+        <w:spacing w:line="276" w:lineRule="auto"/>
         <w:rPr>
           <w:rFonts w:ascii="Times New Roman" w:hAnsi="Times New Roman" w:cs="Times New Roman"/>
           <w:b/>
@@ -230,6 +306,7 @@
           <w:ilvl w:val="0"/>
           <w:numId w:val="2"/>
         </w:numPr>
+        <w:spacing w:line="276" w:lineRule="auto"/>
         <w:rPr>
           <w:rFonts w:ascii="Times New Roman" w:hAnsi="Times New Roman" w:cs="Times New Roman"/>
         </w:rPr>
@@ -247,6 +324,7 @@
           <w:ilvl w:val="0"/>
           <w:numId w:val="2"/>
         </w:numPr>
+        <w:spacing w:line="276" w:lineRule="auto"/>
         <w:rPr>
           <w:rFonts w:ascii="Times New Roman" w:hAnsi="Times New Roman" w:cs="Times New Roman"/>
         </w:rPr>
@@ -264,6 +342,7 @@
           <w:ilvl w:val="0"/>
           <w:numId w:val="2"/>
         </w:numPr>
+        <w:spacing w:line="276" w:lineRule="auto"/>
         <w:rPr>
           <w:rFonts w:ascii="Times New Roman" w:hAnsi="Times New Roman" w:cs="Times New Roman"/>
         </w:rPr>
@@ -277,176 +356,244 @@
     </w:p>
     <w:p>
       <w:pPr>
+        <w:pStyle w:val="ListParagraph"/>
         <w:numPr>
           <w:ilvl w:val="0"/>
           <w:numId w:val="2"/>
         </w:numPr>
-        <w:rPr>
-          <w:rFonts w:ascii="Times New Roman" w:hAnsi="Times New Roman" w:cs="Times New Roman"/>
-        </w:rPr>
-      </w:pPr>
-      <w:r>
-        <w:rPr>
-          <w:rFonts w:ascii="Times New Roman" w:hAnsi="Times New Roman" w:cs="Times New Roman"/>
-        </w:rPr>
-        <w:t>……</w:t>
-      </w:r>
-    </w:p>
-    <w:p>
-      <w:pPr>
-        <w:rPr>
-          <w:rFonts w:ascii="Times New Roman" w:hAnsi="Times New Roman" w:cs="Times New Roman"/>
-        </w:rPr>
-      </w:pPr>
-      <w:r>
-        <w:rPr>
-          <w:rFonts w:ascii="Times New Roman" w:hAnsi="Times New Roman" w:cs="Times New Roman"/>
-        </w:rPr>
-        <w:pict w14:anchorId="3E8D82BD">
-          <v:rect id="_x0000_i1025" style="width:0;height:1.5pt" o:hralign="center" o:hrstd="t" o:hr="t" fillcolor="#a0a0a0" stroked="f"/>
-        </w:pict>
-      </w:r>
-    </w:p>
-    <w:p>
-      <w:pPr>
-        <w:rPr>
-          <w:rFonts w:ascii="Times New Roman" w:hAnsi="Times New Roman" w:cs="Times New Roman"/>
-          <w:b/>
-          <w:bCs/>
-        </w:rPr>
-      </w:pPr>
-      <w:r>
-        <w:rPr>
-          <w:rFonts w:ascii="Times New Roman" w:hAnsi="Times New Roman" w:cs="Times New Roman"/>
-          <w:b/>
-          <w:bCs/>
-        </w:rPr>
-        <w:t>2. System Requirements</w:t>
-      </w:r>
-    </w:p>
-    <w:p>
-      <w:pPr>
-        <w:rPr>
-          <w:rFonts w:ascii="Times New Roman" w:hAnsi="Times New Roman" w:cs="Times New Roman"/>
-          <w:b/>
-          <w:bCs/>
-        </w:rPr>
-      </w:pPr>
-      <w:r>
-        <w:rPr>
-          <w:rFonts w:ascii="Times New Roman" w:hAnsi="Times New Roman" w:cs="Times New Roman"/>
-          <w:b/>
-          <w:bCs/>
-        </w:rPr>
-        <w:t>2.1 Functional Requirements</w:t>
-      </w:r>
-    </w:p>
-    <w:p>
-      <w:pPr>
+        <w:spacing w:after="0" w:line="360" w:lineRule="auto"/>
+        <w:rPr>
+          <w:rFonts w:ascii="Times New Roman" w:eastAsia="Times New Roman" w:hAnsi="Times New Roman" w:cs="Times New Roman" w:hint="eastAsia"/>
+          <w:kern w:val="0"/>
+          <w14:ligatures w14:val="none"/>
+        </w:rPr>
+      </w:pPr>
+      <w:r>
+        <w:rPr>
+          <w:rFonts w:ascii="Times New Roman" w:eastAsia="Times New Roman" w:hAnsi="Times New Roman" w:cs="Times New Roman"/>
+          <w:kern w:val="0"/>
+          <w14:ligatures w14:val="none"/>
+        </w:rPr>
+        <w:t xml:space="preserve">Exercise statistics and progress tracking </w:t>
+      </w:r>
+    </w:p>
+    <w:p>
+      <w:pPr>
+        <w:pStyle w:val="ListParagraph"/>
         <w:numPr>
           <w:ilvl w:val="0"/>
-          <w:numId w:val="3"/>
+          <w:numId w:val="2"/>
         </w:numPr>
-        <w:rPr>
-          <w:rFonts w:ascii="Times New Roman" w:hAnsi="Times New Roman" w:cs="Times New Roman"/>
-        </w:rPr>
-      </w:pPr>
-      <w:r>
-        <w:rPr>
-          <w:rFonts w:ascii="Times New Roman" w:hAnsi="Times New Roman" w:cs="Times New Roman"/>
-          <w:b/>
-          <w:bCs/>
-        </w:rPr>
-        <w:t>FR-01</w:t>
-      </w:r>
-      <w:r>
-        <w:rPr>
-          <w:rFonts w:ascii="Times New Roman" w:hAnsi="Times New Roman" w:cs="Times New Roman"/>
-        </w:rPr>
-        <w:t xml:space="preserve"> User can create an account and log in</w:t>
-      </w:r>
-    </w:p>
-    <w:p>
-      <w:pPr>
+        <w:spacing w:after="0" w:line="360" w:lineRule="auto"/>
+        <w:rPr>
+          <w:rFonts w:ascii="Times New Roman" w:eastAsia="Times New Roman" w:hAnsi="Times New Roman" w:cs="Times New Roman"/>
+          <w:kern w:val="0"/>
+          <w14:ligatures w14:val="none"/>
+        </w:rPr>
+      </w:pPr>
+      <w:r>
+        <w:rPr>
+          <w:rFonts w:ascii="Times New Roman" w:eastAsia="Times New Roman" w:hAnsi="Times New Roman" w:cs="Times New Roman"/>
+          <w:kern w:val="0"/>
+          <w14:ligatures w14:val="none"/>
+        </w:rPr>
+        <w:t xml:space="preserve">Personalization section </w:t>
+      </w:r>
+    </w:p>
+    <w:p>
+      <w:pPr>
+        <w:pStyle w:val="ListParagraph"/>
         <w:numPr>
           <w:ilvl w:val="0"/>
-          <w:numId w:val="3"/>
+          <w:numId w:val="2"/>
         </w:numPr>
-        <w:rPr>
-          <w:rFonts w:ascii="Times New Roman" w:hAnsi="Times New Roman" w:cs="Times New Roman"/>
-        </w:rPr>
-      </w:pPr>
-      <w:r>
-        <w:rPr>
-          <w:rFonts w:ascii="Times New Roman" w:hAnsi="Times New Roman" w:cs="Times New Roman"/>
-          <w:b/>
-          <w:bCs/>
-        </w:rPr>
-        <w:t>FR-02</w:t>
-      </w:r>
-      <w:r>
-        <w:rPr>
-          <w:rFonts w:ascii="Times New Roman" w:hAnsi="Times New Roman" w:cs="Times New Roman"/>
-        </w:rPr>
-        <w:t xml:space="preserve"> User can add a workout session</w:t>
-      </w:r>
-    </w:p>
-    <w:p>
-      <w:pPr>
+        <w:spacing w:after="0" w:line="360" w:lineRule="auto"/>
+        <w:rPr>
+          <w:rFonts w:ascii="Times New Roman" w:eastAsia="Times New Roman" w:hAnsi="Times New Roman" w:cs="Times New Roman"/>
+          <w:kern w:val="0"/>
+          <w14:ligatures w14:val="none"/>
+        </w:rPr>
+      </w:pPr>
+      <w:r>
+        <w:rPr>
+          <w:rFonts w:ascii="Times New Roman" w:eastAsia="Times New Roman" w:hAnsi="Times New Roman" w:cs="Times New Roman"/>
+          <w:kern w:val="0"/>
+          <w14:ligatures w14:val="none"/>
+        </w:rPr>
+        <w:t xml:space="preserve">Navigation/menu system </w:t>
+      </w:r>
+    </w:p>
+    <w:p>
+      <w:pPr>
+        <w:pStyle w:val="ListParagraph"/>
         <w:numPr>
           <w:ilvl w:val="0"/>
-          <w:numId w:val="3"/>
+          <w:numId w:val="2"/>
         </w:numPr>
-        <w:rPr>
-          <w:rFonts w:ascii="Times New Roman" w:hAnsi="Times New Roman" w:cs="Times New Roman"/>
-        </w:rPr>
-      </w:pPr>
-      <w:r>
-        <w:rPr>
-          <w:rFonts w:ascii="Times New Roman" w:hAnsi="Times New Roman" w:cs="Times New Roman"/>
-          <w:b/>
-          <w:bCs/>
-        </w:rPr>
-        <w:t>FR-03</w:t>
-      </w:r>
-      <w:r>
-        <w:rPr>
-          <w:rFonts w:ascii="Times New Roman" w:hAnsi="Times New Roman" w:cs="Times New Roman"/>
-        </w:rPr>
-        <w:t xml:space="preserve"> User can view workout history</w:t>
-      </w:r>
-    </w:p>
-    <w:p>
-      <w:pPr>
+        <w:spacing w:line="360" w:lineRule="auto"/>
+        <w:rPr>
+          <w:rFonts w:ascii="Times New Roman" w:hAnsi="Times New Roman" w:cs="Times New Roman"/>
+        </w:rPr>
+      </w:pPr>
+      <w:r>
+        <w:rPr>
+          <w:rFonts w:ascii="Times New Roman" w:eastAsia="Times New Roman" w:hAnsi="Times New Roman" w:cs="Times New Roman"/>
+          <w:kern w:val="0"/>
+          <w14:ligatures w14:val="none"/>
+        </w:rPr>
+        <w:t>Gamification (levels, rankings, leaderboard</w:t>
+      </w:r>
+    </w:p>
+    <w:p>
+      <w:pPr>
+        <w:rPr>
+          <w:rFonts w:ascii="Times New Roman" w:hAnsi="Times New Roman" w:cs="Times New Roman"/>
+          <w:b/>
+          <w:bCs/>
+        </w:rPr>
+      </w:pPr>
+      <w:r>
+        <w:rPr>
+          <w:rFonts w:ascii="Times New Roman" w:hAnsi="Times New Roman" w:cs="Times New Roman"/>
+          <w:b/>
+          <w:bCs/>
+        </w:rPr>
+        <w:t>2. System Requirements</w:t>
+      </w:r>
+    </w:p>
+    <w:p>
+      <w:pPr>
+        <w:rPr>
+          <w:rFonts w:ascii="Times New Roman" w:hAnsi="Times New Roman" w:cs="Times New Roman"/>
+          <w:b/>
+          <w:bCs/>
+        </w:rPr>
+      </w:pPr>
+      <w:r>
+        <w:rPr>
+          <w:rFonts w:ascii="Times New Roman" w:hAnsi="Times New Roman" w:cs="Times New Roman"/>
+          <w:b/>
+          <w:bCs/>
+        </w:rPr>
+        <w:t>2.1 Functional Requirements</w:t>
+      </w:r>
+    </w:p>
+    <w:p>
+      <w:pPr>
+        <w:pStyle w:val="ListParagraph"/>
         <w:numPr>
           <w:ilvl w:val="0"/>
-          <w:numId w:val="3"/>
+          <w:numId w:val="12"/>
         </w:numPr>
-        <w:rPr>
-          <w:rFonts w:ascii="Times New Roman" w:hAnsi="Times New Roman" w:cs="Times New Roman"/>
-        </w:rPr>
-      </w:pPr>
-      <w:r>
-        <w:rPr>
-          <w:rFonts w:ascii="Times New Roman" w:hAnsi="Times New Roman" w:cs="Times New Roman"/>
-          <w:b/>
-          <w:bCs/>
-        </w:rPr>
-        <w:t>FR-04</w:t>
-      </w:r>
-      <w:r>
-        <w:rPr>
-          <w:rFonts w:ascii="Times New Roman" w:hAnsi="Times New Roman" w:cs="Times New Roman"/>
-        </w:rPr>
-        <w:t xml:space="preserve"> User can schedule workouts in a calendar</w:t>
-      </w:r>
-    </w:p>
-    <w:p>
-      <w:pPr>
+        <w:spacing w:line="360" w:lineRule="auto"/>
+        <w:rPr>
+          <w:rFonts w:ascii="Times New Roman" w:hAnsi="Times New Roman" w:cs="Times New Roman"/>
+        </w:rPr>
+      </w:pPr>
+      <w:r>
+        <w:rPr>
+          <w:rFonts w:ascii="Times New Roman" w:hAnsi="Times New Roman" w:cs="Times New Roman"/>
+          <w:b/>
+          <w:bCs/>
+        </w:rPr>
+        <w:t>FR-01</w:t>
+      </w:r>
+      <w:r>
+        <w:rPr>
+          <w:rFonts w:ascii="Times New Roman" w:hAnsi="Times New Roman" w:cs="Times New Roman"/>
+        </w:rPr>
+        <w:t xml:space="preserve"> User can create an account and log in</w:t>
+      </w:r>
+    </w:p>
+    <w:p>
+      <w:pPr>
+        <w:pStyle w:val="ListParagraph"/>
         <w:numPr>
           <w:ilvl w:val="0"/>
-          <w:numId w:val="3"/>
+          <w:numId w:val="12"/>
         </w:numPr>
+        <w:spacing w:line="360" w:lineRule="auto"/>
+        <w:rPr>
+          <w:rFonts w:ascii="Times New Roman" w:hAnsi="Times New Roman" w:cs="Times New Roman"/>
+        </w:rPr>
+      </w:pPr>
+      <w:r>
+        <w:rPr>
+          <w:rFonts w:ascii="Times New Roman" w:hAnsi="Times New Roman" w:cs="Times New Roman"/>
+          <w:b/>
+          <w:bCs/>
+        </w:rPr>
+        <w:t>FR-02</w:t>
+      </w:r>
+      <w:r>
+        <w:rPr>
+          <w:rFonts w:ascii="Times New Roman" w:hAnsi="Times New Roman" w:cs="Times New Roman"/>
+        </w:rPr>
+        <w:t xml:space="preserve"> User can add a workout session</w:t>
+      </w:r>
+    </w:p>
+    <w:p>
+      <w:pPr>
+        <w:pStyle w:val="ListParagraph"/>
+        <w:numPr>
+          <w:ilvl w:val="0"/>
+          <w:numId w:val="12"/>
+        </w:numPr>
+        <w:spacing w:line="360" w:lineRule="auto"/>
+        <w:rPr>
+          <w:rFonts w:ascii="Times New Roman" w:hAnsi="Times New Roman" w:cs="Times New Roman"/>
+        </w:rPr>
+      </w:pPr>
+      <w:r>
+        <w:rPr>
+          <w:rFonts w:ascii="Times New Roman" w:hAnsi="Times New Roman" w:cs="Times New Roman"/>
+          <w:b/>
+          <w:bCs/>
+        </w:rPr>
+        <w:t>FR-03</w:t>
+      </w:r>
+      <w:r>
+        <w:rPr>
+          <w:rFonts w:ascii="Times New Roman" w:hAnsi="Times New Roman" w:cs="Times New Roman"/>
+        </w:rPr>
+        <w:t xml:space="preserve"> User can view workout history</w:t>
+      </w:r>
+    </w:p>
+    <w:p>
+      <w:pPr>
+        <w:pStyle w:val="ListParagraph"/>
+        <w:numPr>
+          <w:ilvl w:val="0"/>
+          <w:numId w:val="12"/>
+        </w:numPr>
+        <w:spacing w:line="360" w:lineRule="auto"/>
+        <w:rPr>
+          <w:rFonts w:ascii="Times New Roman" w:hAnsi="Times New Roman" w:cs="Times New Roman"/>
+        </w:rPr>
+      </w:pPr>
+      <w:r>
+        <w:rPr>
+          <w:rFonts w:ascii="Times New Roman" w:hAnsi="Times New Roman" w:cs="Times New Roman"/>
+          <w:b/>
+          <w:bCs/>
+        </w:rPr>
+        <w:t>FR-04</w:t>
+      </w:r>
+      <w:r>
+        <w:rPr>
+          <w:rFonts w:ascii="Times New Roman" w:hAnsi="Times New Roman" w:cs="Times New Roman"/>
+        </w:rPr>
+        <w:t xml:space="preserve"> User can schedule workouts in a calendar</w:t>
+      </w:r>
+    </w:p>
+    <w:p>
+      <w:pPr>
+        <w:pStyle w:val="ListParagraph"/>
+        <w:numPr>
+          <w:ilvl w:val="0"/>
+          <w:numId w:val="12"/>
+        </w:numPr>
+        <w:spacing w:line="360" w:lineRule="auto"/>
         <w:rPr>
           <w:rFonts w:ascii="Times New Roman" w:hAnsi="Times New Roman" w:cs="Times New Roman"/>
         </w:rPr>
@@ -468,18 +615,100 @@
     </w:p>
     <w:p>
       <w:pPr>
-        <w:rPr>
-          <w:rFonts w:ascii="Times New Roman" w:hAnsi="Times New Roman" w:cs="Times New Roman"/>
-          <w:b/>
-          <w:bCs/>
-        </w:rPr>
-      </w:pPr>
-      <w:r>
-        <w:rPr>
-          <w:rFonts w:ascii="Times New Roman" w:hAnsi="Times New Roman" w:cs="Times New Roman"/>
-          <w:b/>
-          <w:bCs/>
-        </w:rPr>
+        <w:pStyle w:val="ListParagraph"/>
+        <w:numPr>
+          <w:ilvl w:val="0"/>
+          <w:numId w:val="12"/>
+        </w:numPr>
+        <w:spacing w:line="360" w:lineRule="auto"/>
+        <w:rPr>
+          <w:rFonts w:ascii="Times New Roman" w:hAnsi="Times New Roman" w:cs="Times New Roman"/>
+        </w:rPr>
+      </w:pPr>
+      <w:r>
+        <w:rPr>
+          <w:rFonts w:ascii="Times New Roman" w:hAnsi="Times New Roman" w:cs="Times New Roman"/>
+          <w:b/>
+          <w:bCs/>
+        </w:rPr>
+        <w:t>FR-06</w:t>
+      </w:r>
+      <w:r>
+        <w:rPr>
+          <w:rFonts w:ascii="Times New Roman" w:hAnsi="Times New Roman" w:cs="Times New Roman"/>
+        </w:rPr>
+        <w:t xml:space="preserve"> User can customize personal settings (personalization section) </w:t>
+      </w:r>
+    </w:p>
+    <w:p>
+      <w:pPr>
+        <w:pStyle w:val="ListParagraph"/>
+        <w:numPr>
+          <w:ilvl w:val="0"/>
+          <w:numId w:val="12"/>
+        </w:numPr>
+        <w:spacing w:line="360" w:lineRule="auto"/>
+        <w:rPr>
+          <w:rFonts w:ascii="Times New Roman" w:hAnsi="Times New Roman" w:cs="Times New Roman"/>
+        </w:rPr>
+      </w:pPr>
+      <w:r>
+        <w:rPr>
+          <w:rFonts w:ascii="Times New Roman" w:hAnsi="Times New Roman" w:cs="Times New Roman"/>
+          <w:b/>
+          <w:bCs/>
+        </w:rPr>
+        <w:t>FR-07</w:t>
+      </w:r>
+      <w:r>
+        <w:rPr>
+          <w:rFonts w:ascii="Times New Roman" w:hAnsi="Times New Roman" w:cs="Times New Roman"/>
+        </w:rPr>
+        <w:t xml:space="preserve"> The system provides a dashboard showing user stats and levels </w:t>
+      </w:r>
+    </w:p>
+    <w:p>
+      <w:pPr>
+        <w:pStyle w:val="ListParagraph"/>
+        <w:numPr>
+          <w:ilvl w:val="0"/>
+          <w:numId w:val="12"/>
+        </w:numPr>
+        <w:spacing w:line="360" w:lineRule="auto"/>
+        <w:rPr>
+          <w:rFonts w:ascii="Times New Roman" w:hAnsi="Times New Roman" w:cs="Times New Roman"/>
+        </w:rPr>
+      </w:pPr>
+      <w:r>
+        <w:rPr>
+          <w:rFonts w:ascii="Times New Roman" w:hAnsi="Times New Roman" w:cs="Times New Roman"/>
+          <w:b/>
+          <w:bCs/>
+        </w:rPr>
+        <w:t>FR-08</w:t>
+      </w:r>
+      <w:r>
+        <w:rPr>
+          <w:rFonts w:ascii="Times New Roman" w:hAnsi="Times New Roman" w:cs="Times New Roman"/>
+        </w:rPr>
+        <w:t xml:space="preserve"> The system includes a navigation menu for accessing all features</w:t>
+      </w:r>
+    </w:p>
+    <w:p>
+      <w:pPr>
+        <w:rPr>
+          <w:rFonts w:ascii="Times New Roman" w:hAnsi="Times New Roman" w:cs="Times New Roman"/>
+          <w:b/>
+          <w:bCs/>
+        </w:rPr>
+      </w:pPr>
+      <w:r>
+        <w:rPr>
+          <w:rFonts w:ascii="Times New Roman" w:hAnsi="Times New Roman" w:cs="Times New Roman"/>
+          <w:b/>
+          <w:bCs/>
+        </w:rPr>
+        <w:lastRenderedPageBreak/>
         <w:t>2.2 Non-Functional Requirements</w:t>
       </w:r>
     </w:p>
@@ -530,23 +759,7 @@
         <w:rPr>
           <w:rFonts w:ascii="Times New Roman" w:hAnsi="Times New Roman" w:cs="Times New Roman"/>
         </w:rPr>
-        <w:t xml:space="preserve"> Data must persist across sessions (DB or </w:t>
-      </w:r>
-      <w:proofErr w:type="spellStart"/>
-      <w:proofErr w:type="gramStart"/>
-      <w:r>
-        <w:rPr>
-          <w:rFonts w:ascii="Times New Roman" w:hAnsi="Times New Roman" w:cs="Times New Roman"/>
-        </w:rPr>
-        <w:t>localStorage</w:t>
-      </w:r>
-      <w:proofErr w:type="spellEnd"/>
-      <w:proofErr w:type="gramEnd"/>
-      <w:r>
-        <w:rPr>
-          <w:rFonts w:ascii="Times New Roman" w:hAnsi="Times New Roman" w:cs="Times New Roman"/>
-        </w:rPr>
-        <w:t>)</w:t>
+        <w:t xml:space="preserve"> Data must persist across sessions (DB or localStorage)</w:t>
       </w:r>
     </w:p>
     <w:p>
@@ -576,26 +789,50 @@
     </w:p>
     <w:p>
       <w:pPr>
-        <w:rPr>
-          <w:rFonts w:ascii="Times New Roman" w:hAnsi="Times New Roman" w:cs="Times New Roman"/>
-        </w:rPr>
-      </w:pPr>
-    </w:p>
-    <w:p>
-      <w:pPr>
-        <w:rPr>
-          <w:rFonts w:ascii="Times New Roman" w:hAnsi="Times New Roman" w:cs="Times New Roman"/>
-          <w:b/>
-          <w:bCs/>
-        </w:rPr>
-      </w:pPr>
-      <w:r>
-        <w:rPr>
-          <w:rFonts w:ascii="Times New Roman" w:hAnsi="Times New Roman" w:cs="Times New Roman"/>
-          <w:b/>
-          <w:bCs/>
-        </w:rPr>
-        <w:lastRenderedPageBreak/>
+        <w:numPr>
+          <w:ilvl w:val="0"/>
+          <w:numId w:val="4"/>
+        </w:numPr>
+        <w:rPr>
+          <w:rFonts w:ascii="Times New Roman" w:hAnsi="Times New Roman" w:cs="Times New Roman"/>
+        </w:rPr>
+      </w:pPr>
+      <w:r>
+        <w:rPr>
+          <w:rFonts w:ascii="Times New Roman" w:hAnsi="Times New Roman" w:cs="Times New Roman"/>
+          <w:b/>
+          <w:bCs/>
+        </w:rPr>
+        <w:t>NFR-04</w:t>
+      </w:r>
+      <w:r>
+        <w:rPr>
+          <w:rFonts w:ascii="Times New Roman" w:hAnsi="Times New Roman" w:cs="Times New Roman"/>
+        </w:rPr>
+        <w:t xml:space="preserve"> The system should be easy to maintain and extend (modular design)</w:t>
+      </w:r>
+    </w:p>
+    <w:p>
+      <w:pPr>
+        <w:rPr>
+          <w:rFonts w:ascii="Times New Roman" w:hAnsi="Times New Roman" w:cs="Times New Roman"/>
+        </w:rPr>
+      </w:pPr>
+    </w:p>
+    <w:p>
+      <w:pPr>
+        <w:rPr>
+          <w:rFonts w:ascii="Times New Roman" w:hAnsi="Times New Roman" w:cs="Times New Roman"/>
+          <w:b/>
+          <w:bCs/>
+        </w:rPr>
+      </w:pPr>
+      <w:r>
+        <w:rPr>
+          <w:rFonts w:ascii="Times New Roman" w:hAnsi="Times New Roman" w:cs="Times New Roman"/>
+          <w:b/>
+          <w:bCs/>
+        </w:rPr>
         <w:t>3. System Architecture</w:t>
       </w:r>
     </w:p>
@@ -718,6 +955,241 @@
           <w:b/>
           <w:bCs/>
         </w:rPr>
+        <w:t xml:space="preserve">3.2 Architecture Overview  </w:t>
+      </w:r>
+    </w:p>
+    <w:p>
+      <w:pPr>
+        <w:rPr>
+          <w:rFonts w:ascii="Times New Roman" w:hAnsi="Times New Roman" w:cs="Times New Roman"/>
+        </w:rPr>
+      </w:pPr>
+      <w:r>
+        <w:rPr>
+          <w:rFonts w:ascii="Times New Roman" w:hAnsi="Times New Roman" w:cs="Times New Roman"/>
+        </w:rPr>
+        <w:t>The system is structured into three main components:</w:t>
+      </w:r>
+    </w:p>
+    <w:p>
+      <w:pPr>
+        <w:pStyle w:val="ListParagraph"/>
+        <w:numPr>
+          <w:ilvl w:val="0"/>
+          <w:numId w:val="13"/>
+        </w:numPr>
+        <w:rPr>
+          <w:rFonts w:ascii="Times New Roman" w:hAnsi="Times New Roman" w:cs="Times New Roman"/>
+        </w:rPr>
+      </w:pPr>
+      <w:r>
+        <w:rPr>
+          <w:rFonts w:ascii="Times New Roman" w:hAnsi="Times New Roman" w:cs="Times New Roman"/>
+        </w:rPr>
+        <w:t xml:space="preserve">Frontend: </w:t>
+      </w:r>
+    </w:p>
+    <w:p>
+      <w:pPr>
+        <w:rPr>
+          <w:rFonts w:ascii="Times New Roman" w:hAnsi="Times New Roman" w:cs="Times New Roman"/>
+        </w:rPr>
+      </w:pPr>
+      <w:r>
+        <w:rPr>
+          <w:rFonts w:ascii="Times New Roman" w:hAnsi="Times New Roman" w:cs="Times New Roman"/>
+        </w:rPr>
+        <w:t xml:space="preserve">  Provides user interaction, displays dashboard, calendar, and workout features.  </w:t>
+      </w:r>
+    </w:p>
+    <w:p>
+      <w:pPr>
+        <w:pStyle w:val="ListParagraph"/>
+        <w:numPr>
+          <w:ilvl w:val="0"/>
+          <w:numId w:val="13"/>
+        </w:numPr>
+        <w:rPr>
+          <w:rFonts w:ascii="Times New Roman" w:hAnsi="Times New Roman" w:cs="Times New Roman"/>
+        </w:rPr>
+      </w:pPr>
+      <w:r>
+        <w:rPr>
+          <w:rFonts w:ascii="Times New Roman" w:hAnsi="Times New Roman" w:cs="Times New Roman"/>
+        </w:rPr>
+        <w:t xml:space="preserve">Backend: </w:t>
+      </w:r>
+    </w:p>
+    <w:p>
+      <w:pPr>
+        <w:rPr>
+          <w:rFonts w:ascii="Times New Roman" w:hAnsi="Times New Roman" w:cs="Times New Roman"/>
+        </w:rPr>
+      </w:pPr>
+      <w:r>
+        <w:rPr>
+          <w:rFonts w:ascii="Times New Roman" w:hAnsi="Times New Roman" w:cs="Times New Roman"/>
+        </w:rPr>
+        <w:t xml:space="preserve">  Handles business logic, processes user requests, and manages data communication.  </w:t>
+      </w:r>
+    </w:p>
+    <w:p>
+      <w:pPr>
+        <w:pStyle w:val="ListParagraph"/>
+        <w:numPr>
+          <w:ilvl w:val="0"/>
+          <w:numId w:val="13"/>
+        </w:numPr>
+        <w:rPr>
+          <w:rFonts w:ascii="Times New Roman" w:hAnsi="Times New Roman" w:cs="Times New Roman"/>
+        </w:rPr>
+      </w:pPr>
+      <w:r>
+        <w:rPr>
+          <w:rFonts w:ascii="Times New Roman" w:hAnsi="Times New Roman" w:cs="Times New Roman"/>
+        </w:rPr>
+        <w:t xml:space="preserve">Database: </w:t>
+      </w:r>
+    </w:p>
+    <w:p>
+      <w:pPr>
+        <w:rPr>
+          <w:rFonts w:ascii="Times New Roman" w:hAnsi="Times New Roman" w:cs="Times New Roman"/>
+        </w:rPr>
+      </w:pPr>
+      <w:r>
+        <w:rPr>
+          <w:rFonts w:ascii="Times New Roman" w:hAnsi="Times New Roman" w:cs="Times New Roman"/>
+        </w:rPr>
+        <w:t xml:space="preserve">  Stores user data, workout logs, calendar events, and statistics.  </w:t>
+      </w:r>
+    </w:p>
+    <w:p>
+      <w:pPr>
+        <w:rPr>
+          <w:rFonts w:ascii="Times New Roman" w:hAnsi="Times New Roman" w:cs="Times New Roman"/>
+          <w:b/>
+          <w:bCs/>
+        </w:rPr>
+      </w:pPr>
+      <w:r>
+        <w:rPr>
+          <w:rFonts w:ascii="Times New Roman" w:hAnsi="Times New Roman" w:cs="Times New Roman"/>
+          <w:b/>
+          <w:bCs/>
+        </w:rPr>
+        <w:t xml:space="preserve">3.3 Data Flow  </w:t>
+      </w:r>
+    </w:p>
+    <w:p>
+      <w:pPr>
+        <w:pStyle w:val="ListParagraph"/>
+        <w:numPr>
+          <w:ilvl w:val="0"/>
+          <w:numId w:val="16"/>
+        </w:numPr>
+        <w:spacing w:line="360" w:lineRule="auto"/>
+        <w:rPr>
+          <w:rFonts w:ascii="Times New Roman" w:hAnsi="Times New Roman" w:cs="Times New Roman"/>
+        </w:rPr>
+      </w:pPr>
+      <w:r>
+        <w:rPr>
+          <w:rFonts w:ascii="Times New Roman" w:hAnsi="Times New Roman" w:cs="Times New Roman"/>
+        </w:rPr>
+        <w:t xml:space="preserve">The user interacts with the frontend (e.g., adds a workout).  </w:t>
+      </w:r>
+    </w:p>
+    <w:p>
+      <w:pPr>
+        <w:pStyle w:val="ListParagraph"/>
+        <w:numPr>
+          <w:ilvl w:val="0"/>
+          <w:numId w:val="16"/>
+        </w:numPr>
+        <w:spacing w:line="360" w:lineRule="auto"/>
+        <w:rPr>
+          <w:rFonts w:ascii="Times New Roman" w:hAnsi="Times New Roman" w:cs="Times New Roman"/>
+        </w:rPr>
+      </w:pPr>
+      <w:r>
+        <w:rPr>
+          <w:rFonts w:ascii="Times New Roman" w:hAnsi="Times New Roman" w:cs="Times New Roman"/>
+        </w:rPr>
+        <w:t xml:space="preserve">The frontend sends a request to the backend API.  </w:t>
+      </w:r>
+    </w:p>
+    <w:p>
+      <w:pPr>
+        <w:pStyle w:val="ListParagraph"/>
+        <w:numPr>
+          <w:ilvl w:val="0"/>
+          <w:numId w:val="16"/>
+        </w:numPr>
+        <w:spacing w:line="360" w:lineRule="auto"/>
+        <w:rPr>
+          <w:rFonts w:ascii="Times New Roman" w:hAnsi="Times New Roman" w:cs="Times New Roman"/>
+        </w:rPr>
+      </w:pPr>
+      <w:r>
+        <w:rPr>
+          <w:rFonts w:ascii="Times New Roman" w:hAnsi="Times New Roman" w:cs="Times New Roman"/>
+        </w:rPr>
+        <w:t xml:space="preserve">The backend processes the request and stores/retrieves data from the database.  </w:t>
+      </w:r>
+    </w:p>
+    <w:p>
+      <w:pPr>
+        <w:pStyle w:val="ListParagraph"/>
+        <w:numPr>
+          <w:ilvl w:val="0"/>
+          <w:numId w:val="16"/>
+        </w:numPr>
+        <w:spacing w:line="360" w:lineRule="auto"/>
+        <w:rPr>
+          <w:rFonts w:ascii="Times New Roman" w:hAnsi="Times New Roman" w:cs="Times New Roman"/>
+        </w:rPr>
+      </w:pPr>
+      <w:r>
+        <w:rPr>
+          <w:rFonts w:ascii="Times New Roman" w:hAnsi="Times New Roman" w:cs="Times New Roman"/>
+        </w:rPr>
+        <w:t xml:space="preserve">The backend returns the response to the frontend.  </w:t>
+      </w:r>
+    </w:p>
+    <w:p>
+      <w:pPr>
+        <w:pStyle w:val="ListParagraph"/>
+        <w:numPr>
+          <w:ilvl w:val="0"/>
+          <w:numId w:val="16"/>
+        </w:numPr>
+        <w:spacing w:line="360" w:lineRule="auto"/>
+        <w:rPr>
+          <w:rFonts w:ascii="Times New Roman" w:hAnsi="Times New Roman" w:cs="Times New Roman"/>
+        </w:rPr>
+      </w:pPr>
+      <w:r>
+        <w:rPr>
+          <w:rFonts w:ascii="Times New Roman" w:hAnsi="Times New Roman" w:cs="Times New Roman"/>
+        </w:rPr>
+        <w:t>The frontend updates the UI accordingly.</w:t>
+      </w:r>
+    </w:p>
+    <w:p>
+      <w:pPr>
+        <w:rPr>
+          <w:rFonts w:ascii="Times New Roman" w:hAnsi="Times New Roman" w:cs="Times New Roman"/>
+          <w:b/>
+          <w:bCs/>
+        </w:rPr>
+      </w:pPr>
+      <w:r>
+        <w:rPr>
+          <w:rFonts w:ascii="Times New Roman" w:hAnsi="Times New Roman" w:cs="Times New Roman"/>
+          <w:b/>
+          <w:bCs/>
+        </w:rPr>
         <w:t>4. UI Design</w:t>
       </w:r>
     </w:p>
@@ -734,6 +1206,7 @@
           <w:rFonts w:ascii="Times New Roman" w:hAnsi="Times New Roman" w:cs="Times New Roman"/>
           <w:noProof/>
         </w:rPr>
+        <w:lastRenderedPageBreak/>
         <w:drawing>
           <wp:inline distT="0" distB="0" distL="0" distR="0" wp14:anchorId="754F8770" wp14:editId="287819BA">
             <wp:extent cx="5943600" cy="3733165"/>
@@ -797,7 +1270,6 @@
           <w:rFonts w:ascii="Times New Roman" w:hAnsi="Times New Roman" w:cs="Times New Roman"/>
           <w:noProof/>
         </w:rPr>
-        <w:lastRenderedPageBreak/>
         <w:drawing>
           <wp:inline distT="0" distB="0" distL="0" distR="0" wp14:anchorId="289DC755" wp14:editId="045A7F73">
             <wp:extent cx="5943600" cy="3326765"/>
@@ -869,56 +1341,25 @@
           <w:b/>
           <w:bCs/>
         </w:rPr>
-        <w:t xml:space="preserve">5. </w:t>
-      </w:r>
-      <w:r>
-        <w:rPr>
-          <w:rFonts w:ascii="Times New Roman" w:hAnsi="Times New Roman" w:cs="Times New Roman"/>
-          <w:b/>
-          <w:bCs/>
-        </w:rPr>
-        <w:t>Team Roles &amp; Responsibilities</w:t>
-      </w:r>
-    </w:p>
-    <w:p>
-      <w:pPr>
-        <w:rPr>
-          <w:rFonts w:ascii="Times New Roman" w:hAnsi="Times New Roman" w:cs="Times New Roman"/>
-          <w:b/>
-          <w:bCs/>
-        </w:rPr>
-      </w:pPr>
-      <w:r>
-        <w:rPr>
-          <w:rFonts w:ascii="Times New Roman" w:hAnsi="Times New Roman" w:cs="Times New Roman"/>
-          <w:b/>
-          <w:bCs/>
-        </w:rPr>
-        <w:t xml:space="preserve">5.1 </w:t>
-      </w:r>
-      <w:r>
-        <w:rPr>
-          <w:rFonts w:ascii="Times New Roman" w:hAnsi="Times New Roman" w:cs="Times New Roman"/>
-          <w:b/>
-          <w:bCs/>
-        </w:rPr>
-        <w:t>Sprint Responsibilities (</w:t>
-      </w:r>
-      <w:r>
-        <w:rPr>
-          <w:rFonts w:ascii="Times New Roman" w:hAnsi="Times New Roman" w:cs="Times New Roman"/>
-          <w:b/>
-          <w:bCs/>
-        </w:rPr>
-        <w:t>for now</w:t>
-      </w:r>
-      <w:r>
-        <w:rPr>
-          <w:rFonts w:ascii="Times New Roman" w:hAnsi="Times New Roman" w:cs="Times New Roman"/>
-          <w:b/>
-          <w:bCs/>
-        </w:rPr>
-        <w:t>)</w:t>
+        <w:lastRenderedPageBreak/>
+        <w:t>5. Team Roles &amp; Responsibilities</w:t>
+      </w:r>
+    </w:p>
+    <w:p>
+      <w:pPr>
+        <w:rPr>
+          <w:rFonts w:ascii="Times New Roman" w:hAnsi="Times New Roman" w:cs="Times New Roman"/>
+          <w:b/>
+          <w:bCs/>
+        </w:rPr>
+      </w:pPr>
+      <w:r>
+        <w:rPr>
+          <w:rFonts w:ascii="Times New Roman" w:hAnsi="Times New Roman" w:cs="Times New Roman"/>
+          <w:b/>
+          <w:bCs/>
+        </w:rPr>
+        <w:t>5.1 Sprint Responsibilities (for now)</w:t>
       </w:r>
     </w:p>
     <w:p>
@@ -969,19 +1410,7 @@
         <w:rPr>
           <w:rFonts w:ascii="Times New Roman" w:hAnsi="Times New Roman" w:cs="Times New Roman"/>
         </w:rPr>
-        <w:t>Li</w:t>
-      </w:r>
-      <w:r>
-        <w:rPr>
-          <w:rFonts w:ascii="Times New Roman" w:hAnsi="Times New Roman" w:cs="Times New Roman"/>
-        </w:rPr>
-        <w:t xml:space="preserve"> </w:t>
-      </w:r>
-      <w:r>
-        <w:rPr>
-          <w:rFonts w:ascii="Times New Roman" w:hAnsi="Times New Roman" w:cs="Times New Roman"/>
-        </w:rPr>
-        <w:t>Jiayang is responsible for finalizing the design prototype for the project</w:t>
+        <w:t>Li Jiayang is responsible for finalizing the design prototype for the project</w:t>
       </w:r>
     </w:p>
     <w:p>
@@ -1001,15 +1430,565 @@
         <w:t>Khang Tran is responsible for creating the Calendar page</w:t>
       </w:r>
     </w:p>
-    <w:p/>
-    <w:p/>
-    <w:p/>
-    <w:p/>
-    <w:p/>
-    <w:p/>
-    <w:p/>
-    <w:p/>
-    <w:p/>
+    <w:p>
+      <w:pPr>
+        <w:rPr>
+          <w:rFonts w:ascii="Times New Roman" w:hAnsi="Times New Roman" w:cs="Times New Roman"/>
+        </w:rPr>
+      </w:pPr>
+    </w:p>
+    <w:p>
+      <w:pPr>
+        <w:rPr>
+          <w:rFonts w:ascii="Times New Roman" w:hAnsi="Times New Roman" w:cs="Times New Roman"/>
+          <w:b/>
+          <w:bCs/>
+        </w:rPr>
+      </w:pPr>
+      <w:r>
+        <w:rPr>
+          <w:rFonts w:ascii="Times New Roman" w:hAnsi="Times New Roman" w:cs="Times New Roman"/>
+          <w:b/>
+          <w:bCs/>
+        </w:rPr>
+        <w:t>6. Project Development Plan and Progress</w:t>
+      </w:r>
+    </w:p>
+    <w:p>
+      <w:pPr>
+        <w:rPr>
+          <w:rFonts w:ascii="Times New Roman" w:hAnsi="Times New Roman" w:cs="Times New Roman"/>
+        </w:rPr>
+      </w:pPr>
+      <w:r>
+        <w:rPr>
+          <w:rFonts w:ascii="Times New Roman" w:hAnsi="Times New Roman" w:cs="Times New Roman"/>
+        </w:rPr>
+        <w:t>The development of the Level-Up Fitness Tracker follows an iterative Agile/Scrum approach. The team plans features based on sprint discussions and gradually implements them over time.</w:t>
+      </w:r>
+    </w:p>
+    <w:p>
+      <w:pPr>
+        <w:rPr>
+          <w:rFonts w:ascii="Times New Roman" w:hAnsi="Times New Roman" w:cs="Times New Roman"/>
+          <w:b/>
+          <w:bCs/>
+        </w:rPr>
+      </w:pPr>
+      <w:r>
+        <w:rPr>
+          <w:rFonts w:ascii="Times New Roman" w:hAnsi="Times New Roman" w:cs="Times New Roman"/>
+          <w:b/>
+          <w:bCs/>
+        </w:rPr>
+        <w:t>6.1 Initial Planning (Early Sprint)</w:t>
+      </w:r>
+    </w:p>
+    <w:p>
+      <w:pPr>
+        <w:rPr>
+          <w:rFonts w:ascii="Times New Roman" w:hAnsi="Times New Roman" w:cs="Times New Roman"/>
+        </w:rPr>
+      </w:pPr>
+      <w:r>
+        <w:rPr>
+          <w:rFonts w:ascii="Times New Roman" w:hAnsi="Times New Roman" w:cs="Times New Roman"/>
+        </w:rPr>
+        <w:t>In the initial sprint, the team focused on basic setup and UI design. The following tasks were planned:</w:t>
+      </w:r>
+    </w:p>
+    <w:p>
+      <w:pPr>
+        <w:numPr>
+          <w:ilvl w:val="0"/>
+          <w:numId w:val="8"/>
+        </w:numPr>
+        <w:rPr>
+          <w:rFonts w:ascii="Times New Roman" w:hAnsi="Times New Roman" w:cs="Times New Roman"/>
+        </w:rPr>
+      </w:pPr>
+      <w:r>
+        <w:rPr>
+          <w:rFonts w:ascii="Times New Roman" w:hAnsi="Times New Roman" w:cs="Times New Roman"/>
+        </w:rPr>
+        <w:t xml:space="preserve">Creating the GitHub repository and setting up the development environment </w:t>
+      </w:r>
+    </w:p>
+    <w:p>
+      <w:pPr>
+        <w:numPr>
+          <w:ilvl w:val="0"/>
+          <w:numId w:val="8"/>
+        </w:numPr>
+        <w:rPr>
+          <w:rFonts w:ascii="Times New Roman" w:hAnsi="Times New Roman" w:cs="Times New Roman"/>
+        </w:rPr>
+      </w:pPr>
+      <w:r>
+        <w:rPr>
+          <w:rFonts w:ascii="Times New Roman" w:hAnsi="Times New Roman" w:cs="Times New Roman"/>
+        </w:rPr>
+        <w:t xml:space="preserve">Designing the basic UI structure and layout </w:t>
+      </w:r>
+    </w:p>
+    <w:p>
+      <w:pPr>
+        <w:numPr>
+          <w:ilvl w:val="0"/>
+          <w:numId w:val="8"/>
+        </w:numPr>
+        <w:rPr>
+          <w:rFonts w:ascii="Times New Roman" w:hAnsi="Times New Roman" w:cs="Times New Roman"/>
+        </w:rPr>
+      </w:pPr>
+      <w:r>
+        <w:rPr>
+          <w:rFonts w:ascii="Times New Roman" w:hAnsi="Times New Roman" w:cs="Times New Roman"/>
+        </w:rPr>
+        <w:t xml:space="preserve">Creating simple HTML pages with styling </w:t>
+      </w:r>
+    </w:p>
+    <w:p>
+      <w:pPr>
+        <w:numPr>
+          <w:ilvl w:val="0"/>
+          <w:numId w:val="8"/>
+        </w:numPr>
+        <w:rPr>
+          <w:rFonts w:ascii="Times New Roman" w:hAnsi="Times New Roman" w:cs="Times New Roman"/>
+        </w:rPr>
+      </w:pPr>
+      <w:r>
+        <w:rPr>
+          <w:rFonts w:ascii="Times New Roman" w:hAnsi="Times New Roman" w:cs="Times New Roman"/>
+        </w:rPr>
+        <w:t xml:space="preserve">Deciding the overall design theme (gamified “Status Panel” style) </w:t>
+      </w:r>
+    </w:p>
+    <w:p>
+      <w:pPr>
+        <w:rPr>
+          <w:rFonts w:ascii="Times New Roman" w:hAnsi="Times New Roman" w:cs="Times New Roman"/>
+        </w:rPr>
+      </w:pPr>
+      <w:r>
+        <w:rPr>
+          <w:rFonts w:ascii="Times New Roman" w:hAnsi="Times New Roman" w:cs="Times New Roman"/>
+        </w:rPr>
+        <w:t>At this stage, the goal was to establish a working prototype and define the direction of the project.</w:t>
+      </w:r>
+    </w:p>
+    <w:p>
+      <w:pPr>
+        <w:rPr>
+          <w:rFonts w:ascii="Times New Roman" w:hAnsi="Times New Roman" w:cs="Times New Roman"/>
+          <w:b/>
+          <w:bCs/>
+        </w:rPr>
+      </w:pPr>
+      <w:r>
+        <w:rPr>
+          <w:rFonts w:ascii="Times New Roman" w:hAnsi="Times New Roman" w:cs="Times New Roman"/>
+          <w:b/>
+          <w:bCs/>
+        </w:rPr>
+        <w:t>6.2 Intermediate Planning (Sprint Refinement)</w:t>
+      </w:r>
+    </w:p>
+    <w:p>
+      <w:pPr>
+        <w:rPr>
+          <w:rFonts w:ascii="Times New Roman" w:hAnsi="Times New Roman" w:cs="Times New Roman"/>
+        </w:rPr>
+      </w:pPr>
+      <w:r>
+        <w:rPr>
+          <w:rFonts w:ascii="Times New Roman" w:hAnsi="Times New Roman" w:cs="Times New Roman"/>
+        </w:rPr>
+        <w:t>In later sprint planning meetings, more structured features were proposed and prioritized:</w:t>
+      </w:r>
+    </w:p>
+    <w:p>
+      <w:pPr>
+        <w:numPr>
+          <w:ilvl w:val="0"/>
+          <w:numId w:val="9"/>
+        </w:numPr>
+        <w:rPr>
+          <w:rFonts w:ascii="Times New Roman" w:hAnsi="Times New Roman" w:cs="Times New Roman"/>
+        </w:rPr>
+      </w:pPr>
+      <w:r>
+        <w:rPr>
+          <w:rFonts w:ascii="Times New Roman" w:hAnsi="Times New Roman" w:cs="Times New Roman"/>
+        </w:rPr>
+        <w:t xml:space="preserve">Calendar with checklist functionality </w:t>
+      </w:r>
+    </w:p>
+    <w:p>
+      <w:pPr>
+        <w:numPr>
+          <w:ilvl w:val="0"/>
+          <w:numId w:val="9"/>
+        </w:numPr>
+        <w:rPr>
+          <w:rFonts w:ascii="Times New Roman" w:hAnsi="Times New Roman" w:cs="Times New Roman"/>
+        </w:rPr>
+      </w:pPr>
+      <w:r>
+        <w:rPr>
+          <w:rFonts w:ascii="Times New Roman" w:hAnsi="Times New Roman" w:cs="Times New Roman"/>
+        </w:rPr>
+        <w:t xml:space="preserve">Workout log and statistics page </w:t>
+      </w:r>
+    </w:p>
+    <w:p>
+      <w:pPr>
+        <w:numPr>
+          <w:ilvl w:val="0"/>
+          <w:numId w:val="9"/>
+        </w:numPr>
+        <w:rPr>
+          <w:rFonts w:ascii="Times New Roman" w:hAnsi="Times New Roman" w:cs="Times New Roman"/>
+        </w:rPr>
+      </w:pPr>
+      <w:r>
+        <w:rPr>
+          <w:rFonts w:ascii="Times New Roman" w:hAnsi="Times New Roman" w:cs="Times New Roman"/>
+        </w:rPr>
+        <w:t xml:space="preserve">Personalization section </w:t>
+      </w:r>
+    </w:p>
+    <w:p>
+      <w:pPr>
+        <w:numPr>
+          <w:ilvl w:val="0"/>
+          <w:numId w:val="9"/>
+        </w:numPr>
+        <w:rPr>
+          <w:rFonts w:ascii="Times New Roman" w:hAnsi="Times New Roman" w:cs="Times New Roman"/>
+        </w:rPr>
+      </w:pPr>
+      <w:r>
+        <w:rPr>
+          <w:rFonts w:ascii="Times New Roman" w:hAnsi="Times New Roman" w:cs="Times New Roman"/>
+        </w:rPr>
+        <w:t xml:space="preserve">Navigation/menu system </w:t>
+      </w:r>
+    </w:p>
+    <w:p>
+      <w:pPr>
+        <w:numPr>
+          <w:ilvl w:val="0"/>
+          <w:numId w:val="9"/>
+        </w:numPr>
+        <w:rPr>
+          <w:rFonts w:ascii="Times New Roman" w:hAnsi="Times New Roman" w:cs="Times New Roman"/>
+        </w:rPr>
+      </w:pPr>
+      <w:r>
+        <w:rPr>
+          <w:rFonts w:ascii="Times New Roman" w:hAnsi="Times New Roman" w:cs="Times New Roman"/>
+        </w:rPr>
+        <w:t xml:space="preserve">System documentation and architecture design </w:t>
+      </w:r>
+    </w:p>
+    <w:p>
+      <w:pPr>
+        <w:rPr>
+          <w:rFonts w:ascii="Times New Roman" w:hAnsi="Times New Roman" w:cs="Times New Roman"/>
+        </w:rPr>
+      </w:pPr>
+      <w:r>
+        <w:rPr>
+          <w:rFonts w:ascii="Times New Roman" w:hAnsi="Times New Roman" w:cs="Times New Roman"/>
+        </w:rPr>
+        <w:t xml:space="preserve">The team also estimated sprint velocity (around 20–31 story points) and assigned responsibilities to each member. </w:t>
+      </w:r>
+    </w:p>
+    <w:p>
+      <w:pPr>
+        <w:rPr>
+          <w:rFonts w:ascii="Times New Roman" w:hAnsi="Times New Roman" w:cs="Times New Roman"/>
+          <w:b/>
+          <w:bCs/>
+        </w:rPr>
+      </w:pPr>
+      <w:r>
+        <w:rPr>
+          <w:rFonts w:ascii="Times New Roman" w:hAnsi="Times New Roman" w:cs="Times New Roman"/>
+          <w:b/>
+          <w:bCs/>
+        </w:rPr>
+        <w:lastRenderedPageBreak/>
+        <w:t>6.3 Current Implementation Progress</w:t>
+      </w:r>
+    </w:p>
+    <w:p>
+      <w:pPr>
+        <w:rPr>
+          <w:rFonts w:ascii="Times New Roman" w:hAnsi="Times New Roman" w:cs="Times New Roman"/>
+        </w:rPr>
+      </w:pPr>
+      <w:r>
+        <w:rPr>
+          <w:rFonts w:ascii="Times New Roman" w:hAnsi="Times New Roman" w:cs="Times New Roman"/>
+        </w:rPr>
+        <w:t>So far, the following components have been planned or partially implemented:</w:t>
+      </w:r>
+    </w:p>
+    <w:p>
+      <w:pPr>
+        <w:numPr>
+          <w:ilvl w:val="0"/>
+          <w:numId w:val="10"/>
+        </w:numPr>
+        <w:rPr>
+          <w:rFonts w:ascii="Times New Roman" w:hAnsi="Times New Roman" w:cs="Times New Roman"/>
+        </w:rPr>
+      </w:pPr>
+      <w:r>
+        <w:rPr>
+          <w:rFonts w:ascii="Times New Roman" w:hAnsi="Times New Roman" w:cs="Times New Roman"/>
+        </w:rPr>
+        <w:t xml:space="preserve">Basic HTML pages with styling </w:t>
+      </w:r>
+    </w:p>
+    <w:p>
+      <w:pPr>
+        <w:numPr>
+          <w:ilvl w:val="0"/>
+          <w:numId w:val="10"/>
+        </w:numPr>
+        <w:rPr>
+          <w:rFonts w:ascii="Times New Roman" w:hAnsi="Times New Roman" w:cs="Times New Roman"/>
+        </w:rPr>
+      </w:pPr>
+      <w:r>
+        <w:rPr>
+          <w:rFonts w:ascii="Times New Roman" w:hAnsi="Times New Roman" w:cs="Times New Roman"/>
+        </w:rPr>
+        <w:t xml:space="preserve">Initial dashboard layout </w:t>
+      </w:r>
+    </w:p>
+    <w:p>
+      <w:pPr>
+        <w:numPr>
+          <w:ilvl w:val="0"/>
+          <w:numId w:val="10"/>
+        </w:numPr>
+        <w:rPr>
+          <w:rFonts w:ascii="Times New Roman" w:hAnsi="Times New Roman" w:cs="Times New Roman"/>
+        </w:rPr>
+      </w:pPr>
+      <w:r>
+        <w:rPr>
+          <w:rFonts w:ascii="Times New Roman" w:hAnsi="Times New Roman" w:cs="Times New Roman"/>
+        </w:rPr>
+        <w:t xml:space="preserve">UI design concept (RPG-style status panel) </w:t>
+      </w:r>
+    </w:p>
+    <w:p>
+      <w:pPr>
+        <w:numPr>
+          <w:ilvl w:val="0"/>
+          <w:numId w:val="10"/>
+        </w:numPr>
+        <w:rPr>
+          <w:rFonts w:ascii="Times New Roman" w:hAnsi="Times New Roman" w:cs="Times New Roman"/>
+        </w:rPr>
+      </w:pPr>
+      <w:r>
+        <w:rPr>
+          <w:rFonts w:ascii="Times New Roman" w:hAnsi="Times New Roman" w:cs="Times New Roman"/>
+        </w:rPr>
+        <w:t xml:space="preserve">Project structure and feature breakdown </w:t>
+      </w:r>
+    </w:p>
+    <w:p>
+      <w:pPr>
+        <w:rPr>
+          <w:rFonts w:ascii="Times New Roman" w:hAnsi="Times New Roman" w:cs="Times New Roman"/>
+        </w:rPr>
+      </w:pPr>
+      <w:r>
+        <w:rPr>
+          <w:rFonts w:ascii="Times New Roman" w:hAnsi="Times New Roman" w:cs="Times New Roman"/>
+        </w:rPr>
+        <w:t xml:space="preserve">Additional features such as workout logging, calendar scheduling, and statistics visualization are currently under development. </w:t>
+      </w:r>
+    </w:p>
+    <w:p>
+      <w:pPr>
+        <w:rPr>
+          <w:rFonts w:ascii="Times New Roman" w:hAnsi="Times New Roman" w:cs="Times New Roman"/>
+          <w:b/>
+          <w:bCs/>
+        </w:rPr>
+      </w:pPr>
+      <w:r>
+        <w:rPr>
+          <w:rFonts w:ascii="Times New Roman" w:hAnsi="Times New Roman" w:cs="Times New Roman"/>
+          <w:b/>
+          <w:bCs/>
+        </w:rPr>
+        <w:t>6.4 Future Work</w:t>
+      </w:r>
+    </w:p>
+    <w:p>
+      <w:pPr>
+        <w:rPr>
+          <w:rFonts w:ascii="Times New Roman" w:hAnsi="Times New Roman" w:cs="Times New Roman"/>
+        </w:rPr>
+      </w:pPr>
+      <w:r>
+        <w:rPr>
+          <w:rFonts w:ascii="Times New Roman" w:hAnsi="Times New Roman" w:cs="Times New Roman"/>
+        </w:rPr>
+        <w:t>The next development steps include:</w:t>
+      </w:r>
+    </w:p>
+    <w:p>
+      <w:pPr>
+        <w:numPr>
+          <w:ilvl w:val="0"/>
+          <w:numId w:val="11"/>
+        </w:numPr>
+        <w:rPr>
+          <w:rFonts w:ascii="Times New Roman" w:hAnsi="Times New Roman" w:cs="Times New Roman"/>
+        </w:rPr>
+      </w:pPr>
+      <w:r>
+        <w:rPr>
+          <w:rFonts w:ascii="Times New Roman" w:hAnsi="Times New Roman" w:cs="Times New Roman"/>
+        </w:rPr>
+        <w:t xml:space="preserve">Implementing backend services using Java </w:t>
+      </w:r>
+    </w:p>
+    <w:p>
+      <w:pPr>
+        <w:numPr>
+          <w:ilvl w:val="0"/>
+          <w:numId w:val="11"/>
+        </w:numPr>
+        <w:rPr>
+          <w:rFonts w:ascii="Times New Roman" w:hAnsi="Times New Roman" w:cs="Times New Roman"/>
+        </w:rPr>
+      </w:pPr>
+      <w:r>
+        <w:rPr>
+          <w:rFonts w:ascii="Times New Roman" w:hAnsi="Times New Roman" w:cs="Times New Roman"/>
+        </w:rPr>
+        <w:t xml:space="preserve">Connecting the frontend with the database </w:t>
+      </w:r>
+    </w:p>
+    <w:p>
+      <w:pPr>
+        <w:numPr>
+          <w:ilvl w:val="0"/>
+          <w:numId w:val="11"/>
+        </w:numPr>
+        <w:rPr>
+          <w:rFonts w:ascii="Times New Roman" w:hAnsi="Times New Roman" w:cs="Times New Roman"/>
+        </w:rPr>
+      </w:pPr>
+      <w:r>
+        <w:rPr>
+          <w:rFonts w:ascii="Times New Roman" w:hAnsi="Times New Roman" w:cs="Times New Roman"/>
+        </w:rPr>
+        <w:t xml:space="preserve">Completing workout tracking and statistics features </w:t>
+      </w:r>
+    </w:p>
+    <w:p>
+      <w:pPr>
+        <w:numPr>
+          <w:ilvl w:val="0"/>
+          <w:numId w:val="11"/>
+        </w:numPr>
+        <w:rPr>
+          <w:rFonts w:ascii="Times New Roman" w:hAnsi="Times New Roman" w:cs="Times New Roman"/>
+        </w:rPr>
+      </w:pPr>
+      <w:r>
+        <w:rPr>
+          <w:rFonts w:ascii="Times New Roman" w:hAnsi="Times New Roman" w:cs="Times New Roman"/>
+        </w:rPr>
+        <w:t xml:space="preserve">Enhancing the gamification system (levels, leaderboard, etc.) </w:t>
+      </w:r>
+    </w:p>
+    <w:p>
+      <w:pPr>
+        <w:numPr>
+          <w:ilvl w:val="0"/>
+          <w:numId w:val="11"/>
+        </w:numPr>
+        <w:rPr>
+          <w:rFonts w:ascii="Times New Roman" w:hAnsi="Times New Roman" w:cs="Times New Roman"/>
+        </w:rPr>
+      </w:pPr>
+      <w:r>
+        <w:rPr>
+          <w:rFonts w:ascii="Times New Roman" w:hAnsi="Times New Roman" w:cs="Times New Roman"/>
+        </w:rPr>
+        <w:t>Improving UI/UX with animations and transitions</w:t>
+      </w:r>
+    </w:p>
+    <w:p>
+      <w:pPr>
+        <w:rPr>
+          <w:rFonts w:ascii="Times New Roman" w:hAnsi="Times New Roman" w:cs="Times New Roman"/>
+        </w:rPr>
+      </w:pPr>
+    </w:p>
+    <w:p>
+      <w:pPr>
+        <w:rPr>
+          <w:rFonts w:ascii="Times New Roman" w:hAnsi="Times New Roman" w:cs="Times New Roman"/>
+        </w:rPr>
+      </w:pPr>
+    </w:p>
+    <w:p>
+      <w:pPr>
+        <w:rPr>
+          <w:rFonts w:ascii="Times New Roman" w:hAnsi="Times New Roman" w:cs="Times New Roman"/>
+        </w:rPr>
+      </w:pPr>
+    </w:p>
+    <w:p>
+      <w:pPr>
+        <w:rPr>
+          <w:rFonts w:ascii="Times New Roman" w:hAnsi="Times New Roman" w:cs="Times New Roman"/>
+        </w:rPr>
+      </w:pPr>
+    </w:p>
+    <w:p>
+      <w:pPr>
+        <w:rPr>
+          <w:rFonts w:ascii="Times New Roman" w:hAnsi="Times New Roman" w:cs="Times New Roman"/>
+        </w:rPr>
+      </w:pPr>
+    </w:p>
+    <w:p>
+      <w:pPr>
+        <w:rPr>
+          <w:rFonts w:ascii="Times New Roman" w:hAnsi="Times New Roman" w:cs="Times New Roman"/>
+        </w:rPr>
+      </w:pPr>
+    </w:p>
+    <w:p>
+      <w:pPr>
+        <w:rPr>
+          <w:rFonts w:ascii="Times New Roman" w:hAnsi="Times New Roman" w:cs="Times New Roman"/>
+        </w:rPr>
+      </w:pPr>
+    </w:p>
+    <w:p>
+      <w:pPr>
+        <w:rPr>
+          <w:rFonts w:ascii="Times New Roman" w:hAnsi="Times New Roman" w:cs="Times New Roman"/>
+        </w:rPr>
+      </w:pPr>
+    </w:p>
     <w:sectPr>
       <w:pgSz w:w="12240" w:h="15840"/>
       <w:pgMar w:top="1440" w:right="1440" w:bottom="1440" w:left="1440" w:header="708" w:footer="708" w:gutter="0"/>
@@ -1321,6 +2300,92 @@
     </w:lvl>
   </w:abstractNum>
   <w:abstractNum w:abstractNumId="2" w15:restartNumberingAfterBreak="0">
+    <w:nsid w:val="25E57957"/>
+    <w:multiLevelType w:val="hybridMultilevel"/>
+    <w:tmpl w:val="AF4C8684"/>
+    <w:lvl w:ilvl="0" w:tplc="0409000F">
+      <w:start w:val="1"/>
+      <w:numFmt w:val="decimal"/>
+      <w:lvlText w:val="%1."/>
+      <w:lvlJc w:val="left"/>
+      <w:pPr>
+        <w:ind w:left="1080" w:hanging="360"/>
+      </w:pPr>
+    </w:lvl>
+    <w:lvl w:ilvl="1" w:tplc="04090019" w:tentative="1">
+      <w:start w:val="1"/>
+      <w:numFmt w:val="lowerLetter"/>
+      <w:lvlText w:val="%2."/>
+      <w:lvlJc w:val="left"/>
+      <w:pPr>
+        <w:ind w:left="1800" w:hanging="360"/>
+      </w:pPr>
+    </w:lvl>
+    <w:lvl w:ilvl="2" w:tplc="0409001B" w:tentative="1">
+      <w:start w:val="1"/>
+      <w:numFmt w:val="lowerRoman"/>
+      <w:lvlText w:val="%3."/>
+      <w:lvlJc w:val="right"/>
+      <w:pPr>
+        <w:ind w:left="2520" w:hanging="180"/>
+      </w:pPr>
+    </w:lvl>
+    <w:lvl w:ilvl="3" w:tplc="0409000F" w:tentative="1">
+      <w:start w:val="1"/>
+      <w:numFmt w:val="decimal"/>
+      <w:lvlText w:val="%4."/>
+      <w:lvlJc w:val="left"/>
+      <w:pPr>
+        <w:ind w:left="3240" w:hanging="360"/>
+      </w:pPr>
+    </w:lvl>
+    <w:lvl w:ilvl="4" w:tplc="04090019" w:tentative="1">
+      <w:start w:val="1"/>
+      <w:numFmt w:val="lowerLetter"/>
+      <w:lvlText w:val="%5."/>
+      <w:lvlJc w:val="left"/>
+      <w:pPr>
+        <w:ind w:left="3960" w:hanging="360"/>
+      </w:pPr>
+    </w:lvl>
+    <w:lvl w:ilvl="5" w:tplc="0409001B" w:tentative="1">
+      <w:start w:val="1"/>
+      <w:numFmt w:val="lowerRoman"/>
+      <w:lvlText w:val="%6."/>
+      <w:lvlJc w:val="right"/>
+      <w:pPr>
+        <w:ind w:left="4680" w:hanging="180"/>
+      </w:pPr>
+    </w:lvl>
+    <w:lvl w:ilvl="6" w:tplc="0409000F" w:tentative="1">
+      <w:start w:val="1"/>
+      <w:numFmt w:val="decimal"/>
+      <w:lvlText w:val="%7."/>
+      <w:lvlJc w:val="left"/>
+      <w:pPr>
+        <w:ind w:left="5400" w:hanging="360"/>
+      </w:pPr>
+    </w:lvl>
+    <w:lvl w:ilvl="7" w:tplc="04090019" w:tentative="1">
+      <w:start w:val="1"/>
+      <w:numFmt w:val="lowerLetter"/>
+      <w:lvlText w:val="%8."/>
+      <w:lvlJc w:val="left"/>
+      <w:pPr>
+        <w:ind w:left="6120" w:hanging="360"/>
+      </w:pPr>
+    </w:lvl>
+    <w:lvl w:ilvl="8" w:tplc="0409001B" w:tentative="1">
+      <w:start w:val="1"/>
+      <w:numFmt w:val="lowerRoman"/>
+      <w:lvlText w:val="%9."/>
+      <w:lvlJc w:val="right"/>
+      <w:pPr>
+        <w:ind w:left="6840" w:hanging="180"/>
+      </w:pPr>
+    </w:lvl>
+  </w:abstractNum>
+  <w:abstractNum w:abstractNumId="3" w15:restartNumberingAfterBreak="0">
     <w:nsid w:val="25ED3667"/>
     <w:multiLevelType w:val="hybridMultilevel"/>
     <w:tmpl w:val="B01CC592"/>
@@ -1433,7 +2498,838 @@
       </w:rPr>
     </w:lvl>
   </w:abstractNum>
-  <w:abstractNum w:abstractNumId="3" w15:restartNumberingAfterBreak="0">
+  <w:abstractNum w:abstractNumId="4" w15:restartNumberingAfterBreak="0">
+    <w:nsid w:val="2AA40467"/>
+    <w:multiLevelType w:val="multilevel"/>
+    <w:tmpl w:val="7EBA1238"/>
+    <w:lvl w:ilvl="0">
+      <w:start w:val="1"/>
+      <w:numFmt w:val="bullet"/>
+      <w:lvlText w:val=""/>
+      <w:lvlJc w:val="left"/>
+      <w:pPr>
+        <w:tabs>
+          <w:tab w:val="num" w:pos="720"/>
+        </w:tabs>
+        <w:ind w:left="720" w:hanging="360"/>
+      </w:pPr>
+      <w:rPr>
+        <w:rFonts w:ascii="Symbol" w:hAnsi="Symbol" w:hint="default"/>
+        <w:sz w:val="20"/>
+      </w:rPr>
+    </w:lvl>
+    <w:lvl w:ilvl="1" w:tentative="1">
+      <w:start w:val="1"/>
+      <w:numFmt w:val="bullet"/>
+      <w:lvlText w:val="o"/>
+      <w:lvlJc w:val="left"/>
+      <w:pPr>
+        <w:tabs>
+          <w:tab w:val="num" w:pos="1440"/>
+        </w:tabs>
+        <w:ind w:left="1440" w:hanging="360"/>
+      </w:pPr>
+      <w:rPr>
+        <w:rFonts w:ascii="Courier New" w:hAnsi="Courier New" w:hint="default"/>
+        <w:sz w:val="20"/>
+      </w:rPr>
+    </w:lvl>
+    <w:lvl w:ilvl="2" w:tentative="1">
+      <w:start w:val="1"/>
+      <w:numFmt w:val="bullet"/>
+      <w:lvlText w:val=""/>
+      <w:lvlJc w:val="left"/>
+      <w:pPr>
+        <w:tabs>
+          <w:tab w:val="num" w:pos="2160"/>
+        </w:tabs>
+        <w:ind w:left="2160" w:hanging="360"/>
+      </w:pPr>
+      <w:rPr>
+        <w:rFonts w:ascii="Wingdings" w:hAnsi="Wingdings" w:hint="default"/>
+        <w:sz w:val="20"/>
+      </w:rPr>
+    </w:lvl>
+    <w:lvl w:ilvl="3" w:tentative="1">
+      <w:start w:val="1"/>
+      <w:numFmt w:val="bullet"/>
+      <w:lvlText w:val=""/>
+      <w:lvlJc w:val="left"/>
+      <w:pPr>
+        <w:tabs>
+          <w:tab w:val="num" w:pos="2880"/>
+        </w:tabs>
+        <w:ind w:left="2880" w:hanging="360"/>
+      </w:pPr>
+      <w:rPr>
+        <w:rFonts w:ascii="Wingdings" w:hAnsi="Wingdings" w:hint="default"/>
+        <w:sz w:val="20"/>
+      </w:rPr>
+    </w:lvl>
+    <w:lvl w:ilvl="4" w:tentative="1">
+      <w:start w:val="1"/>
+      <w:numFmt w:val="bullet"/>
+      <w:lvlText w:val=""/>
+      <w:lvlJc w:val="left"/>
+      <w:pPr>
+        <w:tabs>
+          <w:tab w:val="num" w:pos="3600"/>
+        </w:tabs>
+        <w:ind w:left="3600" w:hanging="360"/>
+      </w:pPr>
+      <w:rPr>
+        <w:rFonts w:ascii="Wingdings" w:hAnsi="Wingdings" w:hint="default"/>
+        <w:sz w:val="20"/>
+      </w:rPr>
+    </w:lvl>
+    <w:lvl w:ilvl="5" w:tentative="1">
+      <w:start w:val="1"/>
+      <w:numFmt w:val="bullet"/>
+      <w:lvlText w:val=""/>
+      <w:lvlJc w:val="left"/>
+      <w:pPr>
+        <w:tabs>
+          <w:tab w:val="num" w:pos="4320"/>
+        </w:tabs>
+        <w:ind w:left="4320" w:hanging="360"/>
+      </w:pPr>
+      <w:rPr>
+        <w:rFonts w:ascii="Wingdings" w:hAnsi="Wingdings" w:hint="default"/>
+        <w:sz w:val="20"/>
+      </w:rPr>
+    </w:lvl>
+    <w:lvl w:ilvl="6" w:tentative="1">
+      <w:start w:val="1"/>
+      <w:numFmt w:val="bullet"/>
+      <w:lvlText w:val=""/>
+      <w:lvlJc w:val="left"/>
+      <w:pPr>
+        <w:tabs>
+          <w:tab w:val="num" w:pos="5040"/>
+        </w:tabs>
+        <w:ind w:left="5040" w:hanging="360"/>
+      </w:pPr>
+      <w:rPr>
+        <w:rFonts w:ascii="Wingdings" w:hAnsi="Wingdings" w:hint="default"/>
+        <w:sz w:val="20"/>
+      </w:rPr>
+    </w:lvl>
+    <w:lvl w:ilvl="7" w:tentative="1">
+      <w:start w:val="1"/>
+      <w:numFmt w:val="bullet"/>
+      <w:lvlText w:val=""/>
+      <w:lvlJc w:val="left"/>
+      <w:pPr>
+        <w:tabs>
+          <w:tab w:val="num" w:pos="5760"/>
+        </w:tabs>
+        <w:ind w:left="5760" w:hanging="360"/>
+      </w:pPr>
+      <w:rPr>
+        <w:rFonts w:ascii="Wingdings" w:hAnsi="Wingdings" w:hint="default"/>
+        <w:sz w:val="20"/>
+      </w:rPr>
+    </w:lvl>
+    <w:lvl w:ilvl="8" w:tentative="1">
+      <w:start w:val="1"/>
+      <w:numFmt w:val="bullet"/>
+      <w:lvlText w:val=""/>
+      <w:lvlJc w:val="left"/>
+      <w:pPr>
+        <w:tabs>
+          <w:tab w:val="num" w:pos="6480"/>
+        </w:tabs>
+        <w:ind w:left="6480" w:hanging="360"/>
+      </w:pPr>
+      <w:rPr>
+        <w:rFonts w:ascii="Wingdings" w:hAnsi="Wingdings" w:hint="default"/>
+        <w:sz w:val="20"/>
+      </w:rPr>
+    </w:lvl>
+  </w:abstractNum>
+  <w:abstractNum w:abstractNumId="5" w15:restartNumberingAfterBreak="0">
+    <w:nsid w:val="2C7F5282"/>
+    <w:multiLevelType w:val="hybridMultilevel"/>
+    <w:tmpl w:val="20E0932C"/>
+    <w:lvl w:ilvl="0" w:tplc="0409000F">
+      <w:start w:val="1"/>
+      <w:numFmt w:val="decimal"/>
+      <w:lvlText w:val="%1."/>
+      <w:lvlJc w:val="left"/>
+      <w:pPr>
+        <w:ind w:left="720" w:hanging="360"/>
+      </w:pPr>
+    </w:lvl>
+    <w:lvl w:ilvl="1" w:tplc="04090019" w:tentative="1">
+      <w:start w:val="1"/>
+      <w:numFmt w:val="lowerLetter"/>
+      <w:lvlText w:val="%2."/>
+      <w:lvlJc w:val="left"/>
+      <w:pPr>
+        <w:ind w:left="1440" w:hanging="360"/>
+      </w:pPr>
+    </w:lvl>
+    <w:lvl w:ilvl="2" w:tplc="0409001B" w:tentative="1">
+      <w:start w:val="1"/>
+      <w:numFmt w:val="lowerRoman"/>
+      <w:lvlText w:val="%3."/>
+      <w:lvlJc w:val="right"/>
+      <w:pPr>
+        <w:ind w:left="2160" w:hanging="180"/>
+      </w:pPr>
+    </w:lvl>
+    <w:lvl w:ilvl="3" w:tplc="0409000F" w:tentative="1">
+      <w:start w:val="1"/>
+      <w:numFmt w:val="decimal"/>
+      <w:lvlText w:val="%4."/>
+      <w:lvlJc w:val="left"/>
+      <w:pPr>
+        <w:ind w:left="2880" w:hanging="360"/>
+      </w:pPr>
+    </w:lvl>
+    <w:lvl w:ilvl="4" w:tplc="04090019" w:tentative="1">
+      <w:start w:val="1"/>
+      <w:numFmt w:val="lowerLetter"/>
+      <w:lvlText w:val="%5."/>
+      <w:lvlJc w:val="left"/>
+      <w:pPr>
+        <w:ind w:left="3600" w:hanging="360"/>
+      </w:pPr>
+    </w:lvl>
+    <w:lvl w:ilvl="5" w:tplc="0409001B" w:tentative="1">
+      <w:start w:val="1"/>
+      <w:numFmt w:val="lowerRoman"/>
+      <w:lvlText w:val="%6."/>
+      <w:lvlJc w:val="right"/>
+      <w:pPr>
+        <w:ind w:left="4320" w:hanging="180"/>
+      </w:pPr>
+    </w:lvl>
+    <w:lvl w:ilvl="6" w:tplc="0409000F" w:tentative="1">
+      <w:start w:val="1"/>
+      <w:numFmt w:val="decimal"/>
+      <w:lvlText w:val="%7."/>
+      <w:lvlJc w:val="left"/>
+      <w:pPr>
+        <w:ind w:left="5040" w:hanging="360"/>
+      </w:pPr>
+    </w:lvl>
+    <w:lvl w:ilvl="7" w:tplc="04090019" w:tentative="1">
+      <w:start w:val="1"/>
+      <w:numFmt w:val="lowerLetter"/>
+      <w:lvlText w:val="%8."/>
+      <w:lvlJc w:val="left"/>
+      <w:pPr>
+        <w:ind w:left="5760" w:hanging="360"/>
+      </w:pPr>
+    </w:lvl>
+    <w:lvl w:ilvl="8" w:tplc="0409001B" w:tentative="1">
+      <w:start w:val="1"/>
+      <w:numFmt w:val="lowerRoman"/>
+      <w:lvlText w:val="%9."/>
+      <w:lvlJc w:val="right"/>
+      <w:pPr>
+        <w:ind w:left="6480" w:hanging="180"/>
+      </w:pPr>
+    </w:lvl>
+  </w:abstractNum>
+  <w:abstractNum w:abstractNumId="6" w15:restartNumberingAfterBreak="0">
+    <w:nsid w:val="2D97470C"/>
+    <w:multiLevelType w:val="multilevel"/>
+    <w:tmpl w:val="7EBA1238"/>
+    <w:lvl w:ilvl="0">
+      <w:start w:val="1"/>
+      <w:numFmt w:val="bullet"/>
+      <w:lvlText w:val=""/>
+      <w:lvlJc w:val="left"/>
+      <w:pPr>
+        <w:tabs>
+          <w:tab w:val="num" w:pos="720"/>
+        </w:tabs>
+        <w:ind w:left="720" w:hanging="360"/>
+      </w:pPr>
+      <w:rPr>
+        <w:rFonts w:ascii="Symbol" w:hAnsi="Symbol" w:hint="default"/>
+        <w:sz w:val="20"/>
+      </w:rPr>
+    </w:lvl>
+    <w:lvl w:ilvl="1" w:tentative="1">
+      <w:start w:val="1"/>
+      <w:numFmt w:val="bullet"/>
+      <w:lvlText w:val="o"/>
+      <w:lvlJc w:val="left"/>
+      <w:pPr>
+        <w:tabs>
+          <w:tab w:val="num" w:pos="1440"/>
+        </w:tabs>
+        <w:ind w:left="1440" w:hanging="360"/>
+      </w:pPr>
+      <w:rPr>
+        <w:rFonts w:ascii="Courier New" w:hAnsi="Courier New" w:hint="default"/>
+        <w:sz w:val="20"/>
+      </w:rPr>
+    </w:lvl>
+    <w:lvl w:ilvl="2" w:tentative="1">
+      <w:start w:val="1"/>
+      <w:numFmt w:val="bullet"/>
+      <w:lvlText w:val=""/>
+      <w:lvlJc w:val="left"/>
+      <w:pPr>
+        <w:tabs>
+          <w:tab w:val="num" w:pos="2160"/>
+        </w:tabs>
+        <w:ind w:left="2160" w:hanging="360"/>
+      </w:pPr>
+      <w:rPr>
+        <w:rFonts w:ascii="Wingdings" w:hAnsi="Wingdings" w:hint="default"/>
+        <w:sz w:val="20"/>
+      </w:rPr>
+    </w:lvl>
+    <w:lvl w:ilvl="3" w:tentative="1">
+      <w:start w:val="1"/>
+      <w:numFmt w:val="bullet"/>
+      <w:lvlText w:val=""/>
+      <w:lvlJc w:val="left"/>
+      <w:pPr>
+        <w:tabs>
+          <w:tab w:val="num" w:pos="2880"/>
+        </w:tabs>
+        <w:ind w:left="2880" w:hanging="360"/>
+      </w:pPr>
+      <w:rPr>
+        <w:rFonts w:ascii="Wingdings" w:hAnsi="Wingdings" w:hint="default"/>
+        <w:sz w:val="20"/>
+      </w:rPr>
+    </w:lvl>
+    <w:lvl w:ilvl="4" w:tentative="1">
+      <w:start w:val="1"/>
+      <w:numFmt w:val="bullet"/>
+      <w:lvlText w:val=""/>
+      <w:lvlJc w:val="left"/>
+      <w:pPr>
+        <w:tabs>
+          <w:tab w:val="num" w:pos="3600"/>
+        </w:tabs>
+        <w:ind w:left="3600" w:hanging="360"/>
+      </w:pPr>
+      <w:rPr>
+        <w:rFonts w:ascii="Wingdings" w:hAnsi="Wingdings" w:hint="default"/>
+        <w:sz w:val="20"/>
+      </w:rPr>
+    </w:lvl>
+    <w:lvl w:ilvl="5" w:tentative="1">
+      <w:start w:val="1"/>
+      <w:numFmt w:val="bullet"/>
+      <w:lvlText w:val=""/>
+      <w:lvlJc w:val="left"/>
+      <w:pPr>
+        <w:tabs>
+          <w:tab w:val="num" w:pos="4320"/>
+        </w:tabs>
+        <w:ind w:left="4320" w:hanging="360"/>
+      </w:pPr>
+      <w:rPr>
+        <w:rFonts w:ascii="Wingdings" w:hAnsi="Wingdings" w:hint="default"/>
+        <w:sz w:val="20"/>
+      </w:rPr>
+    </w:lvl>
+    <w:lvl w:ilvl="6" w:tentative="1">
+      <w:start w:val="1"/>
+      <w:numFmt w:val="bullet"/>
+      <w:lvlText w:val=""/>
+      <w:lvlJc w:val="left"/>
+      <w:pPr>
+        <w:tabs>
+          <w:tab w:val="num" w:pos="5040"/>
+        </w:tabs>
+        <w:ind w:left="5040" w:hanging="360"/>
+      </w:pPr>
+      <w:rPr>
+        <w:rFonts w:ascii="Wingdings" w:hAnsi="Wingdings" w:hint="default"/>
+        <w:sz w:val="20"/>
+      </w:rPr>
+    </w:lvl>
+    <w:lvl w:ilvl="7" w:tentative="1">
+      <w:start w:val="1"/>
+      <w:numFmt w:val="bullet"/>
+      <w:lvlText w:val=""/>
+      <w:lvlJc w:val="left"/>
+      <w:pPr>
+        <w:tabs>
+          <w:tab w:val="num" w:pos="5760"/>
+        </w:tabs>
+        <w:ind w:left="5760" w:hanging="360"/>
+      </w:pPr>
+      <w:rPr>
+        <w:rFonts w:ascii="Wingdings" w:hAnsi="Wingdings" w:hint="default"/>
+        <w:sz w:val="20"/>
+      </w:rPr>
+    </w:lvl>
+    <w:lvl w:ilvl="8" w:tentative="1">
+      <w:start w:val="1"/>
+      <w:numFmt w:val="bullet"/>
+      <w:lvlText w:val=""/>
+      <w:lvlJc w:val="left"/>
+      <w:pPr>
+        <w:tabs>
+          <w:tab w:val="num" w:pos="6480"/>
+        </w:tabs>
+        <w:ind w:left="6480" w:hanging="360"/>
+      </w:pPr>
+      <w:rPr>
+        <w:rFonts w:ascii="Wingdings" w:hAnsi="Wingdings" w:hint="default"/>
+        <w:sz w:val="20"/>
+      </w:rPr>
+    </w:lvl>
+  </w:abstractNum>
+  <w:abstractNum w:abstractNumId="7" w15:restartNumberingAfterBreak="0">
+    <w:nsid w:val="2EC15AF2"/>
+    <w:multiLevelType w:val="multilevel"/>
+    <w:tmpl w:val="74B6F776"/>
+    <w:lvl w:ilvl="0">
+      <w:start w:val="1"/>
+      <w:numFmt w:val="bullet"/>
+      <w:lvlText w:val=""/>
+      <w:lvlJc w:val="left"/>
+      <w:pPr>
+        <w:tabs>
+          <w:tab w:val="num" w:pos="720"/>
+        </w:tabs>
+        <w:ind w:left="720" w:hanging="360"/>
+      </w:pPr>
+      <w:rPr>
+        <w:rFonts w:ascii="Symbol" w:hAnsi="Symbol" w:hint="default"/>
+        <w:sz w:val="20"/>
+      </w:rPr>
+    </w:lvl>
+    <w:lvl w:ilvl="1" w:tentative="1">
+      <w:start w:val="1"/>
+      <w:numFmt w:val="bullet"/>
+      <w:lvlText w:val="o"/>
+      <w:lvlJc w:val="left"/>
+      <w:pPr>
+        <w:tabs>
+          <w:tab w:val="num" w:pos="1440"/>
+        </w:tabs>
+        <w:ind w:left="1440" w:hanging="360"/>
+      </w:pPr>
+      <w:rPr>
+        <w:rFonts w:ascii="Courier New" w:hAnsi="Courier New" w:hint="default"/>
+        <w:sz w:val="20"/>
+      </w:rPr>
+    </w:lvl>
+    <w:lvl w:ilvl="2" w:tentative="1">
+      <w:start w:val="1"/>
+      <w:numFmt w:val="bullet"/>
+      <w:lvlText w:val=""/>
+      <w:lvlJc w:val="left"/>
+      <w:pPr>
+        <w:tabs>
+          <w:tab w:val="num" w:pos="2160"/>
+        </w:tabs>
+        <w:ind w:left="2160" w:hanging="360"/>
+      </w:pPr>
+      <w:rPr>
+        <w:rFonts w:ascii="Wingdings" w:hAnsi="Wingdings" w:hint="default"/>
+        <w:sz w:val="20"/>
+      </w:rPr>
+    </w:lvl>
+    <w:lvl w:ilvl="3" w:tentative="1">
+      <w:start w:val="1"/>
+      <w:numFmt w:val="bullet"/>
+      <w:lvlText w:val=""/>
+      <w:lvlJc w:val="left"/>
+      <w:pPr>
+        <w:tabs>
+          <w:tab w:val="num" w:pos="2880"/>
+        </w:tabs>
+        <w:ind w:left="2880" w:hanging="360"/>
+      </w:pPr>
+      <w:rPr>
+        <w:rFonts w:ascii="Wingdings" w:hAnsi="Wingdings" w:hint="default"/>
+        <w:sz w:val="20"/>
+      </w:rPr>
+    </w:lvl>
+    <w:lvl w:ilvl="4" w:tentative="1">
+      <w:start w:val="1"/>
+      <w:numFmt w:val="bullet"/>
+      <w:lvlText w:val=""/>
+      <w:lvlJc w:val="left"/>
+      <w:pPr>
+        <w:tabs>
+          <w:tab w:val="num" w:pos="3600"/>
+        </w:tabs>
+        <w:ind w:left="3600" w:hanging="360"/>
+      </w:pPr>
+      <w:rPr>
+        <w:rFonts w:ascii="Wingdings" w:hAnsi="Wingdings" w:hint="default"/>
+        <w:sz w:val="20"/>
+      </w:rPr>
+    </w:lvl>
+    <w:lvl w:ilvl="5" w:tentative="1">
+      <w:start w:val="1"/>
+      <w:numFmt w:val="bullet"/>
+      <w:lvlText w:val=""/>
+      <w:lvlJc w:val="left"/>
+      <w:pPr>
+        <w:tabs>
+          <w:tab w:val="num" w:pos="4320"/>
+        </w:tabs>
+        <w:ind w:left="4320" w:hanging="360"/>
+      </w:pPr>
+      <w:rPr>
+        <w:rFonts w:ascii="Wingdings" w:hAnsi="Wingdings" w:hint="default"/>
+        <w:sz w:val="20"/>
+      </w:rPr>
+    </w:lvl>
+    <w:lvl w:ilvl="6" w:tentative="1">
+      <w:start w:val="1"/>
+      <w:numFmt w:val="bullet"/>
+      <w:lvlText w:val=""/>
+      <w:lvlJc w:val="left"/>
+      <w:pPr>
+        <w:tabs>
+          <w:tab w:val="num" w:pos="5040"/>
+        </w:tabs>
+        <w:ind w:left="5040" w:hanging="360"/>
+      </w:pPr>
+      <w:rPr>
+        <w:rFonts w:ascii="Wingdings" w:hAnsi="Wingdings" w:hint="default"/>
+        <w:sz w:val="20"/>
+      </w:rPr>
+    </w:lvl>
+    <w:lvl w:ilvl="7" w:tentative="1">
+      <w:start w:val="1"/>
+      <w:numFmt w:val="bullet"/>
+      <w:lvlText w:val=""/>
+      <w:lvlJc w:val="left"/>
+      <w:pPr>
+        <w:tabs>
+          <w:tab w:val="num" w:pos="5760"/>
+        </w:tabs>
+        <w:ind w:left="5760" w:hanging="360"/>
+      </w:pPr>
+      <w:rPr>
+        <w:rFonts w:ascii="Wingdings" w:hAnsi="Wingdings" w:hint="default"/>
+        <w:sz w:val="20"/>
+      </w:rPr>
+    </w:lvl>
+    <w:lvl w:ilvl="8" w:tentative="1">
+      <w:start w:val="1"/>
+      <w:numFmt w:val="bullet"/>
+      <w:lvlText w:val=""/>
+      <w:lvlJc w:val="left"/>
+      <w:pPr>
+        <w:tabs>
+          <w:tab w:val="num" w:pos="6480"/>
+        </w:tabs>
+        <w:ind w:left="6480" w:hanging="360"/>
+      </w:pPr>
+      <w:rPr>
+        <w:rFonts w:ascii="Wingdings" w:hAnsi="Wingdings" w:hint="default"/>
+        <w:sz w:val="20"/>
+      </w:rPr>
+    </w:lvl>
+  </w:abstractNum>
+  <w:abstractNum w:abstractNumId="8" w15:restartNumberingAfterBreak="0">
+    <w:nsid w:val="32D71FA0"/>
+    <w:multiLevelType w:val="multilevel"/>
+    <w:tmpl w:val="CC04331E"/>
+    <w:lvl w:ilvl="0">
+      <w:start w:val="1"/>
+      <w:numFmt w:val="bullet"/>
+      <w:lvlText w:val=""/>
+      <w:lvlJc w:val="left"/>
+      <w:pPr>
+        <w:tabs>
+          <w:tab w:val="num" w:pos="720"/>
+        </w:tabs>
+        <w:ind w:left="720" w:hanging="360"/>
+      </w:pPr>
+      <w:rPr>
+        <w:rFonts w:ascii="Symbol" w:hAnsi="Symbol" w:hint="default"/>
+        <w:sz w:val="20"/>
+      </w:rPr>
+    </w:lvl>
+    <w:lvl w:ilvl="1" w:tentative="1">
+      <w:start w:val="1"/>
+      <w:numFmt w:val="bullet"/>
+      <w:lvlText w:val="o"/>
+      <w:lvlJc w:val="left"/>
+      <w:pPr>
+        <w:tabs>
+          <w:tab w:val="num" w:pos="1440"/>
+        </w:tabs>
+        <w:ind w:left="1440" w:hanging="360"/>
+      </w:pPr>
+      <w:rPr>
+        <w:rFonts w:ascii="Courier New" w:hAnsi="Courier New" w:hint="default"/>
+        <w:sz w:val="20"/>
+      </w:rPr>
+    </w:lvl>
+    <w:lvl w:ilvl="2" w:tentative="1">
+      <w:start w:val="1"/>
+      <w:numFmt w:val="bullet"/>
+      <w:lvlText w:val=""/>
+      <w:lvlJc w:val="left"/>
+      <w:pPr>
+        <w:tabs>
+          <w:tab w:val="num" w:pos="2160"/>
+        </w:tabs>
+        <w:ind w:left="2160" w:hanging="360"/>
+      </w:pPr>
+      <w:rPr>
+        <w:rFonts w:ascii="Wingdings" w:hAnsi="Wingdings" w:hint="default"/>
+        <w:sz w:val="20"/>
+      </w:rPr>
+    </w:lvl>
+    <w:lvl w:ilvl="3" w:tentative="1">
+      <w:start w:val="1"/>
+      <w:numFmt w:val="bullet"/>
+      <w:lvlText w:val=""/>
+      <w:lvlJc w:val="left"/>
+      <w:pPr>
+        <w:tabs>
+          <w:tab w:val="num" w:pos="2880"/>
+        </w:tabs>
+        <w:ind w:left="2880" w:hanging="360"/>
+      </w:pPr>
+      <w:rPr>
+        <w:rFonts w:ascii="Wingdings" w:hAnsi="Wingdings" w:hint="default"/>
+        <w:sz w:val="20"/>
+      </w:rPr>
+    </w:lvl>
+    <w:lvl w:ilvl="4" w:tentative="1">
+      <w:start w:val="1"/>
+      <w:numFmt w:val="bullet"/>
+      <w:lvlText w:val=""/>
+      <w:lvlJc w:val="left"/>
+      <w:pPr>
+        <w:tabs>
+          <w:tab w:val="num" w:pos="3600"/>
+        </w:tabs>
+        <w:ind w:left="3600" w:hanging="360"/>
+      </w:pPr>
+      <w:rPr>
+        <w:rFonts w:ascii="Wingdings" w:hAnsi="Wingdings" w:hint="default"/>
+        <w:sz w:val="20"/>
+      </w:rPr>
+    </w:lvl>
+    <w:lvl w:ilvl="5" w:tentative="1">
+      <w:start w:val="1"/>
+      <w:numFmt w:val="bullet"/>
+      <w:lvlText w:val=""/>
+      <w:lvlJc w:val="left"/>
+      <w:pPr>
+        <w:tabs>
+          <w:tab w:val="num" w:pos="4320"/>
+        </w:tabs>
+        <w:ind w:left="4320" w:hanging="360"/>
+      </w:pPr>
+      <w:rPr>
+        <w:rFonts w:ascii="Wingdings" w:hAnsi="Wingdings" w:hint="default"/>
+        <w:sz w:val="20"/>
+      </w:rPr>
+    </w:lvl>
+    <w:lvl w:ilvl="6" w:tentative="1">
+      <w:start w:val="1"/>
+      <w:numFmt w:val="bullet"/>
+      <w:lvlText w:val=""/>
+      <w:lvlJc w:val="left"/>
+      <w:pPr>
+        <w:tabs>
+          <w:tab w:val="num" w:pos="5040"/>
+        </w:tabs>
+        <w:ind w:left="5040" w:hanging="360"/>
+      </w:pPr>
+      <w:rPr>
+        <w:rFonts w:ascii="Wingdings" w:hAnsi="Wingdings" w:hint="default"/>
+        <w:sz w:val="20"/>
+      </w:rPr>
+    </w:lvl>
+    <w:lvl w:ilvl="7" w:tentative="1">
+      <w:start w:val="1"/>
+      <w:numFmt w:val="bullet"/>
+      <w:lvlText w:val=""/>
+      <w:lvlJc w:val="left"/>
+      <w:pPr>
+        <w:tabs>
+          <w:tab w:val="num" w:pos="5760"/>
+        </w:tabs>
+        <w:ind w:left="5760" w:hanging="360"/>
+      </w:pPr>
+      <w:rPr>
+        <w:rFonts w:ascii="Wingdings" w:hAnsi="Wingdings" w:hint="default"/>
+        <w:sz w:val="20"/>
+      </w:rPr>
+    </w:lvl>
+    <w:lvl w:ilvl="8" w:tentative="1">
+      <w:start w:val="1"/>
+      <w:numFmt w:val="bullet"/>
+      <w:lvlText w:val=""/>
+      <w:lvlJc w:val="left"/>
+      <w:pPr>
+        <w:tabs>
+          <w:tab w:val="num" w:pos="6480"/>
+        </w:tabs>
+        <w:ind w:left="6480" w:hanging="360"/>
+      </w:pPr>
+      <w:rPr>
+        <w:rFonts w:ascii="Wingdings" w:hAnsi="Wingdings" w:hint="default"/>
+        <w:sz w:val="20"/>
+      </w:rPr>
+    </w:lvl>
+  </w:abstractNum>
+  <w:abstractNum w:abstractNumId="9" w15:restartNumberingAfterBreak="0">
+    <w:nsid w:val="4D795A66"/>
+    <w:multiLevelType w:val="multilevel"/>
+    <w:tmpl w:val="95463804"/>
+    <w:lvl w:ilvl="0">
+      <w:start w:val="1"/>
+      <w:numFmt w:val="bullet"/>
+      <w:lvlText w:val=""/>
+      <w:lvlJc w:val="left"/>
+      <w:pPr>
+        <w:tabs>
+          <w:tab w:val="num" w:pos="720"/>
+        </w:tabs>
+        <w:ind w:left="720" w:hanging="360"/>
+      </w:pPr>
+      <w:rPr>
+        <w:rFonts w:ascii="Symbol" w:hAnsi="Symbol" w:hint="default"/>
+        <w:sz w:val="20"/>
+      </w:rPr>
+    </w:lvl>
+    <w:lvl w:ilvl="1" w:tentative="1">
+      <w:start w:val="1"/>
+      <w:numFmt w:val="bullet"/>
+      <w:lvlText w:val="o"/>
+      <w:lvlJc w:val="left"/>
+      <w:pPr>
+        <w:tabs>
+          <w:tab w:val="num" w:pos="1440"/>
+        </w:tabs>
+        <w:ind w:left="1440" w:hanging="360"/>
+      </w:pPr>
+      <w:rPr>
+        <w:rFonts w:ascii="Courier New" w:hAnsi="Courier New" w:hint="default"/>
+        <w:sz w:val="20"/>
+      </w:rPr>
+    </w:lvl>
+    <w:lvl w:ilvl="2" w:tentative="1">
+      <w:start w:val="1"/>
+      <w:numFmt w:val="bullet"/>
+      <w:lvlText w:val=""/>
+      <w:lvlJc w:val="left"/>
+      <w:pPr>
+        <w:tabs>
+          <w:tab w:val="num" w:pos="2160"/>
+        </w:tabs>
+        <w:ind w:left="2160" w:hanging="360"/>
+      </w:pPr>
+      <w:rPr>
+        <w:rFonts w:ascii="Wingdings" w:hAnsi="Wingdings" w:hint="default"/>
+        <w:sz w:val="20"/>
+      </w:rPr>
+    </w:lvl>
+    <w:lvl w:ilvl="3" w:tentative="1">
+      <w:start w:val="1"/>
+      <w:numFmt w:val="bullet"/>
+      <w:lvlText w:val=""/>
+      <w:lvlJc w:val="left"/>
+      <w:pPr>
+        <w:tabs>
+          <w:tab w:val="num" w:pos="2880"/>
+        </w:tabs>
+        <w:ind w:left="2880" w:hanging="360"/>
+      </w:pPr>
+      <w:rPr>
+        <w:rFonts w:ascii="Wingdings" w:hAnsi="Wingdings" w:hint="default"/>
+        <w:sz w:val="20"/>
+      </w:rPr>
+    </w:lvl>
+    <w:lvl w:ilvl="4" w:tentative="1">
+      <w:start w:val="1"/>
+      <w:numFmt w:val="bullet"/>
+      <w:lvlText w:val=""/>
+      <w:lvlJc w:val="left"/>
+      <w:pPr>
+        <w:tabs>
+          <w:tab w:val="num" w:pos="3600"/>
+        </w:tabs>
+        <w:ind w:left="3600" w:hanging="360"/>
+      </w:pPr>
+      <w:rPr>
+        <w:rFonts w:ascii="Wingdings" w:hAnsi="Wingdings" w:hint="default"/>
+        <w:sz w:val="20"/>
+      </w:rPr>
+    </w:lvl>
+    <w:lvl w:ilvl="5" w:tentative="1">
+      <w:start w:val="1"/>
+      <w:numFmt w:val="bullet"/>
+      <w:lvlText w:val=""/>
+      <w:lvlJc w:val="left"/>
+      <w:pPr>
+        <w:tabs>
+          <w:tab w:val="num" w:pos="4320"/>
+        </w:tabs>
+        <w:ind w:left="4320" w:hanging="360"/>
+      </w:pPr>
+      <w:rPr>
+        <w:rFonts w:ascii="Wingdings" w:hAnsi="Wingdings" w:hint="default"/>
+        <w:sz w:val="20"/>
+      </w:rPr>
+    </w:lvl>
+    <w:lvl w:ilvl="6" w:tentative="1">
+      <w:start w:val="1"/>
+      <w:numFmt w:val="bullet"/>
+      <w:lvlText w:val=""/>
+      <w:lvlJc w:val="left"/>
+      <w:pPr>
+        <w:tabs>
+          <w:tab w:val="num" w:pos="5040"/>
+        </w:tabs>
+        <w:ind w:left="5040" w:hanging="360"/>
+      </w:pPr>
+      <w:rPr>
+        <w:rFonts w:ascii="Wingdings" w:hAnsi="Wingdings" w:hint="default"/>
+        <w:sz w:val="20"/>
+      </w:rPr>
+    </w:lvl>
+    <w:lvl w:ilvl="7" w:tentative="1">
+      <w:start w:val="1"/>
+      <w:numFmt w:val="bullet"/>
+      <w:lvlText w:val=""/>
+      <w:lvlJc w:val="left"/>
+      <w:pPr>
+        <w:tabs>
+          <w:tab w:val="num" w:pos="5760"/>
+        </w:tabs>
+        <w:ind w:left="5760" w:hanging="360"/>
+      </w:pPr>
+      <w:rPr>
+        <w:rFonts w:ascii="Wingdings" w:hAnsi="Wingdings" w:hint="default"/>
+        <w:sz w:val="20"/>
+      </w:rPr>
+    </w:lvl>
+    <w:lvl w:ilvl="8" w:tentative="1">
+      <w:start w:val="1"/>
+      <w:numFmt w:val="bullet"/>
+      <w:lvlText w:val=""/>
+      <w:lvlJc w:val="left"/>
+      <w:pPr>
+        <w:tabs>
+          <w:tab w:val="num" w:pos="6480"/>
+        </w:tabs>
+        <w:ind w:left="6480" w:hanging="360"/>
+      </w:pPr>
+      <w:rPr>
+        <w:rFonts w:ascii="Wingdings" w:hAnsi="Wingdings" w:hint="default"/>
+        <w:sz w:val="20"/>
+      </w:rPr>
+    </w:lvl>
+  </w:abstractNum>
+  <w:abstractNum w:abstractNumId="10" w15:restartNumberingAfterBreak="0">
     <w:nsid w:val="53DD1AE3"/>
     <w:multiLevelType w:val="hybridMultilevel"/>
     <w:tmpl w:val="5F4C8176"/>
@@ -1546,7 +3442,7 @@
       </w:rPr>
     </w:lvl>
   </w:abstractNum>
-  <w:abstractNum w:abstractNumId="4" w15:restartNumberingAfterBreak="0">
+  <w:abstractNum w:abstractNumId="11" w15:restartNumberingAfterBreak="0">
     <w:nsid w:val="58770A27"/>
     <w:multiLevelType w:val="multilevel"/>
     <w:tmpl w:val="7CBCC716"/>
@@ -1695,7 +3591,7 @@
       </w:rPr>
     </w:lvl>
   </w:abstractNum>
-  <w:abstractNum w:abstractNumId="5" w15:restartNumberingAfterBreak="0">
+  <w:abstractNum w:abstractNumId="12" w15:restartNumberingAfterBreak="0">
     <w:nsid w:val="679F7C6A"/>
     <w:multiLevelType w:val="multilevel"/>
     <w:tmpl w:val="69069C7A"/>
@@ -1844,7 +3740,7 @@
       </w:rPr>
     </w:lvl>
   </w:abstractNum>
-  <w:abstractNum w:abstractNumId="6" w15:restartNumberingAfterBreak="0">
+  <w:abstractNum w:abstractNumId="13" w15:restartNumberingAfterBreak="0">
     <w:nsid w:val="6BFB5514"/>
     <w:multiLevelType w:val="multilevel"/>
     <w:tmpl w:val="458A38C2"/>
@@ -1993,26 +3889,291 @@
       </w:rPr>
     </w:lvl>
   </w:abstractNum>
+  <w:abstractNum w:abstractNumId="14" w15:restartNumberingAfterBreak="0">
+    <w:nsid w:val="795B6AEE"/>
+    <w:multiLevelType w:val="multilevel"/>
+    <w:tmpl w:val="18B8AA90"/>
+    <w:lvl w:ilvl="0">
+      <w:start w:val="1"/>
+      <w:numFmt w:val="bullet"/>
+      <w:lvlText w:val=""/>
+      <w:lvlJc w:val="left"/>
+      <w:pPr>
+        <w:tabs>
+          <w:tab w:val="num" w:pos="720"/>
+        </w:tabs>
+        <w:ind w:left="720" w:hanging="360"/>
+      </w:pPr>
+      <w:rPr>
+        <w:rFonts w:ascii="Symbol" w:hAnsi="Symbol" w:hint="default"/>
+        <w:sz w:val="20"/>
+      </w:rPr>
+    </w:lvl>
+    <w:lvl w:ilvl="1" w:tentative="1">
+      <w:start w:val="1"/>
+      <w:numFmt w:val="bullet"/>
+      <w:lvlText w:val="o"/>
+      <w:lvlJc w:val="left"/>
+      <w:pPr>
+        <w:tabs>
+          <w:tab w:val="num" w:pos="1440"/>
+        </w:tabs>
+        <w:ind w:left="1440" w:hanging="360"/>
+      </w:pPr>
+      <w:rPr>
+        <w:rFonts w:ascii="Courier New" w:hAnsi="Courier New" w:hint="default"/>
+        <w:sz w:val="20"/>
+      </w:rPr>
+    </w:lvl>
+    <w:lvl w:ilvl="2" w:tentative="1">
+      <w:start w:val="1"/>
+      <w:numFmt w:val="bullet"/>
+      <w:lvlText w:val=""/>
+      <w:lvlJc w:val="left"/>
+      <w:pPr>
+        <w:tabs>
+          <w:tab w:val="num" w:pos="2160"/>
+        </w:tabs>
+        <w:ind w:left="2160" w:hanging="360"/>
+      </w:pPr>
+      <w:rPr>
+        <w:rFonts w:ascii="Wingdings" w:hAnsi="Wingdings" w:hint="default"/>
+        <w:sz w:val="20"/>
+      </w:rPr>
+    </w:lvl>
+    <w:lvl w:ilvl="3" w:tentative="1">
+      <w:start w:val="1"/>
+      <w:numFmt w:val="bullet"/>
+      <w:lvlText w:val=""/>
+      <w:lvlJc w:val="left"/>
+      <w:pPr>
+        <w:tabs>
+          <w:tab w:val="num" w:pos="2880"/>
+        </w:tabs>
+        <w:ind w:left="2880" w:hanging="360"/>
+      </w:pPr>
+      <w:rPr>
+        <w:rFonts w:ascii="Wingdings" w:hAnsi="Wingdings" w:hint="default"/>
+        <w:sz w:val="20"/>
+      </w:rPr>
+    </w:lvl>
+    <w:lvl w:ilvl="4" w:tentative="1">
+      <w:start w:val="1"/>
+      <w:numFmt w:val="bullet"/>
+      <w:lvlText w:val=""/>
+      <w:lvlJc w:val="left"/>
+      <w:pPr>
+        <w:tabs>
+          <w:tab w:val="num" w:pos="3600"/>
+        </w:tabs>
+        <w:ind w:left="3600" w:hanging="360"/>
+      </w:pPr>
+      <w:rPr>
+        <w:rFonts w:ascii="Wingdings" w:hAnsi="Wingdings" w:hint="default"/>
+        <w:sz w:val="20"/>
+      </w:rPr>
+    </w:lvl>
+    <w:lvl w:ilvl="5" w:tentative="1">
+      <w:start w:val="1"/>
+      <w:numFmt w:val="bullet"/>
+      <w:lvlText w:val=""/>
+      <w:lvlJc w:val="left"/>
+      <w:pPr>
+        <w:tabs>
+          <w:tab w:val="num" w:pos="4320"/>
+        </w:tabs>
+        <w:ind w:left="4320" w:hanging="360"/>
+      </w:pPr>
+      <w:rPr>
+        <w:rFonts w:ascii="Wingdings" w:hAnsi="Wingdings" w:hint="default"/>
+        <w:sz w:val="20"/>
+      </w:rPr>
+    </w:lvl>
+    <w:lvl w:ilvl="6" w:tentative="1">
+      <w:start w:val="1"/>
+      <w:numFmt w:val="bullet"/>
+      <w:lvlText w:val=""/>
+      <w:lvlJc w:val="left"/>
+      <w:pPr>
+        <w:tabs>
+          <w:tab w:val="num" w:pos="5040"/>
+        </w:tabs>
+        <w:ind w:left="5040" w:hanging="360"/>
+      </w:pPr>
+      <w:rPr>
+        <w:rFonts w:ascii="Wingdings" w:hAnsi="Wingdings" w:hint="default"/>
+        <w:sz w:val="20"/>
+      </w:rPr>
+    </w:lvl>
+    <w:lvl w:ilvl="7" w:tentative="1">
+      <w:start w:val="1"/>
+      <w:numFmt w:val="bullet"/>
+      <w:lvlText w:val=""/>
+      <w:lvlJc w:val="left"/>
+      <w:pPr>
+        <w:tabs>
+          <w:tab w:val="num" w:pos="5760"/>
+        </w:tabs>
+        <w:ind w:left="5760" w:hanging="360"/>
+      </w:pPr>
+      <w:rPr>
+        <w:rFonts w:ascii="Wingdings" w:hAnsi="Wingdings" w:hint="default"/>
+        <w:sz w:val="20"/>
+      </w:rPr>
+    </w:lvl>
+    <w:lvl w:ilvl="8" w:tentative="1">
+      <w:start w:val="1"/>
+      <w:numFmt w:val="bullet"/>
+      <w:lvlText w:val=""/>
+      <w:lvlJc w:val="left"/>
+      <w:pPr>
+        <w:tabs>
+          <w:tab w:val="num" w:pos="6480"/>
+        </w:tabs>
+        <w:ind w:left="6480" w:hanging="360"/>
+      </w:pPr>
+      <w:rPr>
+        <w:rFonts w:ascii="Wingdings" w:hAnsi="Wingdings" w:hint="default"/>
+        <w:sz w:val="20"/>
+      </w:rPr>
+    </w:lvl>
+  </w:abstractNum>
+  <w:abstractNum w:abstractNumId="15" w15:restartNumberingAfterBreak="0">
+    <w:nsid w:val="7A6E1D69"/>
+    <w:multiLevelType w:val="hybridMultilevel"/>
+    <w:tmpl w:val="CA640EF4"/>
+    <w:lvl w:ilvl="0" w:tplc="0409000F">
+      <w:start w:val="1"/>
+      <w:numFmt w:val="decimal"/>
+      <w:lvlText w:val="%1."/>
+      <w:lvlJc w:val="left"/>
+      <w:pPr>
+        <w:ind w:left="720" w:hanging="360"/>
+      </w:pPr>
+      <w:rPr>
+        <w:rFonts w:hint="default"/>
+      </w:rPr>
+    </w:lvl>
+    <w:lvl w:ilvl="1" w:tplc="04090019" w:tentative="1">
+      <w:start w:val="1"/>
+      <w:numFmt w:val="lowerLetter"/>
+      <w:lvlText w:val="%2."/>
+      <w:lvlJc w:val="left"/>
+      <w:pPr>
+        <w:ind w:left="1440" w:hanging="360"/>
+      </w:pPr>
+    </w:lvl>
+    <w:lvl w:ilvl="2" w:tplc="0409001B" w:tentative="1">
+      <w:start w:val="1"/>
+      <w:numFmt w:val="lowerRoman"/>
+      <w:lvlText w:val="%3."/>
+      <w:lvlJc w:val="right"/>
+      <w:pPr>
+        <w:ind w:left="2160" w:hanging="180"/>
+      </w:pPr>
+    </w:lvl>
+    <w:lvl w:ilvl="3" w:tplc="0409000F" w:tentative="1">
+      <w:start w:val="1"/>
+      <w:numFmt w:val="decimal"/>
+      <w:lvlText w:val="%4."/>
+      <w:lvlJc w:val="left"/>
+      <w:pPr>
+        <w:ind w:left="2880" w:hanging="360"/>
+      </w:pPr>
+    </w:lvl>
+    <w:lvl w:ilvl="4" w:tplc="04090019" w:tentative="1">
+      <w:start w:val="1"/>
+      <w:numFmt w:val="lowerLetter"/>
+      <w:lvlText w:val="%5."/>
+      <w:lvlJc w:val="left"/>
+      <w:pPr>
+        <w:ind w:left="3600" w:hanging="360"/>
+      </w:pPr>
+    </w:lvl>
+    <w:lvl w:ilvl="5" w:tplc="0409001B" w:tentative="1">
+      <w:start w:val="1"/>
+      <w:numFmt w:val="lowerRoman"/>
+      <w:lvlText w:val="%6."/>
+      <w:lvlJc w:val="right"/>
+      <w:pPr>
+        <w:ind w:left="4320" w:hanging="180"/>
+      </w:pPr>
+    </w:lvl>
+    <w:lvl w:ilvl="6" w:tplc="0409000F" w:tentative="1">
+      <w:start w:val="1"/>
+      <w:numFmt w:val="decimal"/>
+      <w:lvlText w:val="%7."/>
+      <w:lvlJc w:val="left"/>
+      <w:pPr>
+        <w:ind w:left="5040" w:hanging="360"/>
+      </w:pPr>
+    </w:lvl>
+    <w:lvl w:ilvl="7" w:tplc="04090019" w:tentative="1">
+      <w:start w:val="1"/>
+      <w:numFmt w:val="lowerLetter"/>
+      <w:lvlText w:val="%8."/>
+      <w:lvlJc w:val="left"/>
+      <w:pPr>
+        <w:ind w:left="5760" w:hanging="360"/>
+      </w:pPr>
+    </w:lvl>
+    <w:lvl w:ilvl="8" w:tplc="0409001B" w:tentative="1">
+      <w:start w:val="1"/>
+      <w:numFmt w:val="lowerRoman"/>
+      <w:lvlText w:val="%9."/>
+      <w:lvlJc w:val="right"/>
+      <w:pPr>
+        <w:ind w:left="6480" w:hanging="180"/>
+      </w:pPr>
+    </w:lvl>
+  </w:abstractNum>
   <w:num w:numId="1" w16cid:durableId="1010377772">
-    <w:abstractNumId w:val="5"/>
+    <w:abstractNumId w:val="12"/>
   </w:num>
   <w:num w:numId="2" w16cid:durableId="286084121">
-    <w:abstractNumId w:val="4"/>
+    <w:abstractNumId w:val="11"/>
   </w:num>
   <w:num w:numId="3" w16cid:durableId="361252427">
     <w:abstractNumId w:val="1"/>
   </w:num>
   <w:num w:numId="4" w16cid:durableId="2017028708">
-    <w:abstractNumId w:val="6"/>
+    <w:abstractNumId w:val="13"/>
   </w:num>
   <w:num w:numId="5" w16cid:durableId="10572562">
-    <w:abstractNumId w:val="2"/>
+    <w:abstractNumId w:val="3"/>
   </w:num>
   <w:num w:numId="6" w16cid:durableId="445580780">
-    <w:abstractNumId w:val="3"/>
+    <w:abstractNumId w:val="10"/>
   </w:num>
   <w:num w:numId="7" w16cid:durableId="921062240">
     <w:abstractNumId w:val="0"/>
+  </w:num>
+  <w:num w:numId="8" w16cid:durableId="827399864">
+    <w:abstractNumId w:val="8"/>
+  </w:num>
+  <w:num w:numId="9" w16cid:durableId="162211001">
+    <w:abstractNumId w:val="7"/>
+  </w:num>
+  <w:num w:numId="10" w16cid:durableId="1827471684">
+    <w:abstractNumId w:val="14"/>
+  </w:num>
+  <w:num w:numId="11" w16cid:durableId="695279998">
+    <w:abstractNumId w:val="9"/>
+  </w:num>
+  <w:num w:numId="12" w16cid:durableId="1354459480">
+    <w:abstractNumId w:val="6"/>
+  </w:num>
+  <w:num w:numId="13" w16cid:durableId="1085346984">
+    <w:abstractNumId w:val="4"/>
+  </w:num>
+  <w:num w:numId="14" w16cid:durableId="703408568">
+    <w:abstractNumId w:val="5"/>
+  </w:num>
+  <w:num w:numId="15" w16cid:durableId="498738434">
+    <w:abstractNumId w:val="15"/>
+  </w:num>
+  <w:num w:numId="16" w16cid:durableId="1955594313">
+    <w:abstractNumId w:val="2"/>
   </w:num>
 </w:numbering>
 </file>

--- a/Project Overview.docx
+++ b/Project Overview.docx
@@ -4,10 +4,14 @@
   <w:body>
     <w:p>
       <w:pPr>
+        <w:spacing w:line="360" w:lineRule="auto"/>
+        <w:jc w:val="center"/>
         <w:rPr>
           <w:rFonts w:ascii="Times New Roman" w:hAnsi="Times New Roman" w:cs="Times New Roman"/>
           <w:b/>
           <w:bCs/>
+          <w:sz w:val="48"/>
+          <w:szCs w:val="48"/>
         </w:rPr>
       </w:pPr>
       <w:r>
@@ -15,15 +19,17 @@
           <w:rFonts w:ascii="Times New Roman" w:hAnsi="Times New Roman" w:cs="Times New Roman"/>
           <w:b/>
           <w:bCs/>
+          <w:sz w:val="48"/>
+          <w:szCs w:val="48"/>
         </w:rPr>
         <w:t>Project Overview</w:t>
       </w:r>
     </w:p>
     <w:p>
       <w:pPr>
-        <w:spacing w:line="276" w:lineRule="auto"/>
-        <w:rPr>
-          <w:rFonts w:ascii="Times New Roman" w:hAnsi="Times New Roman" w:cs="Times New Roman" w:hint="eastAsia"/>
+        <w:spacing w:line="360" w:lineRule="auto"/>
+        <w:rPr>
+          <w:rFonts w:ascii="Times New Roman" w:hAnsi="Times New Roman" w:cs="Times New Roman"/>
         </w:rPr>
       </w:pPr>
       <w:r>
@@ -84,7 +90,7 @@
       </w:r>
       <w:r>
         <w:rPr>
-          <w:rFonts w:ascii="Times New Roman" w:hAnsi="Times New Roman" w:cs="Times New Roman" w:hint="eastAsia"/>
+          <w:rFonts w:ascii="Times New Roman" w:hAnsi="Times New Roman" w:cs="Times New Roman"/>
           <w:b/>
           <w:bCs/>
         </w:rPr>
@@ -98,13 +104,13 @@
       </w:r>
       <w:r>
         <w:rPr>
-          <w:rFonts w:ascii="Times New Roman" w:hAnsi="Times New Roman" w:cs="Times New Roman" w:hint="eastAsia"/>
+          <w:rFonts w:ascii="Times New Roman" w:hAnsi="Times New Roman" w:cs="Times New Roman"/>
         </w:rPr>
         <w:t xml:space="preserve"> </w:t>
       </w:r>
       <w:r>
         <w:rPr>
-          <w:rFonts w:ascii="Times New Roman" w:hAnsi="Times New Roman" w:cs="Times New Roman" w:hint="eastAsia"/>
+          <w:rFonts w:ascii="Times New Roman" w:hAnsi="Times New Roman" w:cs="Times New Roman"/>
         </w:rPr>
         <w:t>，</w:t>
       </w:r>
@@ -112,17 +118,31 @@
         <w:rPr>
           <w:rFonts w:ascii="Times New Roman" w:hAnsi="Times New Roman" w:cs="Times New Roman"/>
         </w:rPr>
-        <w:t>Dario Muñoz</w:t>
-      </w:r>
-      <w:r>
-        <w:rPr>
-          <w:rFonts w:ascii="Times New Roman" w:hAnsi="Times New Roman" w:cs="Times New Roman" w:hint="eastAsia"/>
+        <w:t xml:space="preserve">Dario Muñoz </w:t>
+      </w:r>
+      <w:r>
+        <w:rPr>
+          <w:rFonts w:ascii="Times New Roman" w:hAnsi="Times New Roman" w:cs="Times New Roman"/>
+        </w:rPr>
+        <w:t>，</w:t>
+      </w:r>
+      <w:proofErr w:type="spellStart"/>
+      <w:r>
+        <w:rPr>
+          <w:rFonts w:ascii="Times New Roman" w:hAnsi="Times New Roman" w:cs="Times New Roman"/>
+        </w:rPr>
+        <w:t>Johnkerby</w:t>
+      </w:r>
+      <w:proofErr w:type="spellEnd"/>
+      <w:r>
+        <w:rPr>
+          <w:rFonts w:ascii="Times New Roman" w:hAnsi="Times New Roman" w:cs="Times New Roman"/>
         </w:rPr>
         <w:t xml:space="preserve"> </w:t>
       </w:r>
       <w:r>
         <w:rPr>
-          <w:rFonts w:ascii="Times New Roman" w:hAnsi="Times New Roman" w:cs="Times New Roman" w:hint="eastAsia"/>
+          <w:rFonts w:ascii="Times New Roman" w:hAnsi="Times New Roman" w:cs="Times New Roman"/>
         </w:rPr>
         <w:t>，</w:t>
       </w:r>
@@ -130,17 +150,11 @@
         <w:rPr>
           <w:rFonts w:ascii="Times New Roman" w:hAnsi="Times New Roman" w:cs="Times New Roman"/>
         </w:rPr>
-        <w:t>Johnkerby</w:t>
-      </w:r>
-      <w:r>
-        <w:rPr>
-          <w:rFonts w:ascii="Times New Roman" w:hAnsi="Times New Roman" w:cs="Times New Roman" w:hint="eastAsia"/>
-        </w:rPr>
-        <w:t xml:space="preserve"> </w:t>
-      </w:r>
-      <w:r>
-        <w:rPr>
-          <w:rFonts w:ascii="Times New Roman" w:hAnsi="Times New Roman" w:cs="Times New Roman" w:hint="eastAsia"/>
+        <w:t xml:space="preserve">Khang </w:t>
+      </w:r>
+      <w:r>
+        <w:rPr>
+          <w:rFonts w:ascii="Times New Roman" w:hAnsi="Times New Roman" w:cs="Times New Roman"/>
         </w:rPr>
         <w:t>，</w:t>
       </w:r>
@@ -148,36 +162,12 @@
         <w:rPr>
           <w:rFonts w:ascii="Times New Roman" w:hAnsi="Times New Roman" w:cs="Times New Roman"/>
         </w:rPr>
-        <w:t>Khang</w:t>
-      </w:r>
-      <w:r>
-        <w:rPr>
-          <w:rFonts w:ascii="Times New Roman" w:hAnsi="Times New Roman" w:cs="Times New Roman" w:hint="eastAsia"/>
-        </w:rPr>
-        <w:t xml:space="preserve"> </w:t>
-      </w:r>
-      <w:r>
-        <w:rPr>
-          <w:rFonts w:ascii="Times New Roman" w:hAnsi="Times New Roman" w:cs="Times New Roman" w:hint="eastAsia"/>
-        </w:rPr>
-        <w:t>，</w:t>
-      </w:r>
-      <w:r>
-        <w:rPr>
-          <w:rFonts w:ascii="Times New Roman" w:hAnsi="Times New Roman" w:cs="Times New Roman" w:hint="eastAsia"/>
-        </w:rPr>
-        <w:t xml:space="preserve"> </w:t>
-      </w:r>
-      <w:r>
-        <w:rPr>
-          <w:rFonts w:ascii="Times New Roman" w:hAnsi="Times New Roman" w:cs="Times New Roman"/>
-        </w:rPr>
-        <w:t>Peter</w:t>
-      </w:r>
-    </w:p>
-    <w:p>
-      <w:pPr>
-        <w:spacing w:line="276" w:lineRule="auto"/>
+        <w:t xml:space="preserve"> Peter</w:t>
+      </w:r>
+    </w:p>
+    <w:p>
+      <w:pPr>
+        <w:spacing w:line="360" w:lineRule="auto"/>
         <w:rPr>
           <w:rFonts w:ascii="Times New Roman" w:hAnsi="Times New Roman" w:cs="Times New Roman"/>
           <w:b/>
@@ -189,13 +179,15 @@
           <w:rFonts w:ascii="Times New Roman" w:hAnsi="Times New Roman" w:cs="Times New Roman"/>
           <w:b/>
           <w:bCs/>
+          <w:sz w:val="28"/>
+          <w:szCs w:val="28"/>
         </w:rPr>
         <w:t>1.1 Purpose</w:t>
       </w:r>
     </w:p>
     <w:p>
       <w:pPr>
-        <w:spacing w:line="276" w:lineRule="auto"/>
+        <w:spacing w:line="360" w:lineRule="auto"/>
         <w:rPr>
           <w:rFonts w:ascii="Times New Roman" w:hAnsi="Times New Roman" w:cs="Times New Roman"/>
         </w:rPr>
@@ -209,11 +201,13 @@
     </w:p>
     <w:p>
       <w:pPr>
-        <w:spacing w:line="276" w:lineRule="auto"/>
+        <w:spacing w:line="360" w:lineRule="auto"/>
         <w:rPr>
           <w:rFonts w:ascii="Times New Roman" w:hAnsi="Times New Roman" w:cs="Times New Roman"/>
           <w:b/>
           <w:bCs/>
+          <w:sz w:val="28"/>
+          <w:szCs w:val="28"/>
         </w:rPr>
       </w:pPr>
       <w:r>
@@ -221,6 +215,8 @@
           <w:rFonts w:ascii="Times New Roman" w:hAnsi="Times New Roman" w:cs="Times New Roman"/>
           <w:b/>
           <w:bCs/>
+          <w:sz w:val="28"/>
+          <w:szCs w:val="28"/>
         </w:rPr>
         <w:t>1.2 Target Users</w:t>
       </w:r>
@@ -232,7 +228,7 @@
           <w:ilvl w:val="0"/>
           <w:numId w:val="5"/>
         </w:numPr>
-        <w:spacing w:line="276" w:lineRule="auto"/>
+        <w:spacing w:line="360" w:lineRule="auto"/>
         <w:rPr>
           <w:rFonts w:ascii="Times New Roman" w:hAnsi="Times New Roman" w:cs="Times New Roman"/>
         </w:rPr>
@@ -251,7 +247,7 @@
           <w:ilvl w:val="0"/>
           <w:numId w:val="5"/>
         </w:numPr>
-        <w:spacing w:line="276" w:lineRule="auto"/>
+        <w:spacing w:line="360" w:lineRule="auto"/>
         <w:rPr>
           <w:rFonts w:ascii="Times New Roman" w:hAnsi="Times New Roman" w:cs="Times New Roman"/>
         </w:rPr>
@@ -270,7 +266,7 @@
           <w:ilvl w:val="0"/>
           <w:numId w:val="5"/>
         </w:numPr>
-        <w:spacing w:line="276" w:lineRule="auto"/>
+        <w:spacing w:line="360" w:lineRule="auto"/>
         <w:rPr>
           <w:rFonts w:ascii="Times New Roman" w:hAnsi="Times New Roman" w:cs="Times New Roman"/>
         </w:rPr>
@@ -284,11 +280,13 @@
     </w:p>
     <w:p>
       <w:pPr>
-        <w:spacing w:line="276" w:lineRule="auto"/>
+        <w:spacing w:line="360" w:lineRule="auto"/>
         <w:rPr>
           <w:rFonts w:ascii="Times New Roman" w:hAnsi="Times New Roman" w:cs="Times New Roman"/>
           <w:b/>
           <w:bCs/>
+          <w:sz w:val="28"/>
+          <w:szCs w:val="28"/>
         </w:rPr>
       </w:pPr>
       <w:r>
@@ -296,6 +294,8 @@
           <w:rFonts w:ascii="Times New Roman" w:hAnsi="Times New Roman" w:cs="Times New Roman"/>
           <w:b/>
           <w:bCs/>
+          <w:sz w:val="28"/>
+          <w:szCs w:val="28"/>
         </w:rPr>
         <w:t>1.3 Key Features</w:t>
       </w:r>
@@ -306,7 +306,7 @@
           <w:ilvl w:val="0"/>
           <w:numId w:val="2"/>
         </w:numPr>
-        <w:spacing w:line="276" w:lineRule="auto"/>
+        <w:spacing w:line="360" w:lineRule="auto"/>
         <w:rPr>
           <w:rFonts w:ascii="Times New Roman" w:hAnsi="Times New Roman" w:cs="Times New Roman"/>
         </w:rPr>
@@ -324,7 +324,7 @@
           <w:ilvl w:val="0"/>
           <w:numId w:val="2"/>
         </w:numPr>
-        <w:spacing w:line="276" w:lineRule="auto"/>
+        <w:spacing w:line="360" w:lineRule="auto"/>
         <w:rPr>
           <w:rFonts w:ascii="Times New Roman" w:hAnsi="Times New Roman" w:cs="Times New Roman"/>
         </w:rPr>
@@ -342,7 +342,7 @@
           <w:ilvl w:val="0"/>
           <w:numId w:val="2"/>
         </w:numPr>
-        <w:spacing w:line="276" w:lineRule="auto"/>
+        <w:spacing w:line="360" w:lineRule="auto"/>
         <w:rPr>
           <w:rFonts w:ascii="Times New Roman" w:hAnsi="Times New Roman" w:cs="Times New Roman"/>
         </w:rPr>
@@ -363,7 +363,7 @@
         </w:numPr>
         <w:spacing w:after="0" w:line="360" w:lineRule="auto"/>
         <w:rPr>
-          <w:rFonts w:ascii="Times New Roman" w:eastAsia="Times New Roman" w:hAnsi="Times New Roman" w:cs="Times New Roman" w:hint="eastAsia"/>
+          <w:rFonts w:ascii="Times New Roman" w:eastAsia="Times New Roman" w:hAnsi="Times New Roman" w:cs="Times New Roman"/>
           <w:kern w:val="0"/>
           <w14:ligatures w14:val="none"/>
         </w:rPr>
@@ -446,6 +446,7 @@
     </w:p>
     <w:p>
       <w:pPr>
+        <w:spacing w:line="360" w:lineRule="auto"/>
         <w:rPr>
           <w:rFonts w:ascii="Times New Roman" w:hAnsi="Times New Roman" w:cs="Times New Roman"/>
           <w:b/>
@@ -457,23 +458,40 @@
           <w:rFonts w:ascii="Times New Roman" w:hAnsi="Times New Roman" w:cs="Times New Roman"/>
           <w:b/>
           <w:bCs/>
-        </w:rPr>
-        <w:t>2. System Requirements</w:t>
-      </w:r>
-    </w:p>
-    <w:p>
-      <w:pPr>
+          <w:sz w:val="28"/>
+          <w:szCs w:val="28"/>
+        </w:rPr>
+        <w:t xml:space="preserve">2. </w:t>
+      </w:r>
+      <w:r>
         <w:rPr>
           <w:rFonts w:ascii="Times New Roman" w:hAnsi="Times New Roman" w:cs="Times New Roman"/>
           <w:b/>
           <w:bCs/>
-        </w:rPr>
-      </w:pPr>
-      <w:r>
+          <w:sz w:val="32"/>
+          <w:szCs w:val="32"/>
+        </w:rPr>
+        <w:t>System Requirements</w:t>
+      </w:r>
+    </w:p>
+    <w:p>
+      <w:pPr>
+        <w:spacing w:line="360" w:lineRule="auto"/>
         <w:rPr>
           <w:rFonts w:ascii="Times New Roman" w:hAnsi="Times New Roman" w:cs="Times New Roman"/>
           <w:b/>
           <w:bCs/>
+          <w:sz w:val="28"/>
+          <w:szCs w:val="28"/>
+        </w:rPr>
+      </w:pPr>
+      <w:r>
+        <w:rPr>
+          <w:rFonts w:ascii="Times New Roman" w:hAnsi="Times New Roman" w:cs="Times New Roman"/>
+          <w:b/>
+          <w:bCs/>
+          <w:sz w:val="28"/>
+          <w:szCs w:val="28"/>
         </w:rPr>
         <w:t>2.1 Functional Requirements</w:t>
       </w:r>
@@ -577,6 +595,7 @@
           <w:b/>
           <w:bCs/>
         </w:rPr>
+        <w:lastRenderedPageBreak/>
         <w:t>FR-04</w:t>
       </w:r>
       <w:r>
@@ -664,7 +683,21 @@
         <w:rPr>
           <w:rFonts w:ascii="Times New Roman" w:hAnsi="Times New Roman" w:cs="Times New Roman"/>
         </w:rPr>
-        <w:t xml:space="preserve"> The system provides a dashboard showing user stats and levels </w:t>
+        <w:t xml:space="preserve"> The system provides a dashboard showing user </w:t>
+      </w:r>
+      <w:proofErr w:type="gramStart"/>
+      <w:r>
+        <w:rPr>
+          <w:rFonts w:ascii="Times New Roman" w:hAnsi="Times New Roman" w:cs="Times New Roman"/>
+        </w:rPr>
+        <w:t>stats</w:t>
+      </w:r>
+      <w:proofErr w:type="gramEnd"/>
+      <w:r>
+        <w:rPr>
+          <w:rFonts w:ascii="Times New Roman" w:hAnsi="Times New Roman" w:cs="Times New Roman"/>
+        </w:rPr>
+        <w:t xml:space="preserve"> and levels </w:t>
       </w:r>
     </w:p>
     <w:p>
@@ -696,10 +729,13 @@
     </w:p>
     <w:p>
       <w:pPr>
+        <w:spacing w:line="360" w:lineRule="auto"/>
         <w:rPr>
           <w:rFonts w:ascii="Times New Roman" w:hAnsi="Times New Roman" w:cs="Times New Roman"/>
           <w:b/>
           <w:bCs/>
+          <w:sz w:val="28"/>
+          <w:szCs w:val="28"/>
         </w:rPr>
       </w:pPr>
       <w:r>
@@ -707,8 +743,9 @@
           <w:rFonts w:ascii="Times New Roman" w:hAnsi="Times New Roman" w:cs="Times New Roman"/>
           <w:b/>
           <w:bCs/>
-        </w:rPr>
-        <w:lastRenderedPageBreak/>
+          <w:sz w:val="28"/>
+          <w:szCs w:val="28"/>
+        </w:rPr>
         <w:t>2.2 Non-Functional Requirements</w:t>
       </w:r>
     </w:p>
@@ -718,6 +755,7 @@
           <w:ilvl w:val="0"/>
           <w:numId w:val="4"/>
         </w:numPr>
+        <w:spacing w:line="360" w:lineRule="auto"/>
         <w:rPr>
           <w:rFonts w:ascii="Times New Roman" w:hAnsi="Times New Roman" w:cs="Times New Roman"/>
         </w:rPr>
@@ -743,6 +781,7 @@
           <w:ilvl w:val="0"/>
           <w:numId w:val="4"/>
         </w:numPr>
+        <w:spacing w:line="360" w:lineRule="auto"/>
         <w:rPr>
           <w:rFonts w:ascii="Times New Roman" w:hAnsi="Times New Roman" w:cs="Times New Roman"/>
         </w:rPr>
@@ -759,7 +798,23 @@
         <w:rPr>
           <w:rFonts w:ascii="Times New Roman" w:hAnsi="Times New Roman" w:cs="Times New Roman"/>
         </w:rPr>
-        <w:t xml:space="preserve"> Data must persist across sessions (DB or localStorage)</w:t>
+        <w:t xml:space="preserve"> Data must persist across sessions (DB or </w:t>
+      </w:r>
+      <w:proofErr w:type="spellStart"/>
+      <w:proofErr w:type="gramStart"/>
+      <w:r>
+        <w:rPr>
+          <w:rFonts w:ascii="Times New Roman" w:hAnsi="Times New Roman" w:cs="Times New Roman"/>
+        </w:rPr>
+        <w:t>localStorage</w:t>
+      </w:r>
+      <w:proofErr w:type="spellEnd"/>
+      <w:proofErr w:type="gramEnd"/>
+      <w:r>
+        <w:rPr>
+          <w:rFonts w:ascii="Times New Roman" w:hAnsi="Times New Roman" w:cs="Times New Roman"/>
+        </w:rPr>
+        <w:t>)</w:t>
       </w:r>
     </w:p>
     <w:p>
@@ -768,6 +823,7 @@
           <w:ilvl w:val="0"/>
           <w:numId w:val="4"/>
         </w:numPr>
+        <w:spacing w:line="360" w:lineRule="auto"/>
         <w:rPr>
           <w:rFonts w:ascii="Times New Roman" w:hAnsi="Times New Roman" w:cs="Times New Roman"/>
         </w:rPr>
@@ -793,6 +849,7 @@
           <w:ilvl w:val="0"/>
           <w:numId w:val="4"/>
         </w:numPr>
+        <w:spacing w:line="360" w:lineRule="auto"/>
         <w:rPr>
           <w:rFonts w:ascii="Times New Roman" w:hAnsi="Times New Roman" w:cs="Times New Roman"/>
         </w:rPr>
@@ -814,17 +871,21 @@
     </w:p>
     <w:p>
       <w:pPr>
-        <w:rPr>
-          <w:rFonts w:ascii="Times New Roman" w:hAnsi="Times New Roman" w:cs="Times New Roman"/>
-        </w:rPr>
-      </w:pPr>
-    </w:p>
-    <w:p>
-      <w:pPr>
+        <w:spacing w:line="360" w:lineRule="auto"/>
+        <w:rPr>
+          <w:rFonts w:ascii="Times New Roman" w:hAnsi="Times New Roman" w:cs="Times New Roman"/>
+        </w:rPr>
+      </w:pPr>
+    </w:p>
+    <w:p>
+      <w:pPr>
+        <w:spacing w:line="360" w:lineRule="auto"/>
         <w:rPr>
           <w:rFonts w:ascii="Times New Roman" w:hAnsi="Times New Roman" w:cs="Times New Roman"/>
           <w:b/>
           <w:bCs/>
+          <w:sz w:val="32"/>
+          <w:szCs w:val="32"/>
         </w:rPr>
       </w:pPr>
       <w:r>
@@ -832,16 +893,47 @@
           <w:rFonts w:ascii="Times New Roman" w:hAnsi="Times New Roman" w:cs="Times New Roman"/>
           <w:b/>
           <w:bCs/>
+          <w:sz w:val="32"/>
+          <w:szCs w:val="32"/>
         </w:rPr>
         <w:t>3. System Architecture</w:t>
       </w:r>
     </w:p>
     <w:p>
       <w:pPr>
+        <w:spacing w:line="360" w:lineRule="auto"/>
+        <w:rPr>
+          <w:rFonts w:ascii="Times New Roman" w:hAnsi="Times New Roman" w:cs="Times New Roman"/>
+        </w:rPr>
+      </w:pPr>
+      <w:r>
+        <w:rPr>
+          <w:rFonts w:ascii="Times New Roman" w:hAnsi="Times New Roman" w:cs="Times New Roman"/>
+        </w:rPr>
+        <w:t xml:space="preserve">The system employs </w:t>
+      </w:r>
+      <w:r>
+        <w:rPr>
+          <w:rFonts w:ascii="Times New Roman" w:hAnsi="Times New Roman" w:cs="Times New Roman"/>
+        </w:rPr>
+        <w:t>client</w:t>
+      </w:r>
+      <w:r>
+        <w:rPr>
+          <w:rFonts w:ascii="Times New Roman" w:hAnsi="Times New Roman" w:cs="Times New Roman"/>
+        </w:rPr>
+        <w:t>-server architecture and incorporates elements of event-driven design: user interactions (such as adding a workout plan, completing a task, or updating progress) trigger events that update user data and gamified features, such as levels, statistics, and progress indicators. This approach supports the gamification features of the application by allowing the system to dynamically respond to user actions.</w:t>
+      </w:r>
+    </w:p>
+    <w:p>
+      <w:pPr>
+        <w:spacing w:line="360" w:lineRule="auto"/>
         <w:rPr>
           <w:rFonts w:ascii="Times New Roman" w:hAnsi="Times New Roman" w:cs="Times New Roman"/>
           <w:b/>
           <w:bCs/>
+          <w:sz w:val="28"/>
+          <w:szCs w:val="28"/>
         </w:rPr>
       </w:pPr>
       <w:r>
@@ -849,6 +941,8 @@
           <w:rFonts w:ascii="Times New Roman" w:hAnsi="Times New Roman" w:cs="Times New Roman"/>
           <w:b/>
           <w:bCs/>
+          <w:sz w:val="28"/>
+          <w:szCs w:val="28"/>
         </w:rPr>
         <w:t>3.1 Technology Stack</w:t>
       </w:r>
@@ -857,6 +951,8 @@
           <w:rFonts w:ascii="Times New Roman" w:hAnsi="Times New Roman" w:cs="Times New Roman"/>
           <w:b/>
           <w:bCs/>
+          <w:sz w:val="28"/>
+          <w:szCs w:val="28"/>
         </w:rPr>
         <w:t>（</w:t>
       </w:r>
@@ -865,6 +961,8 @@
           <w:rFonts w:ascii="Times New Roman" w:hAnsi="Times New Roman" w:cs="Times New Roman"/>
           <w:b/>
           <w:bCs/>
+          <w:sz w:val="28"/>
+          <w:szCs w:val="28"/>
         </w:rPr>
         <w:t>tba)</w:t>
       </w:r>
@@ -874,17 +972,18 @@
         <w:pStyle w:val="ListParagraph"/>
         <w:numPr>
           <w:ilvl w:val="0"/>
-          <w:numId w:val="6"/>
+          <w:numId w:val="25"/>
         </w:numPr>
-        <w:rPr>
-          <w:rFonts w:ascii="Times New Roman" w:hAnsi="Times New Roman" w:cs="Times New Roman"/>
-        </w:rPr>
-      </w:pPr>
-      <w:r>
-        <w:rPr>
-          <w:rFonts w:ascii="Times New Roman" w:hAnsi="Times New Roman" w:cs="Times New Roman"/>
-        </w:rPr>
-        <w:t>Frontend: HTML</w:t>
+        <w:spacing w:line="360" w:lineRule="auto"/>
+        <w:rPr>
+          <w:rFonts w:ascii="Times New Roman" w:hAnsi="Times New Roman" w:cs="Times New Roman"/>
+        </w:rPr>
+      </w:pPr>
+      <w:r>
+        <w:rPr>
+          <w:rFonts w:ascii="Times New Roman" w:hAnsi="Times New Roman" w:cs="Times New Roman"/>
+        </w:rPr>
+        <w:t xml:space="preserve">Frontend: HTML, CSS, JavaScript (developed using Visual Studio Code) </w:t>
       </w:r>
     </w:p>
     <w:p>
@@ -892,17 +991,18 @@
         <w:pStyle w:val="ListParagraph"/>
         <w:numPr>
           <w:ilvl w:val="0"/>
-          <w:numId w:val="6"/>
+          <w:numId w:val="25"/>
         </w:numPr>
-        <w:rPr>
-          <w:rFonts w:ascii="Times New Roman" w:hAnsi="Times New Roman" w:cs="Times New Roman"/>
-        </w:rPr>
-      </w:pPr>
-      <w:r>
-        <w:rPr>
-          <w:rFonts w:ascii="Times New Roman" w:hAnsi="Times New Roman" w:cs="Times New Roman"/>
-        </w:rPr>
-        <w:t>Backend: Java</w:t>
+        <w:spacing w:line="360" w:lineRule="auto"/>
+        <w:rPr>
+          <w:rFonts w:ascii="Times New Roman" w:hAnsi="Times New Roman" w:cs="Times New Roman"/>
+        </w:rPr>
+      </w:pPr>
+      <w:r>
+        <w:rPr>
+          <w:rFonts w:ascii="Times New Roman" w:hAnsi="Times New Roman" w:cs="Times New Roman"/>
+        </w:rPr>
+        <w:t xml:space="preserve">Backend: Java (planned for implementation) </w:t>
       </w:r>
     </w:p>
     <w:p>
@@ -910,56 +1010,70 @@
         <w:pStyle w:val="ListParagraph"/>
         <w:numPr>
           <w:ilvl w:val="0"/>
-          <w:numId w:val="6"/>
+          <w:numId w:val="25"/>
         </w:numPr>
-        <w:rPr>
-          <w:rFonts w:ascii="Times New Roman" w:hAnsi="Times New Roman" w:cs="Times New Roman"/>
-        </w:rPr>
-      </w:pPr>
-      <w:r>
-        <w:rPr>
-          <w:rFonts w:ascii="Times New Roman" w:hAnsi="Times New Roman" w:cs="Times New Roman"/>
-        </w:rPr>
-        <w:t>Database: MySQL</w:t>
-      </w:r>
-      <w:r>
-        <w:rPr>
-          <w:rFonts w:ascii="Times New Roman" w:hAnsi="Times New Roman" w:cs="Times New Roman"/>
-        </w:rPr>
-        <w:t>（</w:t>
-      </w:r>
-      <w:r>
-        <w:rPr>
-          <w:rFonts w:ascii="Times New Roman" w:hAnsi="Times New Roman" w:cs="Times New Roman"/>
-        </w:rPr>
-        <w:t>maybe</w:t>
-      </w:r>
-      <w:r>
-        <w:rPr>
-          <w:rFonts w:ascii="Times New Roman" w:hAnsi="Times New Roman" w:cs="Times New Roman"/>
-        </w:rPr>
-        <w:t>）</w:t>
-      </w:r>
-    </w:p>
-    <w:p>
-      <w:pPr>
+        <w:spacing w:line="360" w:lineRule="auto"/>
+        <w:rPr>
+          <w:rFonts w:ascii="Times New Roman" w:hAnsi="Times New Roman" w:cs="Times New Roman"/>
+        </w:rPr>
+      </w:pPr>
+      <w:r>
+        <w:rPr>
+          <w:rFonts w:ascii="Times New Roman" w:hAnsi="Times New Roman" w:cs="Times New Roman"/>
+        </w:rPr>
+        <w:t xml:space="preserve">Database: MySQL (planned) </w:t>
+      </w:r>
+    </w:p>
+    <w:p>
+      <w:pPr>
+        <w:pStyle w:val="ListParagraph"/>
+        <w:numPr>
+          <w:ilvl w:val="0"/>
+          <w:numId w:val="25"/>
+        </w:numPr>
+        <w:spacing w:line="360" w:lineRule="auto"/>
+        <w:rPr>
+          <w:rFonts w:ascii="Times New Roman" w:hAnsi="Times New Roman" w:cs="Times New Roman"/>
+        </w:rPr>
+      </w:pPr>
+      <w:r>
+        <w:rPr>
+          <w:rFonts w:ascii="Times New Roman" w:hAnsi="Times New Roman" w:cs="Times New Roman"/>
+        </w:rPr>
+        <w:t>Development Tools: Visual Studio Code (code editor)</w:t>
+      </w:r>
+    </w:p>
+    <w:p>
+      <w:pPr>
+        <w:spacing w:line="360" w:lineRule="auto"/>
+        <w:rPr>
+          <w:rFonts w:ascii="Times New Roman" w:hAnsi="Times New Roman" w:cs="Times New Roman"/>
+        </w:rPr>
+      </w:pPr>
+    </w:p>
+    <w:p>
+      <w:pPr>
+        <w:spacing w:line="360" w:lineRule="auto"/>
+        <w:rPr>
+          <w:rFonts w:ascii="Times New Roman" w:hAnsi="Times New Roman" w:cs="Times New Roman"/>
+          <w:sz w:val="28"/>
+          <w:szCs w:val="28"/>
+        </w:rPr>
+      </w:pPr>
+      <w:r>
         <w:rPr>
           <w:rFonts w:ascii="Times New Roman" w:hAnsi="Times New Roman" w:cs="Times New Roman"/>
           <w:b/>
           <w:bCs/>
-        </w:rPr>
-      </w:pPr>
-      <w:r>
-        <w:rPr>
-          <w:rFonts w:ascii="Times New Roman" w:hAnsi="Times New Roman" w:cs="Times New Roman"/>
-          <w:b/>
-          <w:bCs/>
+          <w:sz w:val="28"/>
+          <w:szCs w:val="28"/>
         </w:rPr>
         <w:t xml:space="preserve">3.2 Architecture Overview  </w:t>
       </w:r>
     </w:p>
     <w:p>
       <w:pPr>
+        <w:spacing w:line="360" w:lineRule="auto"/>
         <w:rPr>
           <w:rFonts w:ascii="Times New Roman" w:hAnsi="Times New Roman" w:cs="Times New Roman"/>
         </w:rPr>
@@ -978,19 +1092,22 @@
           <w:ilvl w:val="0"/>
           <w:numId w:val="13"/>
         </w:numPr>
-        <w:rPr>
-          <w:rFonts w:ascii="Times New Roman" w:hAnsi="Times New Roman" w:cs="Times New Roman"/>
-        </w:rPr>
-      </w:pPr>
-      <w:r>
-        <w:rPr>
-          <w:rFonts w:ascii="Times New Roman" w:hAnsi="Times New Roman" w:cs="Times New Roman"/>
-        </w:rPr>
+        <w:spacing w:line="360" w:lineRule="auto"/>
+        <w:rPr>
+          <w:rFonts w:ascii="Times New Roman" w:hAnsi="Times New Roman" w:cs="Times New Roman"/>
+        </w:rPr>
+      </w:pPr>
+      <w:r>
+        <w:rPr>
+          <w:rFonts w:ascii="Times New Roman" w:hAnsi="Times New Roman" w:cs="Times New Roman"/>
+        </w:rPr>
+        <w:lastRenderedPageBreak/>
         <w:t xml:space="preserve">Frontend: </w:t>
       </w:r>
     </w:p>
     <w:p>
       <w:pPr>
+        <w:spacing w:line="360" w:lineRule="auto"/>
         <w:rPr>
           <w:rFonts w:ascii="Times New Roman" w:hAnsi="Times New Roman" w:cs="Times New Roman"/>
         </w:rPr>
@@ -1009,6 +1126,7 @@
           <w:ilvl w:val="0"/>
           <w:numId w:val="13"/>
         </w:numPr>
+        <w:spacing w:line="360" w:lineRule="auto"/>
         <w:rPr>
           <w:rFonts w:ascii="Times New Roman" w:hAnsi="Times New Roman" w:cs="Times New Roman"/>
         </w:rPr>
@@ -1022,6 +1140,7 @@
     </w:p>
     <w:p>
       <w:pPr>
+        <w:spacing w:line="360" w:lineRule="auto"/>
         <w:rPr>
           <w:rFonts w:ascii="Times New Roman" w:hAnsi="Times New Roman" w:cs="Times New Roman"/>
         </w:rPr>
@@ -1040,6 +1159,7 @@
           <w:ilvl w:val="0"/>
           <w:numId w:val="13"/>
         </w:numPr>
+        <w:spacing w:line="360" w:lineRule="auto"/>
         <w:rPr>
           <w:rFonts w:ascii="Times New Roman" w:hAnsi="Times New Roman" w:cs="Times New Roman"/>
         </w:rPr>
@@ -1053,6 +1173,7 @@
     </w:p>
     <w:p>
       <w:pPr>
+        <w:spacing w:line="360" w:lineRule="auto"/>
         <w:rPr>
           <w:rFonts w:ascii="Times New Roman" w:hAnsi="Times New Roman" w:cs="Times New Roman"/>
         </w:rPr>
@@ -1066,10 +1187,13 @@
     </w:p>
     <w:p>
       <w:pPr>
+        <w:spacing w:line="360" w:lineRule="auto"/>
         <w:rPr>
           <w:rFonts w:ascii="Times New Roman" w:hAnsi="Times New Roman" w:cs="Times New Roman"/>
           <w:b/>
           <w:bCs/>
+          <w:sz w:val="28"/>
+          <w:szCs w:val="28"/>
         </w:rPr>
       </w:pPr>
       <w:r>
@@ -1077,6 +1201,8 @@
           <w:rFonts w:ascii="Times New Roman" w:hAnsi="Times New Roman" w:cs="Times New Roman"/>
           <w:b/>
           <w:bCs/>
+          <w:sz w:val="28"/>
+          <w:szCs w:val="28"/>
         </w:rPr>
         <w:t xml:space="preserve">3.3 Data Flow  </w:t>
       </w:r>
@@ -1154,7 +1280,21 @@
         <w:rPr>
           <w:rFonts w:ascii="Times New Roman" w:hAnsi="Times New Roman" w:cs="Times New Roman"/>
         </w:rPr>
-        <w:t xml:space="preserve">The backend returns the response to the frontend.  </w:t>
+        <w:t xml:space="preserve">The backend returns the response to the </w:t>
+      </w:r>
+      <w:proofErr w:type="gramStart"/>
+      <w:r>
+        <w:rPr>
+          <w:rFonts w:ascii="Times New Roman" w:hAnsi="Times New Roman" w:cs="Times New Roman"/>
+        </w:rPr>
+        <w:t>frontend</w:t>
+      </w:r>
+      <w:proofErr w:type="gramEnd"/>
+      <w:r>
+        <w:rPr>
+          <w:rFonts w:ascii="Times New Roman" w:hAnsi="Times New Roman" w:cs="Times New Roman"/>
+        </w:rPr>
+        <w:t xml:space="preserve">.  </w:t>
       </w:r>
     </w:p>
     <w:p>
@@ -1178,10 +1318,13 @@
     </w:p>
     <w:p>
       <w:pPr>
+        <w:spacing w:line="360" w:lineRule="auto"/>
         <w:rPr>
           <w:rFonts w:ascii="Times New Roman" w:hAnsi="Times New Roman" w:cs="Times New Roman"/>
           <w:b/>
           <w:bCs/>
+          <w:sz w:val="32"/>
+          <w:szCs w:val="32"/>
         </w:rPr>
       </w:pPr>
       <w:r>
@@ -1189,12 +1332,15 @@
           <w:rFonts w:ascii="Times New Roman" w:hAnsi="Times New Roman" w:cs="Times New Roman"/>
           <w:b/>
           <w:bCs/>
+          <w:sz w:val="32"/>
+          <w:szCs w:val="32"/>
         </w:rPr>
         <w:t>4. UI Design</w:t>
       </w:r>
     </w:p>
     <w:p>
       <w:pPr>
+        <w:spacing w:line="360" w:lineRule="auto"/>
         <w:rPr>
           <w:rFonts w:ascii="Times New Roman" w:hAnsi="Times New Roman" w:cs="Times New Roman"/>
           <w:b/>
@@ -1206,7 +1352,6 @@
           <w:rFonts w:ascii="Times New Roman" w:hAnsi="Times New Roman" w:cs="Times New Roman"/>
           <w:noProof/>
         </w:rPr>
-        <w:lastRenderedPageBreak/>
         <w:drawing>
           <wp:inline distT="0" distB="0" distL="0" distR="0" wp14:anchorId="754F8770" wp14:editId="287819BA">
             <wp:extent cx="5943600" cy="3733165"/>
@@ -1252,6 +1397,7 @@
     </w:p>
     <w:p>
       <w:pPr>
+        <w:spacing w:line="360" w:lineRule="auto"/>
         <w:rPr>
           <w:rFonts w:ascii="Times New Roman" w:hAnsi="Times New Roman" w:cs="Times New Roman"/>
           <w:b/>
@@ -1261,6 +1407,7 @@
     </w:p>
     <w:p>
       <w:pPr>
+        <w:spacing w:line="360" w:lineRule="auto"/>
         <w:rPr>
           <w:rFonts w:ascii="Times New Roman" w:hAnsi="Times New Roman" w:cs="Times New Roman"/>
         </w:rPr>
@@ -1315,24 +1462,31 @@
     </w:p>
     <w:p>
       <w:pPr>
-        <w:rPr>
-          <w:rFonts w:ascii="Times New Roman" w:hAnsi="Times New Roman" w:cs="Times New Roman"/>
-        </w:rPr>
-      </w:pPr>
-    </w:p>
-    <w:p>
-      <w:pPr>
-        <w:rPr>
-          <w:rFonts w:ascii="Times New Roman" w:hAnsi="Times New Roman" w:cs="Times New Roman"/>
-        </w:rPr>
-      </w:pPr>
-    </w:p>
-    <w:p>
-      <w:pPr>
+        <w:spacing w:line="360" w:lineRule="auto"/>
+        <w:rPr>
+          <w:rFonts w:ascii="Times New Roman" w:hAnsi="Times New Roman" w:cs="Times New Roman"/>
+        </w:rPr>
+      </w:pPr>
+    </w:p>
+    <w:p>
+      <w:pPr>
+        <w:spacing w:line="360" w:lineRule="auto"/>
+        <w:rPr>
+          <w:rFonts w:ascii="Times New Roman" w:hAnsi="Times New Roman" w:cs="Times New Roman"/>
+          <w:sz w:val="32"/>
+          <w:szCs w:val="32"/>
+        </w:rPr>
+      </w:pPr>
+    </w:p>
+    <w:p>
+      <w:pPr>
+        <w:spacing w:line="360" w:lineRule="auto"/>
         <w:rPr>
           <w:rFonts w:ascii="Times New Roman" w:hAnsi="Times New Roman" w:cs="Times New Roman"/>
           <w:b/>
           <w:bCs/>
+          <w:sz w:val="32"/>
+          <w:szCs w:val="32"/>
         </w:rPr>
       </w:pPr>
       <w:r>
@@ -1340,17 +1494,21 @@
           <w:rFonts w:ascii="Times New Roman" w:hAnsi="Times New Roman" w:cs="Times New Roman"/>
           <w:b/>
           <w:bCs/>
-        </w:rPr>
-        <w:lastRenderedPageBreak/>
+          <w:sz w:val="32"/>
+          <w:szCs w:val="32"/>
+        </w:rPr>
         <w:t>5. Team Roles &amp; Responsibilities</w:t>
       </w:r>
     </w:p>
     <w:p>
       <w:pPr>
+        <w:spacing w:line="360" w:lineRule="auto"/>
         <w:rPr>
           <w:rFonts w:ascii="Times New Roman" w:hAnsi="Times New Roman" w:cs="Times New Roman"/>
           <w:b/>
           <w:bCs/>
+          <w:sz w:val="28"/>
+          <w:szCs w:val="28"/>
         </w:rPr>
       </w:pPr>
       <w:r>
@@ -1358,6 +1516,8 @@
           <w:rFonts w:ascii="Times New Roman" w:hAnsi="Times New Roman" w:cs="Times New Roman"/>
           <w:b/>
           <w:bCs/>
+          <w:sz w:val="28"/>
+          <w:szCs w:val="28"/>
         </w:rPr>
         <w:t>5.1 Sprint Responsibilities (for now)</w:t>
       </w:r>
@@ -1368,6 +1528,7 @@
           <w:ilvl w:val="0"/>
           <w:numId w:val="7"/>
         </w:numPr>
+        <w:spacing w:line="360" w:lineRule="auto"/>
         <w:rPr>
           <w:rFonts w:ascii="Times New Roman" w:hAnsi="Times New Roman" w:cs="Times New Roman"/>
         </w:rPr>
@@ -1385,6 +1546,7 @@
           <w:ilvl w:val="0"/>
           <w:numId w:val="7"/>
         </w:numPr>
+        <w:spacing w:line="360" w:lineRule="auto"/>
         <w:rPr>
           <w:rFonts w:ascii="Times New Roman" w:hAnsi="Times New Roman" w:cs="Times New Roman"/>
         </w:rPr>
@@ -1402,6 +1564,7 @@
           <w:ilvl w:val="0"/>
           <w:numId w:val="7"/>
         </w:numPr>
+        <w:spacing w:line="360" w:lineRule="auto"/>
         <w:rPr>
           <w:rFonts w:ascii="Times New Roman" w:hAnsi="Times New Roman" w:cs="Times New Roman"/>
         </w:rPr>
@@ -1419,6 +1582,7 @@
           <w:ilvl w:val="0"/>
           <w:numId w:val="7"/>
         </w:numPr>
+        <w:spacing w:line="360" w:lineRule="auto"/>
         <w:rPr>
           <w:rFonts w:ascii="Times New Roman" w:hAnsi="Times New Roman" w:cs="Times New Roman"/>
         </w:rPr>
@@ -1432,17 +1596,23 @@
     </w:p>
     <w:p>
       <w:pPr>
-        <w:rPr>
-          <w:rFonts w:ascii="Times New Roman" w:hAnsi="Times New Roman" w:cs="Times New Roman"/>
-        </w:rPr>
-      </w:pPr>
-    </w:p>
-    <w:p>
-      <w:pPr>
+        <w:spacing w:line="360" w:lineRule="auto"/>
+        <w:rPr>
+          <w:rFonts w:ascii="Times New Roman" w:hAnsi="Times New Roman" w:cs="Times New Roman"/>
+          <w:sz w:val="32"/>
+          <w:szCs w:val="32"/>
+        </w:rPr>
+      </w:pPr>
+    </w:p>
+    <w:p>
+      <w:pPr>
+        <w:spacing w:line="360" w:lineRule="auto"/>
         <w:rPr>
           <w:rFonts w:ascii="Times New Roman" w:hAnsi="Times New Roman" w:cs="Times New Roman"/>
           <w:b/>
           <w:bCs/>
+          <w:sz w:val="32"/>
+          <w:szCs w:val="32"/>
         </w:rPr>
       </w:pPr>
       <w:r>
@@ -1450,29 +1620,36 @@
           <w:rFonts w:ascii="Times New Roman" w:hAnsi="Times New Roman" w:cs="Times New Roman"/>
           <w:b/>
           <w:bCs/>
+          <w:sz w:val="32"/>
+          <w:szCs w:val="32"/>
         </w:rPr>
         <w:t>6. Project Development Plan and Progress</w:t>
       </w:r>
     </w:p>
     <w:p>
       <w:pPr>
-        <w:rPr>
-          <w:rFonts w:ascii="Times New Roman" w:hAnsi="Times New Roman" w:cs="Times New Roman"/>
-        </w:rPr>
-      </w:pPr>
-      <w:r>
-        <w:rPr>
-          <w:rFonts w:ascii="Times New Roman" w:hAnsi="Times New Roman" w:cs="Times New Roman"/>
-        </w:rPr>
+        <w:spacing w:line="360" w:lineRule="auto"/>
+        <w:rPr>
+          <w:rFonts w:ascii="Times New Roman" w:hAnsi="Times New Roman" w:cs="Times New Roman"/>
+        </w:rPr>
+      </w:pPr>
+      <w:r>
+        <w:rPr>
+          <w:rFonts w:ascii="Times New Roman" w:hAnsi="Times New Roman" w:cs="Times New Roman"/>
+        </w:rPr>
+        <w:lastRenderedPageBreak/>
         <w:t>The development of the Level-Up Fitness Tracker follows an iterative Agile/Scrum approach. The team plans features based on sprint discussions and gradually implements them over time.</w:t>
       </w:r>
     </w:p>
     <w:p>
       <w:pPr>
+        <w:spacing w:line="360" w:lineRule="auto"/>
         <w:rPr>
           <w:rFonts w:ascii="Times New Roman" w:hAnsi="Times New Roman" w:cs="Times New Roman"/>
           <w:b/>
           <w:bCs/>
+          <w:sz w:val="28"/>
+          <w:szCs w:val="28"/>
         </w:rPr>
       </w:pPr>
       <w:r>
@@ -1480,12 +1657,15 @@
           <w:rFonts w:ascii="Times New Roman" w:hAnsi="Times New Roman" w:cs="Times New Roman"/>
           <w:b/>
           <w:bCs/>
+          <w:sz w:val="28"/>
+          <w:szCs w:val="28"/>
         </w:rPr>
         <w:t>6.1 Initial Planning (Early Sprint)</w:t>
       </w:r>
     </w:p>
     <w:p>
       <w:pPr>
+        <w:spacing w:line="360" w:lineRule="auto"/>
         <w:rPr>
           <w:rFonts w:ascii="Times New Roman" w:hAnsi="Times New Roman" w:cs="Times New Roman"/>
         </w:rPr>
@@ -1503,6 +1683,7 @@
           <w:ilvl w:val="0"/>
           <w:numId w:val="8"/>
         </w:numPr>
+        <w:spacing w:line="360" w:lineRule="auto"/>
         <w:rPr>
           <w:rFonts w:ascii="Times New Roman" w:hAnsi="Times New Roman" w:cs="Times New Roman"/>
         </w:rPr>
@@ -1520,6 +1701,7 @@
           <w:ilvl w:val="0"/>
           <w:numId w:val="8"/>
         </w:numPr>
+        <w:spacing w:line="360" w:lineRule="auto"/>
         <w:rPr>
           <w:rFonts w:ascii="Times New Roman" w:hAnsi="Times New Roman" w:cs="Times New Roman"/>
         </w:rPr>
@@ -1537,6 +1719,7 @@
           <w:ilvl w:val="0"/>
           <w:numId w:val="8"/>
         </w:numPr>
+        <w:spacing w:line="360" w:lineRule="auto"/>
         <w:rPr>
           <w:rFonts w:ascii="Times New Roman" w:hAnsi="Times New Roman" w:cs="Times New Roman"/>
         </w:rPr>
@@ -1554,6 +1737,7 @@
           <w:ilvl w:val="0"/>
           <w:numId w:val="8"/>
         </w:numPr>
+        <w:spacing w:line="360" w:lineRule="auto"/>
         <w:rPr>
           <w:rFonts w:ascii="Times New Roman" w:hAnsi="Times New Roman" w:cs="Times New Roman"/>
         </w:rPr>
@@ -1567,6 +1751,7 @@
     </w:p>
     <w:p>
       <w:pPr>
+        <w:spacing w:line="360" w:lineRule="auto"/>
         <w:rPr>
           <w:rFonts w:ascii="Times New Roman" w:hAnsi="Times New Roman" w:cs="Times New Roman"/>
         </w:rPr>
@@ -1580,10 +1765,13 @@
     </w:p>
     <w:p>
       <w:pPr>
+        <w:spacing w:line="360" w:lineRule="auto"/>
         <w:rPr>
           <w:rFonts w:ascii="Times New Roman" w:hAnsi="Times New Roman" w:cs="Times New Roman"/>
           <w:b/>
           <w:bCs/>
+          <w:sz w:val="28"/>
+          <w:szCs w:val="28"/>
         </w:rPr>
       </w:pPr>
       <w:r>
@@ -1591,12 +1779,15 @@
           <w:rFonts w:ascii="Times New Roman" w:hAnsi="Times New Roman" w:cs="Times New Roman"/>
           <w:b/>
           <w:bCs/>
+          <w:sz w:val="28"/>
+          <w:szCs w:val="28"/>
         </w:rPr>
         <w:t>6.2 Intermediate Planning (Sprint Refinement)</w:t>
       </w:r>
     </w:p>
     <w:p>
       <w:pPr>
+        <w:spacing w:line="360" w:lineRule="auto"/>
         <w:rPr>
           <w:rFonts w:ascii="Times New Roman" w:hAnsi="Times New Roman" w:cs="Times New Roman"/>
         </w:rPr>
@@ -1614,6 +1805,7 @@
           <w:ilvl w:val="0"/>
           <w:numId w:val="9"/>
         </w:numPr>
+        <w:spacing w:line="360" w:lineRule="auto"/>
         <w:rPr>
           <w:rFonts w:ascii="Times New Roman" w:hAnsi="Times New Roman" w:cs="Times New Roman"/>
         </w:rPr>
@@ -1631,6 +1823,7 @@
           <w:ilvl w:val="0"/>
           <w:numId w:val="9"/>
         </w:numPr>
+        <w:spacing w:line="360" w:lineRule="auto"/>
         <w:rPr>
           <w:rFonts w:ascii="Times New Roman" w:hAnsi="Times New Roman" w:cs="Times New Roman"/>
         </w:rPr>
@@ -1648,6 +1841,7 @@
           <w:ilvl w:val="0"/>
           <w:numId w:val="9"/>
         </w:numPr>
+        <w:spacing w:line="360" w:lineRule="auto"/>
         <w:rPr>
           <w:rFonts w:ascii="Times New Roman" w:hAnsi="Times New Roman" w:cs="Times New Roman"/>
         </w:rPr>
@@ -1665,6 +1859,7 @@
           <w:ilvl w:val="0"/>
           <w:numId w:val="9"/>
         </w:numPr>
+        <w:spacing w:line="360" w:lineRule="auto"/>
         <w:rPr>
           <w:rFonts w:ascii="Times New Roman" w:hAnsi="Times New Roman" w:cs="Times New Roman"/>
         </w:rPr>
@@ -1682,6 +1877,7 @@
           <w:ilvl w:val="0"/>
           <w:numId w:val="9"/>
         </w:numPr>
+        <w:spacing w:line="360" w:lineRule="auto"/>
         <w:rPr>
           <w:rFonts w:ascii="Times New Roman" w:hAnsi="Times New Roman" w:cs="Times New Roman"/>
         </w:rPr>
@@ -1695,6 +1891,7 @@
     </w:p>
     <w:p>
       <w:pPr>
+        <w:spacing w:line="360" w:lineRule="auto"/>
         <w:rPr>
           <w:rFonts w:ascii="Times New Roman" w:hAnsi="Times New Roman" w:cs="Times New Roman"/>
         </w:rPr>
@@ -1708,10 +1905,13 @@
     </w:p>
     <w:p>
       <w:pPr>
+        <w:spacing w:line="360" w:lineRule="auto"/>
         <w:rPr>
           <w:rFonts w:ascii="Times New Roman" w:hAnsi="Times New Roman" w:cs="Times New Roman"/>
           <w:b/>
           <w:bCs/>
+          <w:sz w:val="28"/>
+          <w:szCs w:val="28"/>
         </w:rPr>
       </w:pPr>
       <w:r>
@@ -1719,13 +1919,15 @@
           <w:rFonts w:ascii="Times New Roman" w:hAnsi="Times New Roman" w:cs="Times New Roman"/>
           <w:b/>
           <w:bCs/>
-        </w:rPr>
-        <w:lastRenderedPageBreak/>
+          <w:sz w:val="28"/>
+          <w:szCs w:val="28"/>
+        </w:rPr>
         <w:t>6.3 Current Implementation Progress</w:t>
       </w:r>
     </w:p>
     <w:p>
       <w:pPr>
+        <w:spacing w:line="360" w:lineRule="auto"/>
         <w:rPr>
           <w:rFonts w:ascii="Times New Roman" w:hAnsi="Times New Roman" w:cs="Times New Roman"/>
         </w:rPr>
@@ -1743,6 +1945,7 @@
           <w:ilvl w:val="0"/>
           <w:numId w:val="10"/>
         </w:numPr>
+        <w:spacing w:line="360" w:lineRule="auto"/>
         <w:rPr>
           <w:rFonts w:ascii="Times New Roman" w:hAnsi="Times New Roman" w:cs="Times New Roman"/>
         </w:rPr>
@@ -1760,14 +1963,16 @@
           <w:ilvl w:val="0"/>
           <w:numId w:val="10"/>
         </w:numPr>
-        <w:rPr>
-          <w:rFonts w:ascii="Times New Roman" w:hAnsi="Times New Roman" w:cs="Times New Roman"/>
-        </w:rPr>
-      </w:pPr>
-      <w:r>
-        <w:rPr>
-          <w:rFonts w:ascii="Times New Roman" w:hAnsi="Times New Roman" w:cs="Times New Roman"/>
-        </w:rPr>
+        <w:spacing w:line="360" w:lineRule="auto"/>
+        <w:rPr>
+          <w:rFonts w:ascii="Times New Roman" w:hAnsi="Times New Roman" w:cs="Times New Roman"/>
+        </w:rPr>
+      </w:pPr>
+      <w:r>
+        <w:rPr>
+          <w:rFonts w:ascii="Times New Roman" w:hAnsi="Times New Roman" w:cs="Times New Roman"/>
+        </w:rPr>
+        <w:lastRenderedPageBreak/>
         <w:t xml:space="preserve">Initial dashboard layout </w:t>
       </w:r>
     </w:p>
@@ -1777,6 +1982,7 @@
           <w:ilvl w:val="0"/>
           <w:numId w:val="10"/>
         </w:numPr>
+        <w:spacing w:line="360" w:lineRule="auto"/>
         <w:rPr>
           <w:rFonts w:ascii="Times New Roman" w:hAnsi="Times New Roman" w:cs="Times New Roman"/>
         </w:rPr>
@@ -1794,6 +2000,7 @@
           <w:ilvl w:val="0"/>
           <w:numId w:val="10"/>
         </w:numPr>
+        <w:spacing w:line="360" w:lineRule="auto"/>
         <w:rPr>
           <w:rFonts w:ascii="Times New Roman" w:hAnsi="Times New Roman" w:cs="Times New Roman"/>
         </w:rPr>
@@ -1807,6 +2014,7 @@
     </w:p>
     <w:p>
       <w:pPr>
+        <w:spacing w:line="360" w:lineRule="auto"/>
         <w:rPr>
           <w:rFonts w:ascii="Times New Roman" w:hAnsi="Times New Roman" w:cs="Times New Roman"/>
         </w:rPr>
@@ -1820,10 +2028,13 @@
     </w:p>
     <w:p>
       <w:pPr>
+        <w:spacing w:line="360" w:lineRule="auto"/>
         <w:rPr>
           <w:rFonts w:ascii="Times New Roman" w:hAnsi="Times New Roman" w:cs="Times New Roman"/>
           <w:b/>
           <w:bCs/>
+          <w:sz w:val="28"/>
+          <w:szCs w:val="28"/>
         </w:rPr>
       </w:pPr>
       <w:r>
@@ -1831,12 +2042,15 @@
           <w:rFonts w:ascii="Times New Roman" w:hAnsi="Times New Roman" w:cs="Times New Roman"/>
           <w:b/>
           <w:bCs/>
+          <w:sz w:val="28"/>
+          <w:szCs w:val="28"/>
         </w:rPr>
         <w:t>6.4 Future Work</w:t>
       </w:r>
     </w:p>
     <w:p>
       <w:pPr>
+        <w:spacing w:line="360" w:lineRule="auto"/>
         <w:rPr>
           <w:rFonts w:ascii="Times New Roman" w:hAnsi="Times New Roman" w:cs="Times New Roman"/>
         </w:rPr>
@@ -1854,6 +2068,7 @@
           <w:ilvl w:val="0"/>
           <w:numId w:val="11"/>
         </w:numPr>
+        <w:spacing w:line="360" w:lineRule="auto"/>
         <w:rPr>
           <w:rFonts w:ascii="Times New Roman" w:hAnsi="Times New Roman" w:cs="Times New Roman"/>
         </w:rPr>
@@ -1871,6 +2086,7 @@
           <w:ilvl w:val="0"/>
           <w:numId w:val="11"/>
         </w:numPr>
+        <w:spacing w:line="360" w:lineRule="auto"/>
         <w:rPr>
           <w:rFonts w:ascii="Times New Roman" w:hAnsi="Times New Roman" w:cs="Times New Roman"/>
         </w:rPr>
@@ -1888,6 +2104,7 @@
           <w:ilvl w:val="0"/>
           <w:numId w:val="11"/>
         </w:numPr>
+        <w:spacing w:line="360" w:lineRule="auto"/>
         <w:rPr>
           <w:rFonts w:ascii="Times New Roman" w:hAnsi="Times New Roman" w:cs="Times New Roman"/>
         </w:rPr>
@@ -1905,6 +2122,7 @@
           <w:ilvl w:val="0"/>
           <w:numId w:val="11"/>
         </w:numPr>
+        <w:spacing w:line="360" w:lineRule="auto"/>
         <w:rPr>
           <w:rFonts w:ascii="Times New Roman" w:hAnsi="Times New Roman" w:cs="Times New Roman"/>
         </w:rPr>
@@ -1922,6 +2140,7 @@
           <w:ilvl w:val="0"/>
           <w:numId w:val="11"/>
         </w:numPr>
+        <w:spacing w:line="360" w:lineRule="auto"/>
         <w:rPr>
           <w:rFonts w:ascii="Times New Roman" w:hAnsi="Times New Roman" w:cs="Times New Roman"/>
         </w:rPr>
@@ -1935,55 +2154,63 @@
     </w:p>
     <w:p>
       <w:pPr>
-        <w:rPr>
-          <w:rFonts w:ascii="Times New Roman" w:hAnsi="Times New Roman" w:cs="Times New Roman"/>
-        </w:rPr>
-      </w:pPr>
-    </w:p>
-    <w:p>
-      <w:pPr>
-        <w:rPr>
-          <w:rFonts w:ascii="Times New Roman" w:hAnsi="Times New Roman" w:cs="Times New Roman"/>
-        </w:rPr>
-      </w:pPr>
-    </w:p>
-    <w:p>
-      <w:pPr>
-        <w:rPr>
-          <w:rFonts w:ascii="Times New Roman" w:hAnsi="Times New Roman" w:cs="Times New Roman"/>
-        </w:rPr>
-      </w:pPr>
-    </w:p>
-    <w:p>
-      <w:pPr>
-        <w:rPr>
-          <w:rFonts w:ascii="Times New Roman" w:hAnsi="Times New Roman" w:cs="Times New Roman"/>
-        </w:rPr>
-      </w:pPr>
-    </w:p>
-    <w:p>
-      <w:pPr>
-        <w:rPr>
-          <w:rFonts w:ascii="Times New Roman" w:hAnsi="Times New Roman" w:cs="Times New Roman"/>
-        </w:rPr>
-      </w:pPr>
-    </w:p>
-    <w:p>
-      <w:pPr>
-        <w:rPr>
-          <w:rFonts w:ascii="Times New Roman" w:hAnsi="Times New Roman" w:cs="Times New Roman"/>
-        </w:rPr>
-      </w:pPr>
-    </w:p>
-    <w:p>
-      <w:pPr>
-        <w:rPr>
-          <w:rFonts w:ascii="Times New Roman" w:hAnsi="Times New Roman" w:cs="Times New Roman"/>
-        </w:rPr>
-      </w:pPr>
-    </w:p>
-    <w:p>
-      <w:pPr>
+        <w:spacing w:line="360" w:lineRule="auto"/>
+        <w:rPr>
+          <w:rFonts w:ascii="Times New Roman" w:hAnsi="Times New Roman" w:cs="Times New Roman"/>
+        </w:rPr>
+      </w:pPr>
+    </w:p>
+    <w:p>
+      <w:pPr>
+        <w:spacing w:line="360" w:lineRule="auto"/>
+        <w:rPr>
+          <w:rFonts w:ascii="Times New Roman" w:hAnsi="Times New Roman" w:cs="Times New Roman"/>
+        </w:rPr>
+      </w:pPr>
+    </w:p>
+    <w:p>
+      <w:pPr>
+        <w:spacing w:line="360" w:lineRule="auto"/>
+        <w:rPr>
+          <w:rFonts w:ascii="Times New Roman" w:hAnsi="Times New Roman" w:cs="Times New Roman"/>
+        </w:rPr>
+      </w:pPr>
+    </w:p>
+    <w:p>
+      <w:pPr>
+        <w:spacing w:line="360" w:lineRule="auto"/>
+        <w:rPr>
+          <w:rFonts w:ascii="Times New Roman" w:hAnsi="Times New Roman" w:cs="Times New Roman"/>
+        </w:rPr>
+      </w:pPr>
+    </w:p>
+    <w:p>
+      <w:pPr>
+        <w:spacing w:line="360" w:lineRule="auto"/>
+        <w:rPr>
+          <w:rFonts w:ascii="Times New Roman" w:hAnsi="Times New Roman" w:cs="Times New Roman"/>
+        </w:rPr>
+      </w:pPr>
+    </w:p>
+    <w:p>
+      <w:pPr>
+        <w:spacing w:line="360" w:lineRule="auto"/>
+        <w:rPr>
+          <w:rFonts w:ascii="Times New Roman" w:hAnsi="Times New Roman" w:cs="Times New Roman"/>
+        </w:rPr>
+      </w:pPr>
+    </w:p>
+    <w:p>
+      <w:pPr>
+        <w:spacing w:line="360" w:lineRule="auto"/>
+        <w:rPr>
+          <w:rFonts w:ascii="Times New Roman" w:hAnsi="Times New Roman" w:cs="Times New Roman"/>
+        </w:rPr>
+      </w:pPr>
+    </w:p>
+    <w:p>
+      <w:pPr>
+        <w:spacing w:line="360" w:lineRule="auto"/>
         <w:rPr>
           <w:rFonts w:ascii="Times New Roman" w:hAnsi="Times New Roman" w:cs="Times New Roman"/>
         </w:rPr>
@@ -2002,6 +2229,345 @@
 <file path=word/numbering.xml><?xml version="1.0" encoding="utf-8"?>
 <w:numbering xmlns:wpc="http://schemas.microsoft.com/office/word/2010/wordprocessingCanvas" xmlns:cx="http://schemas.microsoft.com/office/drawing/2014/chartex" xmlns:cx1="http://schemas.microsoft.com/office/drawing/2015/9/8/chartex" xmlns:cx2="http://schemas.microsoft.com/office/drawing/2015/10/21/chartex" xmlns:cx3="http://schemas.microsoft.com/office/drawing/2016/5/9/chartex" xmlns:cx4="http://schemas.microsoft.com/office/drawing/2016/5/10/chartex" xmlns:cx5="http://schemas.microsoft.com/office/drawing/2016/5/11/chartex" xmlns:cx6="http://schemas.microsoft.com/office/drawing/2016/5/12/chartex" xmlns:cx7="http://schemas.microsoft.com/office/drawing/2016/5/13/chartex" xmlns:cx8="http://schemas.microsoft.com/office/drawing/2016/5/14/chartex" xmlns:mc="http://schemas.openxmlformats.org/markup-compatibility/2006" xmlns:aink="http://schemas.microsoft.com/office/drawing/2016/ink" xmlns:am3d="http://schemas.microsoft.com/office/drawing/2017/model3d" xmlns:o="urn:schemas-microsoft-com:office:office" xmlns:oel="http://schemas.microsoft.com/office/2019/extlst" xmlns:r="http://schemas.openxmlformats.org/officeDocument/2006/relationships" xmlns:m="http://schemas.openxmlformats.org/officeDocument/2006/math" xmlns:v="urn:schemas-microsoft-com:vml" xmlns:wp14="http://schemas.microsoft.com/office/word/2010/wordprocessingDrawing" xmlns:wp="http://schemas.openxmlformats.org/drawingml/2006/wordprocessingDrawing" xmlns:w10="urn:schemas-microsoft-com:office:word" xmlns:w="http://schemas.openxmlformats.org/wordprocessingml/2006/main" xmlns:w14="http://schemas.microsoft.com/office/word/2010/wordml" xmlns:w15="http://schemas.microsoft.com/office/word/2012/wordml" xmlns:w16cex="http://schemas.microsoft.com/office/word/2018/wordml/cex" xmlns:w16cid="http://schemas.microsoft.com/office/word/2016/wordml/cid" xmlns:w16="http://schemas.microsoft.com/office/word/2018/wordml" xmlns:w16du="http://schemas.microsoft.com/office/word/2023/wordml/word16du" xmlns:w16sdtdh="http://schemas.microsoft.com/office/word/2020/wordml/sdtdatahash" xmlns:w16sdtfl="http://schemas.microsoft.com/office/word/2024/wordml/sdtformatlock" xmlns:w16se="http://schemas.microsoft.com/office/word/2015/wordml/symex" xmlns:wpg="http://schemas.microsoft.com/office/word/2010/wordprocessingGroup" xmlns:wpi="http://schemas.microsoft.com/office/word/2010/wordprocessingInk" xmlns:wne="http://schemas.microsoft.com/office/word/2006/wordml" xmlns:wps="http://schemas.microsoft.com/office/word/2010/wordprocessingShape" mc:Ignorable="w14 w15 w16se w16cid w16 w16cex w16sdtdh w16sdtfl w16du wp14">
   <w:abstractNum w:abstractNumId="0" w15:restartNumberingAfterBreak="0">
+    <w:nsid w:val="0D047F3B"/>
+    <w:multiLevelType w:val="hybridMultilevel"/>
+    <w:tmpl w:val="AFB07A64"/>
+    <w:lvl w:ilvl="0" w:tplc="04090001">
+      <w:start w:val="1"/>
+      <w:numFmt w:val="bullet"/>
+      <w:lvlText w:val=""/>
+      <w:lvlJc w:val="left"/>
+      <w:pPr>
+        <w:ind w:left="1080" w:hanging="360"/>
+      </w:pPr>
+      <w:rPr>
+        <w:rFonts w:ascii="Symbol" w:hAnsi="Symbol" w:hint="default"/>
+      </w:rPr>
+    </w:lvl>
+    <w:lvl w:ilvl="1" w:tplc="04090003" w:tentative="1">
+      <w:start w:val="1"/>
+      <w:numFmt w:val="bullet"/>
+      <w:lvlText w:val="o"/>
+      <w:lvlJc w:val="left"/>
+      <w:pPr>
+        <w:ind w:left="1800" w:hanging="360"/>
+      </w:pPr>
+      <w:rPr>
+        <w:rFonts w:ascii="Courier New" w:hAnsi="Courier New" w:cs="Courier New" w:hint="default"/>
+      </w:rPr>
+    </w:lvl>
+    <w:lvl w:ilvl="2" w:tplc="04090005" w:tentative="1">
+      <w:start w:val="1"/>
+      <w:numFmt w:val="bullet"/>
+      <w:lvlText w:val=""/>
+      <w:lvlJc w:val="left"/>
+      <w:pPr>
+        <w:ind w:left="2520" w:hanging="360"/>
+      </w:pPr>
+      <w:rPr>
+        <w:rFonts w:ascii="Wingdings" w:hAnsi="Wingdings" w:hint="default"/>
+      </w:rPr>
+    </w:lvl>
+    <w:lvl w:ilvl="3" w:tplc="04090001" w:tentative="1">
+      <w:start w:val="1"/>
+      <w:numFmt w:val="bullet"/>
+      <w:lvlText w:val=""/>
+      <w:lvlJc w:val="left"/>
+      <w:pPr>
+        <w:ind w:left="3240" w:hanging="360"/>
+      </w:pPr>
+      <w:rPr>
+        <w:rFonts w:ascii="Symbol" w:hAnsi="Symbol" w:hint="default"/>
+      </w:rPr>
+    </w:lvl>
+    <w:lvl w:ilvl="4" w:tplc="04090003" w:tentative="1">
+      <w:start w:val="1"/>
+      <w:numFmt w:val="bullet"/>
+      <w:lvlText w:val="o"/>
+      <w:lvlJc w:val="left"/>
+      <w:pPr>
+        <w:ind w:left="3960" w:hanging="360"/>
+      </w:pPr>
+      <w:rPr>
+        <w:rFonts w:ascii="Courier New" w:hAnsi="Courier New" w:cs="Courier New" w:hint="default"/>
+      </w:rPr>
+    </w:lvl>
+    <w:lvl w:ilvl="5" w:tplc="04090005" w:tentative="1">
+      <w:start w:val="1"/>
+      <w:numFmt w:val="bullet"/>
+      <w:lvlText w:val=""/>
+      <w:lvlJc w:val="left"/>
+      <w:pPr>
+        <w:ind w:left="4680" w:hanging="360"/>
+      </w:pPr>
+      <w:rPr>
+        <w:rFonts w:ascii="Wingdings" w:hAnsi="Wingdings" w:hint="default"/>
+      </w:rPr>
+    </w:lvl>
+    <w:lvl w:ilvl="6" w:tplc="04090001" w:tentative="1">
+      <w:start w:val="1"/>
+      <w:numFmt w:val="bullet"/>
+      <w:lvlText w:val=""/>
+      <w:lvlJc w:val="left"/>
+      <w:pPr>
+        <w:ind w:left="5400" w:hanging="360"/>
+      </w:pPr>
+      <w:rPr>
+        <w:rFonts w:ascii="Symbol" w:hAnsi="Symbol" w:hint="default"/>
+      </w:rPr>
+    </w:lvl>
+    <w:lvl w:ilvl="7" w:tplc="04090003" w:tentative="1">
+      <w:start w:val="1"/>
+      <w:numFmt w:val="bullet"/>
+      <w:lvlText w:val="o"/>
+      <w:lvlJc w:val="left"/>
+      <w:pPr>
+        <w:ind w:left="6120" w:hanging="360"/>
+      </w:pPr>
+      <w:rPr>
+        <w:rFonts w:ascii="Courier New" w:hAnsi="Courier New" w:cs="Courier New" w:hint="default"/>
+      </w:rPr>
+    </w:lvl>
+    <w:lvl w:ilvl="8" w:tplc="04090005" w:tentative="1">
+      <w:start w:val="1"/>
+      <w:numFmt w:val="bullet"/>
+      <w:lvlText w:val=""/>
+      <w:lvlJc w:val="left"/>
+      <w:pPr>
+        <w:ind w:left="6840" w:hanging="360"/>
+      </w:pPr>
+      <w:rPr>
+        <w:rFonts w:ascii="Wingdings" w:hAnsi="Wingdings" w:hint="default"/>
+      </w:rPr>
+    </w:lvl>
+  </w:abstractNum>
+  <w:abstractNum w:abstractNumId="1" w15:restartNumberingAfterBreak="0">
+    <w:nsid w:val="0D0F20BB"/>
+    <w:multiLevelType w:val="hybridMultilevel"/>
+    <w:tmpl w:val="9D0C795A"/>
+    <w:lvl w:ilvl="0" w:tplc="04090001">
+      <w:start w:val="1"/>
+      <w:numFmt w:val="bullet"/>
+      <w:lvlText w:val=""/>
+      <w:lvlJc w:val="left"/>
+      <w:pPr>
+        <w:ind w:left="720" w:hanging="360"/>
+      </w:pPr>
+      <w:rPr>
+        <w:rFonts w:ascii="Symbol" w:hAnsi="Symbol" w:hint="default"/>
+      </w:rPr>
+    </w:lvl>
+    <w:lvl w:ilvl="1" w:tplc="04090003" w:tentative="1">
+      <w:start w:val="1"/>
+      <w:numFmt w:val="bullet"/>
+      <w:lvlText w:val="o"/>
+      <w:lvlJc w:val="left"/>
+      <w:pPr>
+        <w:ind w:left="1440" w:hanging="360"/>
+      </w:pPr>
+      <w:rPr>
+        <w:rFonts w:ascii="Courier New" w:hAnsi="Courier New" w:cs="Courier New" w:hint="default"/>
+      </w:rPr>
+    </w:lvl>
+    <w:lvl w:ilvl="2" w:tplc="04090005" w:tentative="1">
+      <w:start w:val="1"/>
+      <w:numFmt w:val="bullet"/>
+      <w:lvlText w:val=""/>
+      <w:lvlJc w:val="left"/>
+      <w:pPr>
+        <w:ind w:left="2160" w:hanging="360"/>
+      </w:pPr>
+      <w:rPr>
+        <w:rFonts w:ascii="Wingdings" w:hAnsi="Wingdings" w:hint="default"/>
+      </w:rPr>
+    </w:lvl>
+    <w:lvl w:ilvl="3" w:tplc="04090001" w:tentative="1">
+      <w:start w:val="1"/>
+      <w:numFmt w:val="bullet"/>
+      <w:lvlText w:val=""/>
+      <w:lvlJc w:val="left"/>
+      <w:pPr>
+        <w:ind w:left="2880" w:hanging="360"/>
+      </w:pPr>
+      <w:rPr>
+        <w:rFonts w:ascii="Symbol" w:hAnsi="Symbol" w:hint="default"/>
+      </w:rPr>
+    </w:lvl>
+    <w:lvl w:ilvl="4" w:tplc="04090003" w:tentative="1">
+      <w:start w:val="1"/>
+      <w:numFmt w:val="bullet"/>
+      <w:lvlText w:val="o"/>
+      <w:lvlJc w:val="left"/>
+      <w:pPr>
+        <w:ind w:left="3600" w:hanging="360"/>
+      </w:pPr>
+      <w:rPr>
+        <w:rFonts w:ascii="Courier New" w:hAnsi="Courier New" w:cs="Courier New" w:hint="default"/>
+      </w:rPr>
+    </w:lvl>
+    <w:lvl w:ilvl="5" w:tplc="04090005" w:tentative="1">
+      <w:start w:val="1"/>
+      <w:numFmt w:val="bullet"/>
+      <w:lvlText w:val=""/>
+      <w:lvlJc w:val="left"/>
+      <w:pPr>
+        <w:ind w:left="4320" w:hanging="360"/>
+      </w:pPr>
+      <w:rPr>
+        <w:rFonts w:ascii="Wingdings" w:hAnsi="Wingdings" w:hint="default"/>
+      </w:rPr>
+    </w:lvl>
+    <w:lvl w:ilvl="6" w:tplc="04090001" w:tentative="1">
+      <w:start w:val="1"/>
+      <w:numFmt w:val="bullet"/>
+      <w:lvlText w:val=""/>
+      <w:lvlJc w:val="left"/>
+      <w:pPr>
+        <w:ind w:left="5040" w:hanging="360"/>
+      </w:pPr>
+      <w:rPr>
+        <w:rFonts w:ascii="Symbol" w:hAnsi="Symbol" w:hint="default"/>
+      </w:rPr>
+    </w:lvl>
+    <w:lvl w:ilvl="7" w:tplc="04090003" w:tentative="1">
+      <w:start w:val="1"/>
+      <w:numFmt w:val="bullet"/>
+      <w:lvlText w:val="o"/>
+      <w:lvlJc w:val="left"/>
+      <w:pPr>
+        <w:ind w:left="5760" w:hanging="360"/>
+      </w:pPr>
+      <w:rPr>
+        <w:rFonts w:ascii="Courier New" w:hAnsi="Courier New" w:cs="Courier New" w:hint="default"/>
+      </w:rPr>
+    </w:lvl>
+    <w:lvl w:ilvl="8" w:tplc="04090005" w:tentative="1">
+      <w:start w:val="1"/>
+      <w:numFmt w:val="bullet"/>
+      <w:lvlText w:val=""/>
+      <w:lvlJc w:val="left"/>
+      <w:pPr>
+        <w:ind w:left="6480" w:hanging="360"/>
+      </w:pPr>
+      <w:rPr>
+        <w:rFonts w:ascii="Wingdings" w:hAnsi="Wingdings" w:hint="default"/>
+      </w:rPr>
+    </w:lvl>
+  </w:abstractNum>
+  <w:abstractNum w:abstractNumId="2" w15:restartNumberingAfterBreak="0">
+    <w:nsid w:val="0D4A7996"/>
+    <w:multiLevelType w:val="hybridMultilevel"/>
+    <w:tmpl w:val="FA146AB0"/>
+    <w:lvl w:ilvl="0" w:tplc="4DFAE6C0">
+      <w:numFmt w:val="bullet"/>
+      <w:lvlText w:val="-"/>
+      <w:lvlJc w:val="left"/>
+      <w:pPr>
+        <w:ind w:left="720" w:hanging="360"/>
+      </w:pPr>
+      <w:rPr>
+        <w:rFonts w:ascii="Times New Roman" w:eastAsiaTheme="minorEastAsia" w:hAnsi="Times New Roman" w:cs="Times New Roman" w:hint="default"/>
+        <w:b w:val="0"/>
+      </w:rPr>
+    </w:lvl>
+    <w:lvl w:ilvl="1" w:tplc="04090003" w:tentative="1">
+      <w:start w:val="1"/>
+      <w:numFmt w:val="bullet"/>
+      <w:lvlText w:val="o"/>
+      <w:lvlJc w:val="left"/>
+      <w:pPr>
+        <w:ind w:left="1440" w:hanging="360"/>
+      </w:pPr>
+      <w:rPr>
+        <w:rFonts w:ascii="Courier New" w:hAnsi="Courier New" w:cs="Courier New" w:hint="default"/>
+      </w:rPr>
+    </w:lvl>
+    <w:lvl w:ilvl="2" w:tplc="04090005" w:tentative="1">
+      <w:start w:val="1"/>
+      <w:numFmt w:val="bullet"/>
+      <w:lvlText w:val=""/>
+      <w:lvlJc w:val="left"/>
+      <w:pPr>
+        <w:ind w:left="2160" w:hanging="360"/>
+      </w:pPr>
+      <w:rPr>
+        <w:rFonts w:ascii="Wingdings" w:hAnsi="Wingdings" w:hint="default"/>
+      </w:rPr>
+    </w:lvl>
+    <w:lvl w:ilvl="3" w:tplc="04090001" w:tentative="1">
+      <w:start w:val="1"/>
+      <w:numFmt w:val="bullet"/>
+      <w:lvlText w:val=""/>
+      <w:lvlJc w:val="left"/>
+      <w:pPr>
+        <w:ind w:left="2880" w:hanging="360"/>
+      </w:pPr>
+      <w:rPr>
+        <w:rFonts w:ascii="Symbol" w:hAnsi="Symbol" w:hint="default"/>
+      </w:rPr>
+    </w:lvl>
+    <w:lvl w:ilvl="4" w:tplc="04090003" w:tentative="1">
+      <w:start w:val="1"/>
+      <w:numFmt w:val="bullet"/>
+      <w:lvlText w:val="o"/>
+      <w:lvlJc w:val="left"/>
+      <w:pPr>
+        <w:ind w:left="3600" w:hanging="360"/>
+      </w:pPr>
+      <w:rPr>
+        <w:rFonts w:ascii="Courier New" w:hAnsi="Courier New" w:cs="Courier New" w:hint="default"/>
+      </w:rPr>
+    </w:lvl>
+    <w:lvl w:ilvl="5" w:tplc="04090005" w:tentative="1">
+      <w:start w:val="1"/>
+      <w:numFmt w:val="bullet"/>
+      <w:lvlText w:val=""/>
+      <w:lvlJc w:val="left"/>
+      <w:pPr>
+        <w:ind w:left="4320" w:hanging="360"/>
+      </w:pPr>
+      <w:rPr>
+        <w:rFonts w:ascii="Wingdings" w:hAnsi="Wingdings" w:hint="default"/>
+      </w:rPr>
+    </w:lvl>
+    <w:lvl w:ilvl="6" w:tplc="04090001" w:tentative="1">
+      <w:start w:val="1"/>
+      <w:numFmt w:val="bullet"/>
+      <w:lvlText w:val=""/>
+      <w:lvlJc w:val="left"/>
+      <w:pPr>
+        <w:ind w:left="5040" w:hanging="360"/>
+      </w:pPr>
+      <w:rPr>
+        <w:rFonts w:ascii="Symbol" w:hAnsi="Symbol" w:hint="default"/>
+      </w:rPr>
+    </w:lvl>
+    <w:lvl w:ilvl="7" w:tplc="04090003" w:tentative="1">
+      <w:start w:val="1"/>
+      <w:numFmt w:val="bullet"/>
+      <w:lvlText w:val="o"/>
+      <w:lvlJc w:val="left"/>
+      <w:pPr>
+        <w:ind w:left="5760" w:hanging="360"/>
+      </w:pPr>
+      <w:rPr>
+        <w:rFonts w:ascii="Courier New" w:hAnsi="Courier New" w:cs="Courier New" w:hint="default"/>
+      </w:rPr>
+    </w:lvl>
+    <w:lvl w:ilvl="8" w:tplc="04090005" w:tentative="1">
+      <w:start w:val="1"/>
+      <w:numFmt w:val="bullet"/>
+      <w:lvlText w:val=""/>
+      <w:lvlJc w:val="left"/>
+      <w:pPr>
+        <w:ind w:left="6480" w:hanging="360"/>
+      </w:pPr>
+      <w:rPr>
+        <w:rFonts w:ascii="Wingdings" w:hAnsi="Wingdings" w:hint="default"/>
+      </w:rPr>
+    </w:lvl>
+  </w:abstractNum>
+  <w:abstractNum w:abstractNumId="3" w15:restartNumberingAfterBreak="0">
     <w:nsid w:val="1B1C46EC"/>
     <w:multiLevelType w:val="multilevel"/>
     <w:tmpl w:val="2A5E9B54"/>
@@ -2150,7 +2716,234 @@
       </w:rPr>
     </w:lvl>
   </w:abstractNum>
-  <w:abstractNum w:abstractNumId="1" w15:restartNumberingAfterBreak="0">
+  <w:abstractNum w:abstractNumId="4" w15:restartNumberingAfterBreak="0">
+    <w:nsid w:val="1C0240CD"/>
+    <w:multiLevelType w:val="hybridMultilevel"/>
+    <w:tmpl w:val="24F8919A"/>
+    <w:lvl w:ilvl="0" w:tplc="04090001">
+      <w:start w:val="1"/>
+      <w:numFmt w:val="bullet"/>
+      <w:lvlText w:val=""/>
+      <w:lvlJc w:val="left"/>
+      <w:pPr>
+        <w:ind w:left="1080" w:hanging="360"/>
+      </w:pPr>
+      <w:rPr>
+        <w:rFonts w:ascii="Symbol" w:hAnsi="Symbol" w:hint="default"/>
+        <w:b w:val="0"/>
+      </w:rPr>
+    </w:lvl>
+    <w:lvl w:ilvl="1" w:tplc="FFFFFFFF" w:tentative="1">
+      <w:start w:val="1"/>
+      <w:numFmt w:val="bullet"/>
+      <w:lvlText w:val="o"/>
+      <w:lvlJc w:val="left"/>
+      <w:pPr>
+        <w:ind w:left="1800" w:hanging="360"/>
+      </w:pPr>
+      <w:rPr>
+        <w:rFonts w:ascii="Courier New" w:hAnsi="Courier New" w:cs="Courier New" w:hint="default"/>
+      </w:rPr>
+    </w:lvl>
+    <w:lvl w:ilvl="2" w:tplc="FFFFFFFF" w:tentative="1">
+      <w:start w:val="1"/>
+      <w:numFmt w:val="bullet"/>
+      <w:lvlText w:val=""/>
+      <w:lvlJc w:val="left"/>
+      <w:pPr>
+        <w:ind w:left="2520" w:hanging="360"/>
+      </w:pPr>
+      <w:rPr>
+        <w:rFonts w:ascii="Wingdings" w:hAnsi="Wingdings" w:hint="default"/>
+      </w:rPr>
+    </w:lvl>
+    <w:lvl w:ilvl="3" w:tplc="FFFFFFFF" w:tentative="1">
+      <w:start w:val="1"/>
+      <w:numFmt w:val="bullet"/>
+      <w:lvlText w:val=""/>
+      <w:lvlJc w:val="left"/>
+      <w:pPr>
+        <w:ind w:left="3240" w:hanging="360"/>
+      </w:pPr>
+      <w:rPr>
+        <w:rFonts w:ascii="Symbol" w:hAnsi="Symbol" w:hint="default"/>
+      </w:rPr>
+    </w:lvl>
+    <w:lvl w:ilvl="4" w:tplc="FFFFFFFF" w:tentative="1">
+      <w:start w:val="1"/>
+      <w:numFmt w:val="bullet"/>
+      <w:lvlText w:val="o"/>
+      <w:lvlJc w:val="left"/>
+      <w:pPr>
+        <w:ind w:left="3960" w:hanging="360"/>
+      </w:pPr>
+      <w:rPr>
+        <w:rFonts w:ascii="Courier New" w:hAnsi="Courier New" w:cs="Courier New" w:hint="default"/>
+      </w:rPr>
+    </w:lvl>
+    <w:lvl w:ilvl="5" w:tplc="FFFFFFFF" w:tentative="1">
+      <w:start w:val="1"/>
+      <w:numFmt w:val="bullet"/>
+      <w:lvlText w:val=""/>
+      <w:lvlJc w:val="left"/>
+      <w:pPr>
+        <w:ind w:left="4680" w:hanging="360"/>
+      </w:pPr>
+      <w:rPr>
+        <w:rFonts w:ascii="Wingdings" w:hAnsi="Wingdings" w:hint="default"/>
+      </w:rPr>
+    </w:lvl>
+    <w:lvl w:ilvl="6" w:tplc="FFFFFFFF" w:tentative="1">
+      <w:start w:val="1"/>
+      <w:numFmt w:val="bullet"/>
+      <w:lvlText w:val=""/>
+      <w:lvlJc w:val="left"/>
+      <w:pPr>
+        <w:ind w:left="5400" w:hanging="360"/>
+      </w:pPr>
+      <w:rPr>
+        <w:rFonts w:ascii="Symbol" w:hAnsi="Symbol" w:hint="default"/>
+      </w:rPr>
+    </w:lvl>
+    <w:lvl w:ilvl="7" w:tplc="FFFFFFFF" w:tentative="1">
+      <w:start w:val="1"/>
+      <w:numFmt w:val="bullet"/>
+      <w:lvlText w:val="o"/>
+      <w:lvlJc w:val="left"/>
+      <w:pPr>
+        <w:ind w:left="6120" w:hanging="360"/>
+      </w:pPr>
+      <w:rPr>
+        <w:rFonts w:ascii="Courier New" w:hAnsi="Courier New" w:cs="Courier New" w:hint="default"/>
+      </w:rPr>
+    </w:lvl>
+    <w:lvl w:ilvl="8" w:tplc="FFFFFFFF" w:tentative="1">
+      <w:start w:val="1"/>
+      <w:numFmt w:val="bullet"/>
+      <w:lvlText w:val=""/>
+      <w:lvlJc w:val="left"/>
+      <w:pPr>
+        <w:ind w:left="6840" w:hanging="360"/>
+      </w:pPr>
+      <w:rPr>
+        <w:rFonts w:ascii="Wingdings" w:hAnsi="Wingdings" w:hint="default"/>
+      </w:rPr>
+    </w:lvl>
+  </w:abstractNum>
+  <w:abstractNum w:abstractNumId="5" w15:restartNumberingAfterBreak="0">
+    <w:nsid w:val="1E49027A"/>
+    <w:multiLevelType w:val="hybridMultilevel"/>
+    <w:tmpl w:val="40A0C65A"/>
+    <w:lvl w:ilvl="0" w:tplc="04090001">
+      <w:start w:val="1"/>
+      <w:numFmt w:val="bullet"/>
+      <w:lvlText w:val=""/>
+      <w:lvlJc w:val="left"/>
+      <w:pPr>
+        <w:ind w:left="1080" w:hanging="360"/>
+      </w:pPr>
+      <w:rPr>
+        <w:rFonts w:ascii="Symbol" w:hAnsi="Symbol" w:hint="default"/>
+      </w:rPr>
+    </w:lvl>
+    <w:lvl w:ilvl="1" w:tplc="04090003" w:tentative="1">
+      <w:start w:val="1"/>
+      <w:numFmt w:val="bullet"/>
+      <w:lvlText w:val="o"/>
+      <w:lvlJc w:val="left"/>
+      <w:pPr>
+        <w:ind w:left="1800" w:hanging="360"/>
+      </w:pPr>
+      <w:rPr>
+        <w:rFonts w:ascii="Courier New" w:hAnsi="Courier New" w:cs="Courier New" w:hint="default"/>
+      </w:rPr>
+    </w:lvl>
+    <w:lvl w:ilvl="2" w:tplc="04090005" w:tentative="1">
+      <w:start w:val="1"/>
+      <w:numFmt w:val="bullet"/>
+      <w:lvlText w:val=""/>
+      <w:lvlJc w:val="left"/>
+      <w:pPr>
+        <w:ind w:left="2520" w:hanging="360"/>
+      </w:pPr>
+      <w:rPr>
+        <w:rFonts w:ascii="Wingdings" w:hAnsi="Wingdings" w:hint="default"/>
+      </w:rPr>
+    </w:lvl>
+    <w:lvl w:ilvl="3" w:tplc="04090001" w:tentative="1">
+      <w:start w:val="1"/>
+      <w:numFmt w:val="bullet"/>
+      <w:lvlText w:val=""/>
+      <w:lvlJc w:val="left"/>
+      <w:pPr>
+        <w:ind w:left="3240" w:hanging="360"/>
+      </w:pPr>
+      <w:rPr>
+        <w:rFonts w:ascii="Symbol" w:hAnsi="Symbol" w:hint="default"/>
+      </w:rPr>
+    </w:lvl>
+    <w:lvl w:ilvl="4" w:tplc="04090003" w:tentative="1">
+      <w:start w:val="1"/>
+      <w:numFmt w:val="bullet"/>
+      <w:lvlText w:val="o"/>
+      <w:lvlJc w:val="left"/>
+      <w:pPr>
+        <w:ind w:left="3960" w:hanging="360"/>
+      </w:pPr>
+      <w:rPr>
+        <w:rFonts w:ascii="Courier New" w:hAnsi="Courier New" w:cs="Courier New" w:hint="default"/>
+      </w:rPr>
+    </w:lvl>
+    <w:lvl w:ilvl="5" w:tplc="04090005" w:tentative="1">
+      <w:start w:val="1"/>
+      <w:numFmt w:val="bullet"/>
+      <w:lvlText w:val=""/>
+      <w:lvlJc w:val="left"/>
+      <w:pPr>
+        <w:ind w:left="4680" w:hanging="360"/>
+      </w:pPr>
+      <w:rPr>
+        <w:rFonts w:ascii="Wingdings" w:hAnsi="Wingdings" w:hint="default"/>
+      </w:rPr>
+    </w:lvl>
+    <w:lvl w:ilvl="6" w:tplc="04090001" w:tentative="1">
+      <w:start w:val="1"/>
+      <w:numFmt w:val="bullet"/>
+      <w:lvlText w:val=""/>
+      <w:lvlJc w:val="left"/>
+      <w:pPr>
+        <w:ind w:left="5400" w:hanging="360"/>
+      </w:pPr>
+      <w:rPr>
+        <w:rFonts w:ascii="Symbol" w:hAnsi="Symbol" w:hint="default"/>
+      </w:rPr>
+    </w:lvl>
+    <w:lvl w:ilvl="7" w:tplc="04090003" w:tentative="1">
+      <w:start w:val="1"/>
+      <w:numFmt w:val="bullet"/>
+      <w:lvlText w:val="o"/>
+      <w:lvlJc w:val="left"/>
+      <w:pPr>
+        <w:ind w:left="6120" w:hanging="360"/>
+      </w:pPr>
+      <w:rPr>
+        <w:rFonts w:ascii="Courier New" w:hAnsi="Courier New" w:cs="Courier New" w:hint="default"/>
+      </w:rPr>
+    </w:lvl>
+    <w:lvl w:ilvl="8" w:tplc="04090005" w:tentative="1">
+      <w:start w:val="1"/>
+      <w:numFmt w:val="bullet"/>
+      <w:lvlText w:val=""/>
+      <w:lvlJc w:val="left"/>
+      <w:pPr>
+        <w:ind w:left="6840" w:hanging="360"/>
+      </w:pPr>
+      <w:rPr>
+        <w:rFonts w:ascii="Wingdings" w:hAnsi="Wingdings" w:hint="default"/>
+      </w:rPr>
+    </w:lvl>
+  </w:abstractNum>
+  <w:abstractNum w:abstractNumId="6" w15:restartNumberingAfterBreak="0">
     <w:nsid w:val="225F5186"/>
     <w:multiLevelType w:val="multilevel"/>
     <w:tmpl w:val="7EBA1238"/>
@@ -2299,7 +3092,7 @@
       </w:rPr>
     </w:lvl>
   </w:abstractNum>
-  <w:abstractNum w:abstractNumId="2" w15:restartNumberingAfterBreak="0">
+  <w:abstractNum w:abstractNumId="7" w15:restartNumberingAfterBreak="0">
     <w:nsid w:val="25E57957"/>
     <w:multiLevelType w:val="hybridMultilevel"/>
     <w:tmpl w:val="AF4C8684"/>
@@ -2385,7 +3178,7 @@
       </w:pPr>
     </w:lvl>
   </w:abstractNum>
-  <w:abstractNum w:abstractNumId="3" w15:restartNumberingAfterBreak="0">
+  <w:abstractNum w:abstractNumId="8" w15:restartNumberingAfterBreak="0">
     <w:nsid w:val="25ED3667"/>
     <w:multiLevelType w:val="hybridMultilevel"/>
     <w:tmpl w:val="B01CC592"/>
@@ -2498,7 +3291,93 @@
       </w:rPr>
     </w:lvl>
   </w:abstractNum>
-  <w:abstractNum w:abstractNumId="4" w15:restartNumberingAfterBreak="0">
+  <w:abstractNum w:abstractNumId="9" w15:restartNumberingAfterBreak="0">
+    <w:nsid w:val="27D016F6"/>
+    <w:multiLevelType w:val="hybridMultilevel"/>
+    <w:tmpl w:val="30AA73EC"/>
+    <w:lvl w:ilvl="0" w:tplc="0409000F">
+      <w:start w:val="1"/>
+      <w:numFmt w:val="decimal"/>
+      <w:lvlText w:val="%1."/>
+      <w:lvlJc w:val="left"/>
+      <w:pPr>
+        <w:ind w:left="1080" w:hanging="360"/>
+      </w:pPr>
+    </w:lvl>
+    <w:lvl w:ilvl="1" w:tplc="04090019" w:tentative="1">
+      <w:start w:val="1"/>
+      <w:numFmt w:val="lowerLetter"/>
+      <w:lvlText w:val="%2."/>
+      <w:lvlJc w:val="left"/>
+      <w:pPr>
+        <w:ind w:left="1800" w:hanging="360"/>
+      </w:pPr>
+    </w:lvl>
+    <w:lvl w:ilvl="2" w:tplc="0409001B" w:tentative="1">
+      <w:start w:val="1"/>
+      <w:numFmt w:val="lowerRoman"/>
+      <w:lvlText w:val="%3."/>
+      <w:lvlJc w:val="right"/>
+      <w:pPr>
+        <w:ind w:left="2520" w:hanging="180"/>
+      </w:pPr>
+    </w:lvl>
+    <w:lvl w:ilvl="3" w:tplc="0409000F" w:tentative="1">
+      <w:start w:val="1"/>
+      <w:numFmt w:val="decimal"/>
+      <w:lvlText w:val="%4."/>
+      <w:lvlJc w:val="left"/>
+      <w:pPr>
+        <w:ind w:left="3240" w:hanging="360"/>
+      </w:pPr>
+    </w:lvl>
+    <w:lvl w:ilvl="4" w:tplc="04090019" w:tentative="1">
+      <w:start w:val="1"/>
+      <w:numFmt w:val="lowerLetter"/>
+      <w:lvlText w:val="%5."/>
+      <w:lvlJc w:val="left"/>
+      <w:pPr>
+        <w:ind w:left="3960" w:hanging="360"/>
+      </w:pPr>
+    </w:lvl>
+    <w:lvl w:ilvl="5" w:tplc="0409001B" w:tentative="1">
+      <w:start w:val="1"/>
+      <w:numFmt w:val="lowerRoman"/>
+      <w:lvlText w:val="%6."/>
+      <w:lvlJc w:val="right"/>
+      <w:pPr>
+        <w:ind w:left="4680" w:hanging="180"/>
+      </w:pPr>
+    </w:lvl>
+    <w:lvl w:ilvl="6" w:tplc="0409000F" w:tentative="1">
+      <w:start w:val="1"/>
+      <w:numFmt w:val="decimal"/>
+      <w:lvlText w:val="%7."/>
+      <w:lvlJc w:val="left"/>
+      <w:pPr>
+        <w:ind w:left="5400" w:hanging="360"/>
+      </w:pPr>
+    </w:lvl>
+    <w:lvl w:ilvl="7" w:tplc="04090019" w:tentative="1">
+      <w:start w:val="1"/>
+      <w:numFmt w:val="lowerLetter"/>
+      <w:lvlText w:val="%8."/>
+      <w:lvlJc w:val="left"/>
+      <w:pPr>
+        <w:ind w:left="6120" w:hanging="360"/>
+      </w:pPr>
+    </w:lvl>
+    <w:lvl w:ilvl="8" w:tplc="0409001B" w:tentative="1">
+      <w:start w:val="1"/>
+      <w:numFmt w:val="lowerRoman"/>
+      <w:lvlText w:val="%9."/>
+      <w:lvlJc w:val="right"/>
+      <w:pPr>
+        <w:ind w:left="6840" w:hanging="180"/>
+      </w:pPr>
+    </w:lvl>
+  </w:abstractNum>
+  <w:abstractNum w:abstractNumId="10" w15:restartNumberingAfterBreak="0">
     <w:nsid w:val="2AA40467"/>
     <w:multiLevelType w:val="multilevel"/>
     <w:tmpl w:val="7EBA1238"/>
@@ -2647,7 +3526,7 @@
       </w:rPr>
     </w:lvl>
   </w:abstractNum>
-  <w:abstractNum w:abstractNumId="5" w15:restartNumberingAfterBreak="0">
+  <w:abstractNum w:abstractNumId="11" w15:restartNumberingAfterBreak="0">
     <w:nsid w:val="2C7F5282"/>
     <w:multiLevelType w:val="hybridMultilevel"/>
     <w:tmpl w:val="20E0932C"/>
@@ -2733,7 +3612,7 @@
       </w:pPr>
     </w:lvl>
   </w:abstractNum>
-  <w:abstractNum w:abstractNumId="6" w15:restartNumberingAfterBreak="0">
+  <w:abstractNum w:abstractNumId="12" w15:restartNumberingAfterBreak="0">
     <w:nsid w:val="2D97470C"/>
     <w:multiLevelType w:val="multilevel"/>
     <w:tmpl w:val="7EBA1238"/>
@@ -2882,7 +3761,7 @@
       </w:rPr>
     </w:lvl>
   </w:abstractNum>
-  <w:abstractNum w:abstractNumId="7" w15:restartNumberingAfterBreak="0">
+  <w:abstractNum w:abstractNumId="13" w15:restartNumberingAfterBreak="0">
     <w:nsid w:val="2EC15AF2"/>
     <w:multiLevelType w:val="multilevel"/>
     <w:tmpl w:val="74B6F776"/>
@@ -3031,7 +3910,7 @@
       </w:rPr>
     </w:lvl>
   </w:abstractNum>
-  <w:abstractNum w:abstractNumId="8" w15:restartNumberingAfterBreak="0">
+  <w:abstractNum w:abstractNumId="14" w15:restartNumberingAfterBreak="0">
     <w:nsid w:val="32D71FA0"/>
     <w:multiLevelType w:val="multilevel"/>
     <w:tmpl w:val="CC04331E"/>
@@ -3180,7 +4059,233 @@
       </w:rPr>
     </w:lvl>
   </w:abstractNum>
-  <w:abstractNum w:abstractNumId="9" w15:restartNumberingAfterBreak="0">
+  <w:abstractNum w:abstractNumId="15" w15:restartNumberingAfterBreak="0">
+    <w:nsid w:val="32FE7104"/>
+    <w:multiLevelType w:val="hybridMultilevel"/>
+    <w:tmpl w:val="72269652"/>
+    <w:lvl w:ilvl="0" w:tplc="04090001">
+      <w:start w:val="1"/>
+      <w:numFmt w:val="bullet"/>
+      <w:lvlText w:val=""/>
+      <w:lvlJc w:val="left"/>
+      <w:pPr>
+        <w:ind w:left="1080" w:hanging="360"/>
+      </w:pPr>
+      <w:rPr>
+        <w:rFonts w:ascii="Symbol" w:hAnsi="Symbol" w:hint="default"/>
+      </w:rPr>
+    </w:lvl>
+    <w:lvl w:ilvl="1" w:tplc="FFFFFFFF" w:tentative="1">
+      <w:start w:val="1"/>
+      <w:numFmt w:val="bullet"/>
+      <w:lvlText w:val="o"/>
+      <w:lvlJc w:val="left"/>
+      <w:pPr>
+        <w:ind w:left="1800" w:hanging="360"/>
+      </w:pPr>
+      <w:rPr>
+        <w:rFonts w:ascii="Courier New" w:hAnsi="Courier New" w:cs="Courier New" w:hint="default"/>
+      </w:rPr>
+    </w:lvl>
+    <w:lvl w:ilvl="2" w:tplc="FFFFFFFF" w:tentative="1">
+      <w:start w:val="1"/>
+      <w:numFmt w:val="bullet"/>
+      <w:lvlText w:val=""/>
+      <w:lvlJc w:val="left"/>
+      <w:pPr>
+        <w:ind w:left="2520" w:hanging="360"/>
+      </w:pPr>
+      <w:rPr>
+        <w:rFonts w:ascii="Wingdings" w:hAnsi="Wingdings" w:hint="default"/>
+      </w:rPr>
+    </w:lvl>
+    <w:lvl w:ilvl="3" w:tplc="FFFFFFFF" w:tentative="1">
+      <w:start w:val="1"/>
+      <w:numFmt w:val="bullet"/>
+      <w:lvlText w:val=""/>
+      <w:lvlJc w:val="left"/>
+      <w:pPr>
+        <w:ind w:left="3240" w:hanging="360"/>
+      </w:pPr>
+      <w:rPr>
+        <w:rFonts w:ascii="Symbol" w:hAnsi="Symbol" w:hint="default"/>
+      </w:rPr>
+    </w:lvl>
+    <w:lvl w:ilvl="4" w:tplc="FFFFFFFF" w:tentative="1">
+      <w:start w:val="1"/>
+      <w:numFmt w:val="bullet"/>
+      <w:lvlText w:val="o"/>
+      <w:lvlJc w:val="left"/>
+      <w:pPr>
+        <w:ind w:left="3960" w:hanging="360"/>
+      </w:pPr>
+      <w:rPr>
+        <w:rFonts w:ascii="Courier New" w:hAnsi="Courier New" w:cs="Courier New" w:hint="default"/>
+      </w:rPr>
+    </w:lvl>
+    <w:lvl w:ilvl="5" w:tplc="FFFFFFFF" w:tentative="1">
+      <w:start w:val="1"/>
+      <w:numFmt w:val="bullet"/>
+      <w:lvlText w:val=""/>
+      <w:lvlJc w:val="left"/>
+      <w:pPr>
+        <w:ind w:left="4680" w:hanging="360"/>
+      </w:pPr>
+      <w:rPr>
+        <w:rFonts w:ascii="Wingdings" w:hAnsi="Wingdings" w:hint="default"/>
+      </w:rPr>
+    </w:lvl>
+    <w:lvl w:ilvl="6" w:tplc="FFFFFFFF" w:tentative="1">
+      <w:start w:val="1"/>
+      <w:numFmt w:val="bullet"/>
+      <w:lvlText w:val=""/>
+      <w:lvlJc w:val="left"/>
+      <w:pPr>
+        <w:ind w:left="5400" w:hanging="360"/>
+      </w:pPr>
+      <w:rPr>
+        <w:rFonts w:ascii="Symbol" w:hAnsi="Symbol" w:hint="default"/>
+      </w:rPr>
+    </w:lvl>
+    <w:lvl w:ilvl="7" w:tplc="FFFFFFFF" w:tentative="1">
+      <w:start w:val="1"/>
+      <w:numFmt w:val="bullet"/>
+      <w:lvlText w:val="o"/>
+      <w:lvlJc w:val="left"/>
+      <w:pPr>
+        <w:ind w:left="6120" w:hanging="360"/>
+      </w:pPr>
+      <w:rPr>
+        <w:rFonts w:ascii="Courier New" w:hAnsi="Courier New" w:cs="Courier New" w:hint="default"/>
+      </w:rPr>
+    </w:lvl>
+    <w:lvl w:ilvl="8" w:tplc="FFFFFFFF" w:tentative="1">
+      <w:start w:val="1"/>
+      <w:numFmt w:val="bullet"/>
+      <w:lvlText w:val=""/>
+      <w:lvlJc w:val="left"/>
+      <w:pPr>
+        <w:ind w:left="6840" w:hanging="360"/>
+      </w:pPr>
+      <w:rPr>
+        <w:rFonts w:ascii="Wingdings" w:hAnsi="Wingdings" w:hint="default"/>
+      </w:rPr>
+    </w:lvl>
+  </w:abstractNum>
+  <w:abstractNum w:abstractNumId="16" w15:restartNumberingAfterBreak="0">
+    <w:nsid w:val="3A8F412D"/>
+    <w:multiLevelType w:val="hybridMultilevel"/>
+    <w:tmpl w:val="50206FCA"/>
+    <w:lvl w:ilvl="0" w:tplc="4DFAE6C0">
+      <w:numFmt w:val="bullet"/>
+      <w:lvlText w:val="-"/>
+      <w:lvlJc w:val="left"/>
+      <w:pPr>
+        <w:ind w:left="1080" w:hanging="360"/>
+      </w:pPr>
+      <w:rPr>
+        <w:rFonts w:ascii="Times New Roman" w:eastAsiaTheme="minorEastAsia" w:hAnsi="Times New Roman" w:cs="Times New Roman" w:hint="default"/>
+        <w:b w:val="0"/>
+      </w:rPr>
+    </w:lvl>
+    <w:lvl w:ilvl="1" w:tplc="04090003" w:tentative="1">
+      <w:start w:val="1"/>
+      <w:numFmt w:val="bullet"/>
+      <w:lvlText w:val="o"/>
+      <w:lvlJc w:val="left"/>
+      <w:pPr>
+        <w:ind w:left="1800" w:hanging="360"/>
+      </w:pPr>
+      <w:rPr>
+        <w:rFonts w:ascii="Courier New" w:hAnsi="Courier New" w:cs="Courier New" w:hint="default"/>
+      </w:rPr>
+    </w:lvl>
+    <w:lvl w:ilvl="2" w:tplc="04090005" w:tentative="1">
+      <w:start w:val="1"/>
+      <w:numFmt w:val="bullet"/>
+      <w:lvlText w:val=""/>
+      <w:lvlJc w:val="left"/>
+      <w:pPr>
+        <w:ind w:left="2520" w:hanging="360"/>
+      </w:pPr>
+      <w:rPr>
+        <w:rFonts w:ascii="Wingdings" w:hAnsi="Wingdings" w:hint="default"/>
+      </w:rPr>
+    </w:lvl>
+    <w:lvl w:ilvl="3" w:tplc="04090001" w:tentative="1">
+      <w:start w:val="1"/>
+      <w:numFmt w:val="bullet"/>
+      <w:lvlText w:val=""/>
+      <w:lvlJc w:val="left"/>
+      <w:pPr>
+        <w:ind w:left="3240" w:hanging="360"/>
+      </w:pPr>
+      <w:rPr>
+        <w:rFonts w:ascii="Symbol" w:hAnsi="Symbol" w:hint="default"/>
+      </w:rPr>
+    </w:lvl>
+    <w:lvl w:ilvl="4" w:tplc="04090003" w:tentative="1">
+      <w:start w:val="1"/>
+      <w:numFmt w:val="bullet"/>
+      <w:lvlText w:val="o"/>
+      <w:lvlJc w:val="left"/>
+      <w:pPr>
+        <w:ind w:left="3960" w:hanging="360"/>
+      </w:pPr>
+      <w:rPr>
+        <w:rFonts w:ascii="Courier New" w:hAnsi="Courier New" w:cs="Courier New" w:hint="default"/>
+      </w:rPr>
+    </w:lvl>
+    <w:lvl w:ilvl="5" w:tplc="04090005" w:tentative="1">
+      <w:start w:val="1"/>
+      <w:numFmt w:val="bullet"/>
+      <w:lvlText w:val=""/>
+      <w:lvlJc w:val="left"/>
+      <w:pPr>
+        <w:ind w:left="4680" w:hanging="360"/>
+      </w:pPr>
+      <w:rPr>
+        <w:rFonts w:ascii="Wingdings" w:hAnsi="Wingdings" w:hint="default"/>
+      </w:rPr>
+    </w:lvl>
+    <w:lvl w:ilvl="6" w:tplc="04090001" w:tentative="1">
+      <w:start w:val="1"/>
+      <w:numFmt w:val="bullet"/>
+      <w:lvlText w:val=""/>
+      <w:lvlJc w:val="left"/>
+      <w:pPr>
+        <w:ind w:left="5400" w:hanging="360"/>
+      </w:pPr>
+      <w:rPr>
+        <w:rFonts w:ascii="Symbol" w:hAnsi="Symbol" w:hint="default"/>
+      </w:rPr>
+    </w:lvl>
+    <w:lvl w:ilvl="7" w:tplc="04090003" w:tentative="1">
+      <w:start w:val="1"/>
+      <w:numFmt w:val="bullet"/>
+      <w:lvlText w:val="o"/>
+      <w:lvlJc w:val="left"/>
+      <w:pPr>
+        <w:ind w:left="6120" w:hanging="360"/>
+      </w:pPr>
+      <w:rPr>
+        <w:rFonts w:ascii="Courier New" w:hAnsi="Courier New" w:cs="Courier New" w:hint="default"/>
+      </w:rPr>
+    </w:lvl>
+    <w:lvl w:ilvl="8" w:tplc="04090005" w:tentative="1">
+      <w:start w:val="1"/>
+      <w:numFmt w:val="bullet"/>
+      <w:lvlText w:val=""/>
+      <w:lvlJc w:val="left"/>
+      <w:pPr>
+        <w:ind w:left="6840" w:hanging="360"/>
+      </w:pPr>
+      <w:rPr>
+        <w:rFonts w:ascii="Wingdings" w:hAnsi="Wingdings" w:hint="default"/>
+      </w:rPr>
+    </w:lvl>
+  </w:abstractNum>
+  <w:abstractNum w:abstractNumId="17" w15:restartNumberingAfterBreak="0">
     <w:nsid w:val="4D795A66"/>
     <w:multiLevelType w:val="multilevel"/>
     <w:tmpl w:val="95463804"/>
@@ -3329,7 +4434,7 @@
       </w:rPr>
     </w:lvl>
   </w:abstractNum>
-  <w:abstractNum w:abstractNumId="10" w15:restartNumberingAfterBreak="0">
+  <w:abstractNum w:abstractNumId="18" w15:restartNumberingAfterBreak="0">
     <w:nsid w:val="53DD1AE3"/>
     <w:multiLevelType w:val="hybridMultilevel"/>
     <w:tmpl w:val="5F4C8176"/>
@@ -3442,7 +4547,7 @@
       </w:rPr>
     </w:lvl>
   </w:abstractNum>
-  <w:abstractNum w:abstractNumId="11" w15:restartNumberingAfterBreak="0">
+  <w:abstractNum w:abstractNumId="19" w15:restartNumberingAfterBreak="0">
     <w:nsid w:val="58770A27"/>
     <w:multiLevelType w:val="multilevel"/>
     <w:tmpl w:val="7CBCC716"/>
@@ -3591,7 +4696,7 @@
       </w:rPr>
     </w:lvl>
   </w:abstractNum>
-  <w:abstractNum w:abstractNumId="12" w15:restartNumberingAfterBreak="0">
+  <w:abstractNum w:abstractNumId="20" w15:restartNumberingAfterBreak="0">
     <w:nsid w:val="679F7C6A"/>
     <w:multiLevelType w:val="multilevel"/>
     <w:tmpl w:val="69069C7A"/>
@@ -3740,7 +4845,120 @@
       </w:rPr>
     </w:lvl>
   </w:abstractNum>
-  <w:abstractNum w:abstractNumId="13" w15:restartNumberingAfterBreak="0">
+  <w:abstractNum w:abstractNumId="21" w15:restartNumberingAfterBreak="0">
+    <w:nsid w:val="69EE14CB"/>
+    <w:multiLevelType w:val="hybridMultilevel"/>
+    <w:tmpl w:val="DF40591A"/>
+    <w:lvl w:ilvl="0" w:tplc="04090001">
+      <w:start w:val="1"/>
+      <w:numFmt w:val="bullet"/>
+      <w:lvlText w:val=""/>
+      <w:lvlJc w:val="left"/>
+      <w:pPr>
+        <w:ind w:left="1080" w:hanging="360"/>
+      </w:pPr>
+      <w:rPr>
+        <w:rFonts w:ascii="Symbol" w:hAnsi="Symbol" w:hint="default"/>
+      </w:rPr>
+    </w:lvl>
+    <w:lvl w:ilvl="1" w:tplc="04090003" w:tentative="1">
+      <w:start w:val="1"/>
+      <w:numFmt w:val="bullet"/>
+      <w:lvlText w:val="o"/>
+      <w:lvlJc w:val="left"/>
+      <w:pPr>
+        <w:ind w:left="1800" w:hanging="360"/>
+      </w:pPr>
+      <w:rPr>
+        <w:rFonts w:ascii="Courier New" w:hAnsi="Courier New" w:cs="Courier New" w:hint="default"/>
+      </w:rPr>
+    </w:lvl>
+    <w:lvl w:ilvl="2" w:tplc="04090005" w:tentative="1">
+      <w:start w:val="1"/>
+      <w:numFmt w:val="bullet"/>
+      <w:lvlText w:val=""/>
+      <w:lvlJc w:val="left"/>
+      <w:pPr>
+        <w:ind w:left="2520" w:hanging="360"/>
+      </w:pPr>
+      <w:rPr>
+        <w:rFonts w:ascii="Wingdings" w:hAnsi="Wingdings" w:hint="default"/>
+      </w:rPr>
+    </w:lvl>
+    <w:lvl w:ilvl="3" w:tplc="04090001" w:tentative="1">
+      <w:start w:val="1"/>
+      <w:numFmt w:val="bullet"/>
+      <w:lvlText w:val=""/>
+      <w:lvlJc w:val="left"/>
+      <w:pPr>
+        <w:ind w:left="3240" w:hanging="360"/>
+      </w:pPr>
+      <w:rPr>
+        <w:rFonts w:ascii="Symbol" w:hAnsi="Symbol" w:hint="default"/>
+      </w:rPr>
+    </w:lvl>
+    <w:lvl w:ilvl="4" w:tplc="04090003" w:tentative="1">
+      <w:start w:val="1"/>
+      <w:numFmt w:val="bullet"/>
+      <w:lvlText w:val="o"/>
+      <w:lvlJc w:val="left"/>
+      <w:pPr>
+        <w:ind w:left="3960" w:hanging="360"/>
+      </w:pPr>
+      <w:rPr>
+        <w:rFonts w:ascii="Courier New" w:hAnsi="Courier New" w:cs="Courier New" w:hint="default"/>
+      </w:rPr>
+    </w:lvl>
+    <w:lvl w:ilvl="5" w:tplc="04090005" w:tentative="1">
+      <w:start w:val="1"/>
+      <w:numFmt w:val="bullet"/>
+      <w:lvlText w:val=""/>
+      <w:lvlJc w:val="left"/>
+      <w:pPr>
+        <w:ind w:left="4680" w:hanging="360"/>
+      </w:pPr>
+      <w:rPr>
+        <w:rFonts w:ascii="Wingdings" w:hAnsi="Wingdings" w:hint="default"/>
+      </w:rPr>
+    </w:lvl>
+    <w:lvl w:ilvl="6" w:tplc="04090001" w:tentative="1">
+      <w:start w:val="1"/>
+      <w:numFmt w:val="bullet"/>
+      <w:lvlText w:val=""/>
+      <w:lvlJc w:val="left"/>
+      <w:pPr>
+        <w:ind w:left="5400" w:hanging="360"/>
+      </w:pPr>
+      <w:rPr>
+        <w:rFonts w:ascii="Symbol" w:hAnsi="Symbol" w:hint="default"/>
+      </w:rPr>
+    </w:lvl>
+    <w:lvl w:ilvl="7" w:tplc="04090003" w:tentative="1">
+      <w:start w:val="1"/>
+      <w:numFmt w:val="bullet"/>
+      <w:lvlText w:val="o"/>
+      <w:lvlJc w:val="left"/>
+      <w:pPr>
+        <w:ind w:left="6120" w:hanging="360"/>
+      </w:pPr>
+      <w:rPr>
+        <w:rFonts w:ascii="Courier New" w:hAnsi="Courier New" w:cs="Courier New" w:hint="default"/>
+      </w:rPr>
+    </w:lvl>
+    <w:lvl w:ilvl="8" w:tplc="04090005" w:tentative="1">
+      <w:start w:val="1"/>
+      <w:numFmt w:val="bullet"/>
+      <w:lvlText w:val=""/>
+      <w:lvlJc w:val="left"/>
+      <w:pPr>
+        <w:ind w:left="6840" w:hanging="360"/>
+      </w:pPr>
+      <w:rPr>
+        <w:rFonts w:ascii="Wingdings" w:hAnsi="Wingdings" w:hint="default"/>
+      </w:rPr>
+    </w:lvl>
+  </w:abstractNum>
+  <w:abstractNum w:abstractNumId="22" w15:restartNumberingAfterBreak="0">
     <w:nsid w:val="6BFB5514"/>
     <w:multiLevelType w:val="multilevel"/>
     <w:tmpl w:val="458A38C2"/>
@@ -3889,7 +5107,7 @@
       </w:rPr>
     </w:lvl>
   </w:abstractNum>
-  <w:abstractNum w:abstractNumId="14" w15:restartNumberingAfterBreak="0">
+  <w:abstractNum w:abstractNumId="23" w15:restartNumberingAfterBreak="0">
     <w:nsid w:val="795B6AEE"/>
     <w:multiLevelType w:val="multilevel"/>
     <w:tmpl w:val="18B8AA90"/>
@@ -4038,7 +5256,7 @@
       </w:rPr>
     </w:lvl>
   </w:abstractNum>
-  <w:abstractNum w:abstractNumId="15" w15:restartNumberingAfterBreak="0">
+  <w:abstractNum w:abstractNumId="24" w15:restartNumberingAfterBreak="0">
     <w:nsid w:val="7A6E1D69"/>
     <w:multiLevelType w:val="hybridMultilevel"/>
     <w:tmpl w:val="CA640EF4"/>
@@ -4128,52 +5346,79 @@
     </w:lvl>
   </w:abstractNum>
   <w:num w:numId="1" w16cid:durableId="1010377772">
+    <w:abstractNumId w:val="20"/>
+  </w:num>
+  <w:num w:numId="2" w16cid:durableId="286084121">
+    <w:abstractNumId w:val="19"/>
+  </w:num>
+  <w:num w:numId="3" w16cid:durableId="361252427">
+    <w:abstractNumId w:val="6"/>
+  </w:num>
+  <w:num w:numId="4" w16cid:durableId="2017028708">
+    <w:abstractNumId w:val="22"/>
+  </w:num>
+  <w:num w:numId="5" w16cid:durableId="10572562">
+    <w:abstractNumId w:val="8"/>
+  </w:num>
+  <w:num w:numId="6" w16cid:durableId="445580780">
+    <w:abstractNumId w:val="18"/>
+  </w:num>
+  <w:num w:numId="7" w16cid:durableId="921062240">
+    <w:abstractNumId w:val="3"/>
+  </w:num>
+  <w:num w:numId="8" w16cid:durableId="827399864">
+    <w:abstractNumId w:val="14"/>
+  </w:num>
+  <w:num w:numId="9" w16cid:durableId="162211001">
+    <w:abstractNumId w:val="13"/>
+  </w:num>
+  <w:num w:numId="10" w16cid:durableId="1827471684">
+    <w:abstractNumId w:val="23"/>
+  </w:num>
+  <w:num w:numId="11" w16cid:durableId="695279998">
+    <w:abstractNumId w:val="17"/>
+  </w:num>
+  <w:num w:numId="12" w16cid:durableId="1354459480">
     <w:abstractNumId w:val="12"/>
   </w:num>
-  <w:num w:numId="2" w16cid:durableId="286084121">
+  <w:num w:numId="13" w16cid:durableId="1085346984">
+    <w:abstractNumId w:val="10"/>
+  </w:num>
+  <w:num w:numId="14" w16cid:durableId="703408568">
     <w:abstractNumId w:val="11"/>
   </w:num>
-  <w:num w:numId="3" w16cid:durableId="361252427">
+  <w:num w:numId="15" w16cid:durableId="498738434">
+    <w:abstractNumId w:val="24"/>
+  </w:num>
+  <w:num w:numId="16" w16cid:durableId="1955594313">
+    <w:abstractNumId w:val="7"/>
+  </w:num>
+  <w:num w:numId="17" w16cid:durableId="658966531">
     <w:abstractNumId w:val="1"/>
   </w:num>
-  <w:num w:numId="4" w16cid:durableId="2017028708">
-    <w:abstractNumId w:val="13"/>
+  <w:num w:numId="18" w16cid:durableId="41028492">
+    <w:abstractNumId w:val="2"/>
   </w:num>
-  <w:num w:numId="5" w16cid:durableId="10572562">
-    <w:abstractNumId w:val="3"/>
+  <w:num w:numId="19" w16cid:durableId="1608538746">
+    <w:abstractNumId w:val="16"/>
   </w:num>
-  <w:num w:numId="6" w16cid:durableId="445580780">
-    <w:abstractNumId w:val="10"/>
+  <w:num w:numId="20" w16cid:durableId="756830703">
+    <w:abstractNumId w:val="4"/>
   </w:num>
-  <w:num w:numId="7" w16cid:durableId="921062240">
-    <w:abstractNumId w:val="0"/>
+  <w:num w:numId="21" w16cid:durableId="1020818677">
+    <w:abstractNumId w:val="5"/>
   </w:num>
-  <w:num w:numId="8" w16cid:durableId="827399864">
-    <w:abstractNumId w:val="8"/>
+  <w:num w:numId="22" w16cid:durableId="170023410">
+    <w:abstractNumId w:val="21"/>
   </w:num>
-  <w:num w:numId="9" w16cid:durableId="162211001">
-    <w:abstractNumId w:val="7"/>
+  <w:num w:numId="23" w16cid:durableId="130488762">
+    <w:abstractNumId w:val="15"/>
   </w:num>
-  <w:num w:numId="10" w16cid:durableId="1827471684">
-    <w:abstractNumId w:val="14"/>
-  </w:num>
-  <w:num w:numId="11" w16cid:durableId="695279998">
+  <w:num w:numId="24" w16cid:durableId="382486466">
     <w:abstractNumId w:val="9"/>
   </w:num>
-  <w:num w:numId="12" w16cid:durableId="1354459480">
-    <w:abstractNumId w:val="6"/>
-  </w:num>
-  <w:num w:numId="13" w16cid:durableId="1085346984">
-    <w:abstractNumId w:val="4"/>
-  </w:num>
-  <w:num w:numId="14" w16cid:durableId="703408568">
-    <w:abstractNumId w:val="5"/>
-  </w:num>
-  <w:num w:numId="15" w16cid:durableId="498738434">
-    <w:abstractNumId w:val="15"/>
-  </w:num>
-  <w:num w:numId="16" w16cid:durableId="1955594313">
-    <w:abstractNumId w:val="2"/>
+  <w:num w:numId="25" w16cid:durableId="691764399">
+    <w:abstractNumId w:val="0"/>
   </w:num>
 </w:numbering>
 </file>
